--- a/swh/docx/001.content.docx
+++ b/swh/docx/001.content.docx
@@ -19,7 +19,7 @@
         <w:rPr>
           <w:lang w:val="sw_KE" w:bidi="sw_KE"/>
         </w:rPr>
-        <w:t>Resource: Tyndale Open Study Notes</w:t>
+        <w:t>Resource: Aquifer Open Study Notes (Profiles)</w:t>
       </w:r>
       <w:r>
         <w:rPr>
@@ -112,7 +112,7 @@
         <w:rPr>
           <w:lang w:val="sw_KE" w:bidi="sw_KE"/>
         </w:rPr>
-        <w:t>Tyndale Open Study Notes</w:t>
+        <w:t>Aquifer Open Study Notes (Profiles)</w:t>
       </w:r>
     </w:p>
     <w:p>

--- a/swh/docx/001.content.docx
+++ b/swh/docx/001.content.docx
@@ -247,54 +247,36 @@
         </w:rPr>
         <w:t>Abiathari alikuwa mmoja wa wa kwanza kutoka utawala wa Sauli kumuunga mkono Daudi. Msaada wake ulikuwa thabiti. Aliwakilisha ukoo wa kikuhani wa Eli na alileta Efodi takatifu pamoja na Urimu na Thumimu (</w:t>
       </w:r>
-      <w:hyperlink r:id="rId13">
-        <w:r>
-          <w:rPr>
-            <w:lang w:val="sw_KE" w:bidi="sw_KE"/>
-          </w:rPr>
-          <w:rPr>
-            <w:color w:val="0000EE"/>
-            <w:u w:val="single"/>
-          </w:rPr>
-          <w:t>Kutoka 28:29–30</w:t>
-        </w:r>
-      </w:hyperlink>
+      <w:r>
+        <w:rPr>
+          <w:lang w:val="sw_KE" w:bidi="sw_KE"/>
+        </w:rPr>
+        <w:t>Kutoka 28:29–30</w:t>
+      </w:r>
       <w:r>
         <w:rPr>
           <w:lang w:val="sw_KE" w:bidi="sw_KE"/>
         </w:rPr>
         <w:t>). (Efodi ilikuwa vazi takatifu lililovaliwa na kuhani mkuu, na Urimu na Thumimu vilitumika kwa kutafuta mwongozo wa Mungu.) Hii ilimruhusu kutafuta mwongozo wa Mungu kwa ajili ya Daudi wakati wa migogoro (</w:t>
       </w:r>
-      <w:hyperlink r:id="rId14">
-        <w:r>
-          <w:rPr>
-            <w:lang w:val="sw_KE" w:bidi="sw_KE"/>
-          </w:rPr>
-          <w:rPr>
-            <w:color w:val="0000EE"/>
-            <w:u w:val="single"/>
-          </w:rPr>
-          <w:t>1 Samweli 23:1–12</w:t>
-        </w:r>
-      </w:hyperlink>
-      <w:r>
-        <w:rPr>
-          <w:lang w:val="sw_KE" w:bidi="sw_KE"/>
-        </w:rPr>
-        <w:t xml:space="preserve">; </w:t>
-      </w:r>
-      <w:hyperlink r:id="rId15">
-        <w:r>
-          <w:rPr>
-            <w:lang w:val="sw_KE" w:bidi="sw_KE"/>
-          </w:rPr>
-          <w:rPr>
-            <w:color w:val="0000EE"/>
-            <w:u w:val="single"/>
-          </w:rPr>
-          <w:t>30:7–8</w:t>
-        </w:r>
-      </w:hyperlink>
+      <w:r>
+        <w:rPr>
+          <w:lang w:val="sw_KE" w:bidi="sw_KE"/>
+        </w:rPr>
+        <w:t>1 Samweli 23:1–12</w:t>
+      </w:r>
+      <w:r>
+        <w:rPr>
+          <w:lang w:val="sw_KE" w:bidi="sw_KE"/>
+        </w:rPr>
+        <w:t xml:space="preserve">; </w:t>
+      </w:r>
+      <w:r>
+        <w:rPr>
+          <w:lang w:val="sw_KE" w:bidi="sw_KE"/>
+        </w:rPr>
+        <w:t>30:7–8</w:t>
+      </w:r>
       <w:r>
         <w:rPr>
           <w:lang w:val="sw_KE" w:bidi="sw_KE"/>
@@ -315,90 +297,60 @@
         </w:rPr>
         <w:t>Baada ya Daudi kuwa mfalme, Abiathari alihudumu kama kuhani pamoja na Sadoki, ambaye hakuwa kutoka ukoo wa Eli (</w:t>
       </w:r>
-      <w:hyperlink r:id="rId16">
-        <w:r>
-          <w:rPr>
-            <w:lang w:val="sw_KE" w:bidi="sw_KE"/>
-          </w:rPr>
-          <w:rPr>
-            <w:color w:val="0000EE"/>
-            <w:u w:val="single"/>
-          </w:rPr>
-          <w:t>1 Mambo ya Nyakati 6:8</w:t>
-        </w:r>
-      </w:hyperlink>
-      <w:r>
-        <w:rPr>
-          <w:lang w:val="sw_KE" w:bidi="sw_KE"/>
-        </w:rPr>
-        <w:t xml:space="preserve">; </w:t>
-      </w:r>
-      <w:hyperlink r:id="rId17">
-        <w:r>
-          <w:rPr>
-            <w:lang w:val="sw_KE" w:bidi="sw_KE"/>
-          </w:rPr>
-          <w:rPr>
-            <w:color w:val="0000EE"/>
-            <w:u w:val="single"/>
-          </w:rPr>
-          <w:t>18:16</w:t>
-        </w:r>
-      </w:hyperlink>
-      <w:r>
-        <w:rPr>
-          <w:lang w:val="sw_KE" w:bidi="sw_KE"/>
-        </w:rPr>
-        <w:t xml:space="preserve">; </w:t>
-      </w:r>
-      <w:hyperlink r:id="rId18">
-        <w:r>
-          <w:rPr>
-            <w:lang w:val="sw_KE" w:bidi="sw_KE"/>
-          </w:rPr>
-          <w:rPr>
-            <w:color w:val="0000EE"/>
-            <w:u w:val="single"/>
-          </w:rPr>
-          <w:t>24:3</w:t>
-        </w:r>
-      </w:hyperlink>
+      <w:r>
+        <w:rPr>
+          <w:lang w:val="sw_KE" w:bidi="sw_KE"/>
+        </w:rPr>
+        <w:t>1 Mambo ya Nyakati 6:8</w:t>
+      </w:r>
+      <w:r>
+        <w:rPr>
+          <w:lang w:val="sw_KE" w:bidi="sw_KE"/>
+        </w:rPr>
+        <w:t xml:space="preserve">; </w:t>
+      </w:r>
+      <w:r>
+        <w:rPr>
+          <w:lang w:val="sw_KE" w:bidi="sw_KE"/>
+        </w:rPr>
+        <w:t>18:16</w:t>
+      </w:r>
+      <w:r>
+        <w:rPr>
+          <w:lang w:val="sw_KE" w:bidi="sw_KE"/>
+        </w:rPr>
+        <w:t xml:space="preserve">; </w:t>
+      </w:r>
+      <w:r>
+        <w:rPr>
+          <w:lang w:val="sw_KE" w:bidi="sw_KE"/>
+        </w:rPr>
+        <w:t>24:3</w:t>
+      </w:r>
       <w:r>
         <w:rPr>
           <w:lang w:val="sw_KE" w:bidi="sw_KE"/>
         </w:rPr>
         <w:t>). Wote wawili walimhudumia Daudi kwa uaminifu. Wakati wa uasi wa Absalomu, walimjulisha Daudi kuhusu matukio katika mji mkuu (</w:t>
       </w:r>
-      <w:hyperlink r:id="rId19">
-        <w:r>
-          <w:rPr>
-            <w:lang w:val="sw_KE" w:bidi="sw_KE"/>
-          </w:rPr>
-          <w:rPr>
-            <w:color w:val="0000EE"/>
-            <w:u w:val="single"/>
-          </w:rPr>
-          <w:t>2 Samweli 15:27–37</w:t>
-        </w:r>
-      </w:hyperlink>
-      <w:r>
-        <w:rPr>
-          <w:lang w:val="sw_KE" w:bidi="sw_KE"/>
-        </w:rPr>
-        <w:t xml:space="preserve">; </w:t>
-      </w:r>
-      <w:hyperlink r:id="rId20">
-        <w:r>
-          <w:rPr>
-            <w:lang w:val="sw_KE" w:bidi="sw_KE"/>
-          </w:rPr>
-          <w:rPr>
-            <w:color w:val="0000EE"/>
-            <w:u w:val="single"/>
-          </w:rPr>
-          <w:t>17:15–16</w:t>
-        </w:r>
-      </w:hyperlink>
+      <w:r>
+        <w:rPr>
+          <w:lang w:val="sw_KE" w:bidi="sw_KE"/>
+        </w:rPr>
+        <w:t>2 Samweli 15:27–37</w:t>
+      </w:r>
+      <w:r>
+        <w:rPr>
+          <w:lang w:val="sw_KE" w:bidi="sw_KE"/>
+        </w:rPr>
+        <w:t xml:space="preserve">; </w:t>
+      </w:r>
+      <w:r>
+        <w:rPr>
+          <w:lang w:val="sw_KE" w:bidi="sw_KE"/>
+        </w:rPr>
+        <w:t>17:15–16</w:t>
+      </w:r>
       <w:r>
         <w:rPr>
           <w:lang w:val="sw_KE" w:bidi="sw_KE"/>
@@ -419,72 +371,48 @@
         </w:rPr>
         <w:t>Katika uzee wa Daudi, Abiathari alimuunga mkono kimakosa Adonia katika jaribio lake la kuwa mfalme badala ya baba yake. Sadoki alibaki mwaminifu kwa Daudi na kumuunga mkono Solomoni (</w:t>
       </w:r>
-      <w:hyperlink r:id="rId21">
-        <w:r>
-          <w:rPr>
-            <w:lang w:val="sw_KE" w:bidi="sw_KE"/>
-          </w:rPr>
-          <w:rPr>
-            <w:color w:val="0000EE"/>
-            <w:u w:val="single"/>
-          </w:rPr>
-          <w:t>1 Wafalme 1:5–8</w:t>
-        </w:r>
-      </w:hyperlink>
+      <w:r>
+        <w:rPr>
+          <w:lang w:val="sw_KE" w:bidi="sw_KE"/>
+        </w:rPr>
+        <w:t>1 Wafalme 1:5–8</w:t>
+      </w:r>
       <w:r>
         <w:rPr>
           <w:lang w:val="sw_KE" w:bidi="sw_KE"/>
         </w:rPr>
         <w:t>). Kama matokeo, mara tu Solomoni alipokuwa mfalme, alimwondolea Abiathari mamlaka ya ukuhani na kumtuma kwenye mali yake huko Anathothi, kijiji kilicho takriban maili nne kaskazini mashariki mwa Yerusalemu (</w:t>
       </w:r>
-      <w:hyperlink r:id="rId22">
-        <w:r>
-          <w:rPr>
-            <w:lang w:val="sw_KE" w:bidi="sw_KE"/>
-          </w:rPr>
-          <w:rPr>
-            <w:color w:val="0000EE"/>
-            <w:u w:val="single"/>
-          </w:rPr>
-          <w:t>1 Wafalme 2:26–27</w:t>
-        </w:r>
-      </w:hyperlink>
+      <w:r>
+        <w:rPr>
+          <w:lang w:val="sw_KE" w:bidi="sw_KE"/>
+        </w:rPr>
+        <w:t>1 Wafalme 2:26–27</w:t>
+      </w:r>
       <w:r>
         <w:rPr>
           <w:lang w:val="sw_KE" w:bidi="sw_KE"/>
         </w:rPr>
         <w:t>). Sadoki akawa kuhani mkuu, na kizazi chake kilirithi jukumu hilo badala ya Abiathari. Hii ilitimiza unabii ambao Bwana alitoa huko Shilo kuhusu kizazi cha Eli (</w:t>
       </w:r>
-      <w:hyperlink r:id="rId23">
-        <w:r>
-          <w:rPr>
-            <w:lang w:val="sw_KE" w:bidi="sw_KE"/>
-          </w:rPr>
-          <w:rPr>
-            <w:color w:val="0000EE"/>
-            <w:u w:val="single"/>
-          </w:rPr>
-          <w:t>1 Wafalme 2:27</w:t>
-        </w:r>
-      </w:hyperlink>
+      <w:r>
+        <w:rPr>
+          <w:lang w:val="sw_KE" w:bidi="sw_KE"/>
+        </w:rPr>
+        <w:t>1 Wafalme 2:27</w:t>
+      </w:r>
       <w:r>
         <w:rPr>
           <w:lang w:val="sw_KE" w:bidi="sw_KE"/>
         </w:rPr>
         <w:t xml:space="preserve">; tazama </w:t>
       </w:r>
-      <w:hyperlink r:id="rId24">
-        <w:r>
-          <w:rPr>
-            <w:lang w:val="sw_KE" w:bidi="sw_KE"/>
-          </w:rPr>
-          <w:rPr>
-            <w:color w:val="0000EE"/>
-            <w:u w:val="single"/>
-          </w:rPr>
-          <w:t>1 Samweli 2:27–36</w:t>
-        </w:r>
-      </w:hyperlink>
+      <w:r>
+        <w:rPr>
+          <w:lang w:val="sw_KE" w:bidi="sw_KE"/>
+        </w:rPr>
+        <w:t>1 Samweli 2:27–36</w:t>
+      </w:r>
       <w:r>
         <w:rPr>
           <w:lang w:val="sw_KE" w:bidi="sw_KE"/>
@@ -514,144 +442,96 @@
           <w:lang w:val="sw_KE" w:bidi="sw_KE"/>
         </w:rPr>
       </w:r>
-      <w:hyperlink r:id="rId25">
-        <w:r>
-          <w:rPr>
-            <w:lang w:val="sw_KE" w:bidi="sw_KE"/>
-          </w:rPr>
-          <w:rPr>
-            <w:color w:val="0000EE"/>
-            <w:u w:val="single"/>
-          </w:rPr>
-          <w:t>1 Samweli 22:20–23</w:t>
-        </w:r>
-      </w:hyperlink>
-      <w:r>
-        <w:rPr>
-          <w:lang w:val="sw_KE" w:bidi="sw_KE"/>
-        </w:rPr>
-        <w:t xml:space="preserve">; </w:t>
-      </w:r>
-      <w:hyperlink r:id="rId26">
-        <w:r>
-          <w:rPr>
-            <w:lang w:val="sw_KE" w:bidi="sw_KE"/>
-          </w:rPr>
-          <w:rPr>
-            <w:color w:val="0000EE"/>
-            <w:u w:val="single"/>
-          </w:rPr>
-          <w:t>23:6</w:t>
-        </w:r>
-      </w:hyperlink>
+      <w:r>
+        <w:rPr>
+          <w:lang w:val="sw_KE" w:bidi="sw_KE"/>
+        </w:rPr>
+        <w:t>1 Samweli 22:20–23</w:t>
+      </w:r>
+      <w:r>
+        <w:rPr>
+          <w:lang w:val="sw_KE" w:bidi="sw_KE"/>
+        </w:rPr>
+        <w:t xml:space="preserve">; </w:t>
+      </w:r>
+      <w:r>
+        <w:rPr>
+          <w:lang w:val="sw_KE" w:bidi="sw_KE"/>
+        </w:rPr>
+        <w:t>23:6</w:t>
+      </w:r>
       <w:r>
         <w:rPr>
           <w:lang w:val="sw_KE" w:bidi="sw_KE"/>
         </w:rPr>
         <w:t xml:space="preserve">, </w:t>
       </w:r>
-      <w:hyperlink r:id="rId27">
-        <w:r>
-          <w:rPr>
-            <w:lang w:val="sw_KE" w:bidi="sw_KE"/>
-          </w:rPr>
-          <w:rPr>
-            <w:color w:val="0000EE"/>
-            <w:u w:val="single"/>
-          </w:rPr>
-          <w:t>9</w:t>
-        </w:r>
-      </w:hyperlink>
-      <w:r>
-        <w:rPr>
-          <w:lang w:val="sw_KE" w:bidi="sw_KE"/>
-        </w:rPr>
-        <w:t xml:space="preserve">; </w:t>
-      </w:r>
-      <w:hyperlink r:id="rId28">
-        <w:r>
-          <w:rPr>
-            <w:lang w:val="sw_KE" w:bidi="sw_KE"/>
-          </w:rPr>
-          <w:rPr>
-            <w:color w:val="0000EE"/>
-            <w:u w:val="single"/>
-          </w:rPr>
-          <w:t>30:7</w:t>
-        </w:r>
-      </w:hyperlink>
-      <w:r>
-        <w:rPr>
-          <w:lang w:val="sw_KE" w:bidi="sw_KE"/>
-        </w:rPr>
-        <w:t xml:space="preserve">; </w:t>
-      </w:r>
-      <w:hyperlink r:id="rId19">
-        <w:r>
-          <w:rPr>
-            <w:lang w:val="sw_KE" w:bidi="sw_KE"/>
-          </w:rPr>
-          <w:rPr>
-            <w:color w:val="0000EE"/>
-            <w:u w:val="single"/>
-          </w:rPr>
-          <w:t>2 Samweli 15:27–37</w:t>
-        </w:r>
-      </w:hyperlink>
-      <w:r>
-        <w:rPr>
-          <w:lang w:val="sw_KE" w:bidi="sw_KE"/>
-        </w:rPr>
-        <w:t xml:space="preserve">; </w:t>
-      </w:r>
-      <w:hyperlink r:id="rId29">
-        <w:r>
-          <w:rPr>
-            <w:lang w:val="sw_KE" w:bidi="sw_KE"/>
-          </w:rPr>
-          <w:rPr>
-            <w:color w:val="0000EE"/>
-            <w:u w:val="single"/>
-          </w:rPr>
-          <w:t>17:15</w:t>
-        </w:r>
-      </w:hyperlink>
-      <w:r>
-        <w:rPr>
-          <w:lang w:val="sw_KE" w:bidi="sw_KE"/>
-        </w:rPr>
-        <w:t xml:space="preserve">; </w:t>
-      </w:r>
-      <w:hyperlink r:id="rId30">
-        <w:r>
-          <w:rPr>
-            <w:lang w:val="sw_KE" w:bidi="sw_KE"/>
-          </w:rPr>
-          <w:rPr>
-            <w:color w:val="0000EE"/>
-            <w:u w:val="single"/>
-          </w:rPr>
-          <w:t>1 Wafalme 1:1–2:35</w:t>
-        </w:r>
-      </w:hyperlink>
-      <w:r>
-        <w:rPr>
-          <w:lang w:val="sw_KE" w:bidi="sw_KE"/>
-        </w:rPr>
-        <w:t xml:space="preserve">; </w:t>
-      </w:r>
-      <w:hyperlink r:id="rId31">
-        <w:r>
-          <w:rPr>
-            <w:lang w:val="sw_KE" w:bidi="sw_KE"/>
-          </w:rPr>
-          <w:rPr>
-            <w:color w:val="0000EE"/>
-            <w:u w:val="single"/>
-          </w:rPr>
-          <w:t>1 Mambo ya Nyakati 15:11</w:t>
-        </w:r>
-      </w:hyperlink>
+      <w:r>
+        <w:rPr>
+          <w:lang w:val="sw_KE" w:bidi="sw_KE"/>
+        </w:rPr>
+        <w:t>9</w:t>
+      </w:r>
+      <w:r>
+        <w:rPr>
+          <w:lang w:val="sw_KE" w:bidi="sw_KE"/>
+        </w:rPr>
+        <w:t xml:space="preserve">; </w:t>
+      </w:r>
+      <w:r>
+        <w:rPr>
+          <w:lang w:val="sw_KE" w:bidi="sw_KE"/>
+        </w:rPr>
+        <w:t>30:7</w:t>
+      </w:r>
+      <w:r>
+        <w:rPr>
+          <w:lang w:val="sw_KE" w:bidi="sw_KE"/>
+        </w:rPr>
+        <w:t xml:space="preserve">; </w:t>
+      </w:r>
+      <w:r>
+        <w:rPr>
+          <w:lang w:val="sw_KE" w:bidi="sw_KE"/>
+        </w:rPr>
+        <w:t>2 Samweli 15:27–37</w:t>
+      </w:r>
+      <w:r>
+        <w:rPr>
+          <w:lang w:val="sw_KE" w:bidi="sw_KE"/>
+        </w:rPr>
+        <w:t xml:space="preserve">; </w:t>
+      </w:r>
+      <w:r>
+        <w:rPr>
+          <w:lang w:val="sw_KE" w:bidi="sw_KE"/>
+        </w:rPr>
+        <w:t>17:15</w:t>
+      </w:r>
+      <w:r>
+        <w:rPr>
+          <w:lang w:val="sw_KE" w:bidi="sw_KE"/>
+        </w:rPr>
+        <w:t xml:space="preserve">; </w:t>
+      </w:r>
+      <w:r>
+        <w:rPr>
+          <w:lang w:val="sw_KE" w:bidi="sw_KE"/>
+        </w:rPr>
+        <w:t>1 Wafalme 1:1–2:35</w:t>
+      </w:r>
+      <w:r>
+        <w:rPr>
+          <w:lang w:val="sw_KE" w:bidi="sw_KE"/>
+        </w:rPr>
+        <w:t xml:space="preserve">; </w:t>
+      </w:r>
+      <w:r>
+        <w:rPr>
+          <w:lang w:val="sw_KE" w:bidi="sw_KE"/>
+        </w:rPr>
+        <w:t>1 Mambo ya Nyakati 15:11</w:t>
+      </w:r>
       <w:r>
         <w:rPr>
           <w:lang w:val="sw_KE" w:bidi="sw_KE"/>
@@ -700,18 +580,12 @@
         </w:rPr>
         <w:t>Abishai alikuwa shujaa mwenye nguvu na aliyefanikiwa, na pia kiongozi katika jeshi la Daudi. Alikuwa mpwa wa Daudi, mwana wa dada yake Daudi aitwaye Seruya, na kaka wa Yoabu na Asaheli (</w:t>
       </w:r>
-      <w:hyperlink r:id="rId32">
-        <w:r>
-          <w:rPr>
-            <w:lang w:val="sw_KE" w:bidi="sw_KE"/>
-          </w:rPr>
-          <w:rPr>
-            <w:color w:val="0000EE"/>
-            <w:u w:val="single"/>
-          </w:rPr>
-          <w:t>1 Mambo ya Nyakati 2:13–16</w:t>
-        </w:r>
-      </w:hyperlink>
+      <w:r>
+        <w:rPr>
+          <w:lang w:val="sw_KE" w:bidi="sw_KE"/>
+        </w:rPr>
+        <w:t>1 Mambo ya Nyakati 2:13–16</w:t>
+      </w:r>
       <w:r>
         <w:rPr>
           <w:lang w:val="sw_KE" w:bidi="sw_KE"/>
@@ -732,72 +606,48 @@
         </w:rPr>
         <w:t>Abishai alikuwa mwaminifu sana kwa Daudi na mara nyingi alipendekeza kutumia nguvu dhidi ya maadui wa Daudi. Mungu alimruhusu Daudi na Abishai kuingia kwenye kambi ya vita ya Sauli wakati askari walipolala. Abishai alitaka kumuua Sauli, lakini Daudi alimzuia. Baadaye, wakati wa uasi wa Absalomu, Daudi alilazimika kuondoka Yerusalemu. Shimei, mwanachama wa familia ya Sauli, alimlaani mfalme, na Abishai alitaka kumuua Shimei (</w:t>
       </w:r>
-      <w:hyperlink r:id="rId33">
-        <w:r>
-          <w:rPr>
-            <w:lang w:val="sw_KE" w:bidi="sw_KE"/>
-          </w:rPr>
-          <w:rPr>
-            <w:color w:val="0000EE"/>
-            <w:u w:val="single"/>
-          </w:rPr>
-          <w:t>2 Samweli 16:5–9</w:t>
-        </w:r>
-      </w:hyperlink>
+      <w:r>
+        <w:rPr>
+          <w:lang w:val="sw_KE" w:bidi="sw_KE"/>
+        </w:rPr>
+        <w:t>2 Samweli 16:5–9</w:t>
+      </w:r>
       <w:r>
         <w:rPr>
           <w:lang w:val="sw_KE" w:bidi="sw_KE"/>
         </w:rPr>
         <w:t>). Daudi alikataa wazo hili mara mbili (</w:t>
       </w:r>
-      <w:hyperlink r:id="rId34">
-        <w:r>
-          <w:rPr>
-            <w:lang w:val="sw_KE" w:bidi="sw_KE"/>
-          </w:rPr>
-          <w:rPr>
-            <w:color w:val="0000EE"/>
-            <w:u w:val="single"/>
-          </w:rPr>
-          <w:t>2 Samweli 16:10–13</w:t>
-        </w:r>
-      </w:hyperlink>
-      <w:r>
-        <w:rPr>
-          <w:lang w:val="sw_KE" w:bidi="sw_KE"/>
-        </w:rPr>
-        <w:t xml:space="preserve">; </w:t>
-      </w:r>
-      <w:hyperlink r:id="rId35">
-        <w:r>
-          <w:rPr>
-            <w:lang w:val="sw_KE" w:bidi="sw_KE"/>
-          </w:rPr>
-          <w:rPr>
-            <w:color w:val="0000EE"/>
-            <w:u w:val="single"/>
-          </w:rPr>
-          <w:t>19:18–23</w:t>
-        </w:r>
-      </w:hyperlink>
+      <w:r>
+        <w:rPr>
+          <w:lang w:val="sw_KE" w:bidi="sw_KE"/>
+        </w:rPr>
+        <w:t>2 Samweli 16:10–13</w:t>
+      </w:r>
+      <w:r>
+        <w:rPr>
+          <w:lang w:val="sw_KE" w:bidi="sw_KE"/>
+        </w:rPr>
+        <w:t xml:space="preserve">; </w:t>
+      </w:r>
+      <w:r>
+        <w:rPr>
+          <w:lang w:val="sw_KE" w:bidi="sw_KE"/>
+        </w:rPr>
+        <w:t>19:18–23</w:t>
+      </w:r>
       <w:r>
         <w:rPr>
           <w:lang w:val="sw_KE" w:bidi="sw_KE"/>
         </w:rPr>
         <w:t>). Tamaa ya Abishai na ndugu zake ya kulipiza kisasi pia ilionekana mapema: Baada ya jemadari wa Sauli, Abneri, kumuua Asaheli, ndugu wa Abishai, kwa kujilinda, Yoabu na Abishai walimuua Abneri kwa kulipiza kisasi (</w:t>
       </w:r>
-      <w:hyperlink r:id="rId36">
-        <w:r>
-          <w:rPr>
-            <w:lang w:val="sw_KE" w:bidi="sw_KE"/>
-          </w:rPr>
-          <w:rPr>
-            <w:color w:val="0000EE"/>
-            <w:u w:val="single"/>
-          </w:rPr>
-          <w:t>2 Samweli 3:22–30</w:t>
-        </w:r>
-      </w:hyperlink>
+      <w:r>
+        <w:rPr>
+          <w:lang w:val="sw_KE" w:bidi="sw_KE"/>
+        </w:rPr>
+        <w:t>2 Samweli 3:22–30</w:t>
+      </w:r>
       <w:r>
         <w:rPr>
           <w:lang w:val="sw_KE" w:bidi="sw_KE"/>
@@ -818,90 +668,60 @@
         </w:rPr>
         <w:t>Abishai alikuwa jasiri na mwenye ujuzi. Aliwahi kuua askari mia tatu katika vita moja. Kwa sababu hii, akawa kiongozi wa Thelathini, kikundi cha wapiganaji wenye ujuzi wa hali ya juu, kilichokuwa chini kidogo ya Watatu (</w:t>
       </w:r>
-      <w:hyperlink r:id="rId37">
-        <w:r>
-          <w:rPr>
-            <w:lang w:val="sw_KE" w:bidi="sw_KE"/>
-          </w:rPr>
-          <w:rPr>
-            <w:color w:val="0000EE"/>
-            <w:u w:val="single"/>
-          </w:rPr>
-          <w:t>1 Mambo ya Nyakati 11:20–21</w:t>
-        </w:r>
-      </w:hyperlink>
+      <w:r>
+        <w:rPr>
+          <w:lang w:val="sw_KE" w:bidi="sw_KE"/>
+        </w:rPr>
+        <w:t>1 Mambo ya Nyakati 11:20–21</w:t>
+      </w:r>
       <w:r>
         <w:rPr>
           <w:lang w:val="sw_KE" w:bidi="sw_KE"/>
         </w:rPr>
         <w:t>). Abishai pia alipata ushindi mkubwa dhidi ya Waedomu (</w:t>
       </w:r>
-      <w:hyperlink r:id="rId38">
-        <w:r>
-          <w:rPr>
-            <w:lang w:val="sw_KE" w:bidi="sw_KE"/>
-          </w:rPr>
-          <w:rPr>
-            <w:color w:val="0000EE"/>
-            <w:u w:val="single"/>
-          </w:rPr>
-          <w:t>1 Mambo ya Nyakati 18:12–13</w:t>
-        </w:r>
-      </w:hyperlink>
+      <w:r>
+        <w:rPr>
+          <w:lang w:val="sw_KE" w:bidi="sw_KE"/>
+        </w:rPr>
+        <w:t>1 Mambo ya Nyakati 18:12–13</w:t>
+      </w:r>
       <w:r>
         <w:rPr>
           <w:lang w:val="sw_KE" w:bidi="sw_KE"/>
         </w:rPr>
         <w:t>). Katika vita na Wafilisti, Abishai aliokoa maisha ya Daudi kwa kumuua jitu, Ishbi-benob (</w:t>
       </w:r>
-      <w:hyperlink r:id="rId39">
-        <w:r>
-          <w:rPr>
-            <w:lang w:val="sw_KE" w:bidi="sw_KE"/>
-          </w:rPr>
-          <w:rPr>
-            <w:color w:val="0000EE"/>
-            <w:u w:val="single"/>
-          </w:rPr>
-          <w:t>2 Samweli 21:15–17</w:t>
-        </w:r>
-      </w:hyperlink>
+      <w:r>
+        <w:rPr>
+          <w:lang w:val="sw_KE" w:bidi="sw_KE"/>
+        </w:rPr>
+        <w:t>2 Samweli 21:15–17</w:t>
+      </w:r>
       <w:r>
         <w:rPr>
           <w:lang w:val="sw_KE" w:bidi="sw_KE"/>
         </w:rPr>
         <w:t>). Abishai pia aliongoza jeshi, na wakati lilipogawanyika kwa sababu za kimkakati, aliongoza kundi moja huku ndugu yake Yoabu akiongoza lingine (</w:t>
       </w:r>
-      <w:hyperlink r:id="rId40">
-        <w:r>
-          <w:rPr>
-            <w:lang w:val="sw_KE" w:bidi="sw_KE"/>
-          </w:rPr>
-          <w:rPr>
-            <w:color w:val="0000EE"/>
-            <w:u w:val="single"/>
-          </w:rPr>
-          <w:t>2 Samweli 10:1–19</w:t>
-        </w:r>
-      </w:hyperlink>
-      <w:r>
-        <w:rPr>
-          <w:lang w:val="sw_KE" w:bidi="sw_KE"/>
-        </w:rPr>
-        <w:t xml:space="preserve">; </w:t>
-      </w:r>
-      <w:hyperlink r:id="rId41">
-        <w:r>
-          <w:rPr>
-            <w:lang w:val="sw_KE" w:bidi="sw_KE"/>
-          </w:rPr>
-          <w:rPr>
-            <w:color w:val="0000EE"/>
-            <w:u w:val="single"/>
-          </w:rPr>
-          <w:t>18:1–18</w:t>
-        </w:r>
-      </w:hyperlink>
+      <w:r>
+        <w:rPr>
+          <w:lang w:val="sw_KE" w:bidi="sw_KE"/>
+        </w:rPr>
+        <w:t>2 Samweli 10:1–19</w:t>
+      </w:r>
+      <w:r>
+        <w:rPr>
+          <w:lang w:val="sw_KE" w:bidi="sw_KE"/>
+        </w:rPr>
+        <w:t xml:space="preserve">; </w:t>
+      </w:r>
+      <w:r>
+        <w:rPr>
+          <w:lang w:val="sw_KE" w:bidi="sw_KE"/>
+        </w:rPr>
+        <w:t>18:1–18</w:t>
+      </w:r>
       <w:r>
         <w:rPr>
           <w:lang w:val="sw_KE" w:bidi="sw_KE"/>
@@ -945,270 +765,180 @@
           <w:lang w:val="sw_KE" w:bidi="sw_KE"/>
         </w:rPr>
       </w:r>
-      <w:hyperlink r:id="rId42">
-        <w:r>
-          <w:rPr>
-            <w:lang w:val="sw_KE" w:bidi="sw_KE"/>
-          </w:rPr>
-          <w:rPr>
-            <w:color w:val="0000EE"/>
-            <w:u w:val="single"/>
-          </w:rPr>
-          <w:t>1 Samweli 26:6–12</w:t>
-        </w:r>
-      </w:hyperlink>
-      <w:r>
-        <w:rPr>
-          <w:lang w:val="sw_KE" w:bidi="sw_KE"/>
-        </w:rPr>
-        <w:t xml:space="preserve">; </w:t>
-      </w:r>
-      <w:hyperlink r:id="rId43">
-        <w:r>
-          <w:rPr>
-            <w:lang w:val="sw_KE" w:bidi="sw_KE"/>
-          </w:rPr>
-          <w:rPr>
-            <w:color w:val="0000EE"/>
-            <w:u w:val="single"/>
-          </w:rPr>
-          <w:t>2 Samweli 2:18</w:t>
-        </w:r>
-      </w:hyperlink>
-      <w:r>
-        <w:rPr>
-          <w:lang w:val="sw_KE" w:bidi="sw_KE"/>
-        </w:rPr>
-        <w:t xml:space="preserve">; </w:t>
-      </w:r>
-      <w:hyperlink r:id="rId44">
-        <w:r>
-          <w:rPr>
-            <w:lang w:val="sw_KE" w:bidi="sw_KE"/>
-          </w:rPr>
-          <w:rPr>
-            <w:color w:val="0000EE"/>
-            <w:u w:val="single"/>
-          </w:rPr>
-          <w:t>3:30</w:t>
-        </w:r>
-      </w:hyperlink>
+      <w:r>
+        <w:rPr>
+          <w:lang w:val="sw_KE" w:bidi="sw_KE"/>
+        </w:rPr>
+        <w:t>1 Samweli 26:6–12</w:t>
+      </w:r>
+      <w:r>
+        <w:rPr>
+          <w:lang w:val="sw_KE" w:bidi="sw_KE"/>
+        </w:rPr>
+        <w:t xml:space="preserve">; </w:t>
+      </w:r>
+      <w:r>
+        <w:rPr>
+          <w:lang w:val="sw_KE" w:bidi="sw_KE"/>
+        </w:rPr>
+        <w:t>2 Samweli 2:18</w:t>
+      </w:r>
+      <w:r>
+        <w:rPr>
+          <w:lang w:val="sw_KE" w:bidi="sw_KE"/>
+        </w:rPr>
+        <w:t xml:space="preserve">; </w:t>
+      </w:r>
+      <w:r>
+        <w:rPr>
+          <w:lang w:val="sw_KE" w:bidi="sw_KE"/>
+        </w:rPr>
+        <w:t>3:30</w:t>
+      </w:r>
       <w:r>
         <w:rPr>
           <w:lang w:val="sw_KE" w:bidi="sw_KE"/>
         </w:rPr>
         <w:t xml:space="preserve">, </w:t>
       </w:r>
-      <w:hyperlink r:id="rId45">
-        <w:r>
-          <w:rPr>
-            <w:lang w:val="sw_KE" w:bidi="sw_KE"/>
-          </w:rPr>
-          <w:rPr>
-            <w:color w:val="0000EE"/>
-            <w:u w:val="single"/>
-          </w:rPr>
-          <w:t>39</w:t>
-        </w:r>
-      </w:hyperlink>
-      <w:r>
-        <w:rPr>
-          <w:lang w:val="sw_KE" w:bidi="sw_KE"/>
-        </w:rPr>
-        <w:t xml:space="preserve">; </w:t>
-      </w:r>
-      <w:hyperlink r:id="rId46">
-        <w:r>
-          <w:rPr>
-            <w:lang w:val="sw_KE" w:bidi="sw_KE"/>
-          </w:rPr>
-          <w:rPr>
-            <w:color w:val="0000EE"/>
-            <w:u w:val="single"/>
-          </w:rPr>
-          <w:t>10:10–14</w:t>
-        </w:r>
-      </w:hyperlink>
-      <w:r>
-        <w:rPr>
-          <w:lang w:val="sw_KE" w:bidi="sw_KE"/>
-        </w:rPr>
-        <w:t xml:space="preserve">; </w:t>
-      </w:r>
-      <w:hyperlink r:id="rId47">
-        <w:r>
-          <w:rPr>
-            <w:lang w:val="sw_KE" w:bidi="sw_KE"/>
-          </w:rPr>
-          <w:rPr>
-            <w:color w:val="0000EE"/>
-            <w:u w:val="single"/>
-          </w:rPr>
-          <w:t>16:9–12</w:t>
-        </w:r>
-      </w:hyperlink>
-      <w:r>
-        <w:rPr>
-          <w:lang w:val="sw_KE" w:bidi="sw_KE"/>
-        </w:rPr>
-        <w:t xml:space="preserve">; </w:t>
-      </w:r>
-      <w:hyperlink r:id="rId48">
-        <w:r>
-          <w:rPr>
-            <w:lang w:val="sw_KE" w:bidi="sw_KE"/>
-          </w:rPr>
-          <w:rPr>
-            <w:color w:val="0000EE"/>
-            <w:u w:val="single"/>
-          </w:rPr>
-          <w:t>18:1–8</w:t>
-        </w:r>
-      </w:hyperlink>
-      <w:r>
-        <w:rPr>
-          <w:lang w:val="sw_KE" w:bidi="sw_KE"/>
-        </w:rPr>
-        <w:t xml:space="preserve">; </w:t>
-      </w:r>
-      <w:hyperlink r:id="rId49">
-        <w:r>
-          <w:rPr>
-            <w:lang w:val="sw_KE" w:bidi="sw_KE"/>
-          </w:rPr>
-          <w:rPr>
-            <w:color w:val="0000EE"/>
-            <w:u w:val="single"/>
-          </w:rPr>
-          <w:t>19:21–23</w:t>
-        </w:r>
-      </w:hyperlink>
-      <w:r>
-        <w:rPr>
-          <w:lang w:val="sw_KE" w:bidi="sw_KE"/>
-        </w:rPr>
-        <w:t xml:space="preserve">; </w:t>
-      </w:r>
-      <w:hyperlink r:id="rId50">
-        <w:r>
-          <w:rPr>
-            <w:lang w:val="sw_KE" w:bidi="sw_KE"/>
-          </w:rPr>
-          <w:rPr>
-            <w:color w:val="0000EE"/>
-            <w:u w:val="single"/>
-          </w:rPr>
-          <w:t>20:6–10</w:t>
-        </w:r>
-      </w:hyperlink>
-      <w:r>
-        <w:rPr>
-          <w:lang w:val="sw_KE" w:bidi="sw_KE"/>
-        </w:rPr>
-        <w:t xml:space="preserve">; </w:t>
-      </w:r>
-      <w:hyperlink r:id="rId51">
-        <w:r>
-          <w:rPr>
-            <w:lang w:val="sw_KE" w:bidi="sw_KE"/>
-          </w:rPr>
-          <w:rPr>
-            <w:color w:val="0000EE"/>
-            <w:u w:val="single"/>
-          </w:rPr>
-          <w:t>21:17</w:t>
-        </w:r>
-      </w:hyperlink>
-      <w:r>
-        <w:rPr>
-          <w:lang w:val="sw_KE" w:bidi="sw_KE"/>
-        </w:rPr>
-        <w:t xml:space="preserve">; </w:t>
-      </w:r>
-      <w:hyperlink r:id="rId52">
-        <w:r>
-          <w:rPr>
-            <w:lang w:val="sw_KE" w:bidi="sw_KE"/>
-          </w:rPr>
-          <w:rPr>
-            <w:color w:val="0000EE"/>
-            <w:u w:val="single"/>
-          </w:rPr>
-          <w:t>23:18–19</w:t>
-        </w:r>
-      </w:hyperlink>
-      <w:r>
-        <w:rPr>
-          <w:lang w:val="sw_KE" w:bidi="sw_KE"/>
-        </w:rPr>
-        <w:t xml:space="preserve">; </w:t>
-      </w:r>
-      <w:hyperlink r:id="rId53">
-        <w:r>
-          <w:rPr>
-            <w:lang w:val="sw_KE" w:bidi="sw_KE"/>
-          </w:rPr>
-          <w:rPr>
-            <w:color w:val="0000EE"/>
-            <w:u w:val="single"/>
-          </w:rPr>
-          <w:t>1 Mambo ya Nyakati 2:16</w:t>
-        </w:r>
-      </w:hyperlink>
-      <w:r>
-        <w:rPr>
-          <w:lang w:val="sw_KE" w:bidi="sw_KE"/>
-        </w:rPr>
-        <w:t xml:space="preserve">; </w:t>
-      </w:r>
-      <w:hyperlink r:id="rId37">
-        <w:r>
-          <w:rPr>
-            <w:lang w:val="sw_KE" w:bidi="sw_KE"/>
-          </w:rPr>
-          <w:rPr>
-            <w:color w:val="0000EE"/>
-            <w:u w:val="single"/>
-          </w:rPr>
-          <w:t>11:20–21</w:t>
-        </w:r>
-      </w:hyperlink>
-      <w:r>
-        <w:rPr>
-          <w:lang w:val="sw_KE" w:bidi="sw_KE"/>
-        </w:rPr>
-        <w:t xml:space="preserve">; </w:t>
-      </w:r>
-      <w:hyperlink r:id="rId38">
-        <w:r>
-          <w:rPr>
-            <w:lang w:val="sw_KE" w:bidi="sw_KE"/>
-          </w:rPr>
-          <w:rPr>
-            <w:color w:val="0000EE"/>
-            <w:u w:val="single"/>
-          </w:rPr>
-          <w:t>18:12–13</w:t>
-        </w:r>
-      </w:hyperlink>
-      <w:r>
-        <w:rPr>
-          <w:lang w:val="sw_KE" w:bidi="sw_KE"/>
-        </w:rPr>
-        <w:t xml:space="preserve">; </w:t>
-      </w:r>
-      <w:hyperlink r:id="rId54">
-        <w:r>
-          <w:rPr>
-            <w:lang w:val="sw_KE" w:bidi="sw_KE"/>
-          </w:rPr>
-          <w:rPr>
-            <w:color w:val="0000EE"/>
-            <w:u w:val="single"/>
-          </w:rPr>
-          <w:t>19:11–15</w:t>
-        </w:r>
-      </w:hyperlink>
+      <w:r>
+        <w:rPr>
+          <w:lang w:val="sw_KE" w:bidi="sw_KE"/>
+        </w:rPr>
+        <w:t>39</w:t>
+      </w:r>
+      <w:r>
+        <w:rPr>
+          <w:lang w:val="sw_KE" w:bidi="sw_KE"/>
+        </w:rPr>
+        <w:t xml:space="preserve">; </w:t>
+      </w:r>
+      <w:r>
+        <w:rPr>
+          <w:lang w:val="sw_KE" w:bidi="sw_KE"/>
+        </w:rPr>
+        <w:t>10:10–14</w:t>
+      </w:r>
+      <w:r>
+        <w:rPr>
+          <w:lang w:val="sw_KE" w:bidi="sw_KE"/>
+        </w:rPr>
+        <w:t xml:space="preserve">; </w:t>
+      </w:r>
+      <w:r>
+        <w:rPr>
+          <w:lang w:val="sw_KE" w:bidi="sw_KE"/>
+        </w:rPr>
+        <w:t>16:9–12</w:t>
+      </w:r>
+      <w:r>
+        <w:rPr>
+          <w:lang w:val="sw_KE" w:bidi="sw_KE"/>
+        </w:rPr>
+        <w:t xml:space="preserve">; </w:t>
+      </w:r>
+      <w:r>
+        <w:rPr>
+          <w:lang w:val="sw_KE" w:bidi="sw_KE"/>
+        </w:rPr>
+        <w:t>18:1–8</w:t>
+      </w:r>
+      <w:r>
+        <w:rPr>
+          <w:lang w:val="sw_KE" w:bidi="sw_KE"/>
+        </w:rPr>
+        <w:t xml:space="preserve">; </w:t>
+      </w:r>
+      <w:r>
+        <w:rPr>
+          <w:lang w:val="sw_KE" w:bidi="sw_KE"/>
+        </w:rPr>
+        <w:t>19:21–23</w:t>
+      </w:r>
+      <w:r>
+        <w:rPr>
+          <w:lang w:val="sw_KE" w:bidi="sw_KE"/>
+        </w:rPr>
+        <w:t xml:space="preserve">; </w:t>
+      </w:r>
+      <w:r>
+        <w:rPr>
+          <w:lang w:val="sw_KE" w:bidi="sw_KE"/>
+        </w:rPr>
+        <w:t>20:6–10</w:t>
+      </w:r>
+      <w:r>
+        <w:rPr>
+          <w:lang w:val="sw_KE" w:bidi="sw_KE"/>
+        </w:rPr>
+        <w:t xml:space="preserve">; </w:t>
+      </w:r>
+      <w:r>
+        <w:rPr>
+          <w:lang w:val="sw_KE" w:bidi="sw_KE"/>
+        </w:rPr>
+        <w:t>21:17</w:t>
+      </w:r>
+      <w:r>
+        <w:rPr>
+          <w:lang w:val="sw_KE" w:bidi="sw_KE"/>
+        </w:rPr>
+        <w:t xml:space="preserve">; </w:t>
+      </w:r>
+      <w:r>
+        <w:rPr>
+          <w:lang w:val="sw_KE" w:bidi="sw_KE"/>
+        </w:rPr>
+        <w:t>23:18–19</w:t>
+      </w:r>
+      <w:r>
+        <w:rPr>
+          <w:lang w:val="sw_KE" w:bidi="sw_KE"/>
+        </w:rPr>
+        <w:t xml:space="preserve">; </w:t>
+      </w:r>
+      <w:r>
+        <w:rPr>
+          <w:lang w:val="sw_KE" w:bidi="sw_KE"/>
+        </w:rPr>
+        <w:t>1 Mambo ya Nyakati 2:16</w:t>
+      </w:r>
+      <w:r>
+        <w:rPr>
+          <w:lang w:val="sw_KE" w:bidi="sw_KE"/>
+        </w:rPr>
+        <w:t xml:space="preserve">; </w:t>
+      </w:r>
+      <w:r>
+        <w:rPr>
+          <w:lang w:val="sw_KE" w:bidi="sw_KE"/>
+        </w:rPr>
+        <w:t>11:20–21</w:t>
+      </w:r>
+      <w:r>
+        <w:rPr>
+          <w:lang w:val="sw_KE" w:bidi="sw_KE"/>
+        </w:rPr>
+        <w:t xml:space="preserve">; </w:t>
+      </w:r>
+      <w:r>
+        <w:rPr>
+          <w:lang w:val="sw_KE" w:bidi="sw_KE"/>
+        </w:rPr>
+        <w:t>18:12–13</w:t>
+      </w:r>
+      <w:r>
+        <w:rPr>
+          <w:lang w:val="sw_KE" w:bidi="sw_KE"/>
+        </w:rPr>
+        <w:t xml:space="preserve">; </w:t>
+      </w:r>
+      <w:r>
+        <w:rPr>
+          <w:lang w:val="sw_KE" w:bidi="sw_KE"/>
+        </w:rPr>
+        <w:t>19:11–15</w:t>
+      </w:r>
       <w:r>
         <w:rPr>
           <w:lang w:val="sw_KE" w:bidi="sw_KE"/>
@@ -1257,54 +987,36 @@
         </w:rPr>
         <w:t>Abneri, mwana wa Neri, alikuwa binamu wa Mfalme Sauli na jemadari wake (</w:t>
       </w:r>
-      <w:hyperlink r:id="rId55">
-        <w:r>
-          <w:rPr>
-            <w:lang w:val="sw_KE" w:bidi="sw_KE"/>
-          </w:rPr>
-          <w:rPr>
-            <w:color w:val="0000EE"/>
-            <w:u w:val="single"/>
-          </w:rPr>
-          <w:t>1 Samweli 14:49–52</w:t>
-        </w:r>
-      </w:hyperlink>
+      <w:r>
+        <w:rPr>
+          <w:lang w:val="sw_KE" w:bidi="sw_KE"/>
+        </w:rPr>
+        <w:t>1 Samweli 14:49–52</w:t>
+      </w:r>
       <w:r>
         <w:rPr>
           <w:lang w:val="sw_KE" w:bidi="sw_KE"/>
         </w:rPr>
         <w:t>). Chini ya uongozi wa Abneri, majeshi ya Sauli yalishinda vita muhimu dhidi ya Wafilisti (</w:t>
       </w:r>
-      <w:hyperlink r:id="rId56">
-        <w:r>
-          <w:rPr>
-            <w:lang w:val="sw_KE" w:bidi="sw_KE"/>
-          </w:rPr>
-          <w:rPr>
-            <w:color w:val="0000EE"/>
-            <w:u w:val="single"/>
-          </w:rPr>
-          <w:t>1 Samweli 17:1–58</w:t>
-        </w:r>
-      </w:hyperlink>
+      <w:r>
+        <w:rPr>
+          <w:lang w:val="sw_KE" w:bidi="sw_KE"/>
+        </w:rPr>
+        <w:t>1 Samweli 17:1–58</w:t>
+      </w:r>
       <w:r>
         <w:rPr>
           <w:lang w:val="sw_KE" w:bidi="sw_KE"/>
         </w:rPr>
         <w:t>). Abneri pia alikula chakula na Daudi na Yonathani kwenye meza ya mfalme (</w:t>
       </w:r>
-      <w:hyperlink r:id="rId57">
-        <w:r>
-          <w:rPr>
-            <w:lang w:val="sw_KE" w:bidi="sw_KE"/>
-          </w:rPr>
-          <w:rPr>
-            <w:color w:val="0000EE"/>
-            <w:u w:val="single"/>
-          </w:rPr>
-          <w:t>1 Samweli 20:24–25</w:t>
-        </w:r>
-      </w:hyperlink>
+      <w:r>
+        <w:rPr>
+          <w:lang w:val="sw_KE" w:bidi="sw_KE"/>
+        </w:rPr>
+        <w:t>1 Samweli 20:24–25</w:t>
+      </w:r>
       <w:r>
         <w:rPr>
           <w:lang w:val="sw_KE" w:bidi="sw_KE"/>
@@ -1325,18 +1037,12 @@
         </w:rPr>
         <w:t>Daudi alimwaibisha Abneri mara moja (</w:t>
       </w:r>
-      <w:hyperlink r:id="rId58">
-        <w:r>
-          <w:rPr>
-            <w:lang w:val="sw_KE" w:bidi="sw_KE"/>
-          </w:rPr>
-          <w:rPr>
-            <w:color w:val="0000EE"/>
-            <w:u w:val="single"/>
-          </w:rPr>
-          <w:t>1 Samweli 26:1–25</w:t>
-        </w:r>
-      </w:hyperlink>
+      <w:r>
+        <w:rPr>
+          <w:lang w:val="sw_KE" w:bidi="sw_KE"/>
+        </w:rPr>
+        <w:t>1 Samweli 26:1–25</w:t>
+      </w:r>
       <w:r>
         <w:rPr>
           <w:lang w:val="sw_KE" w:bidi="sw_KE"/>
@@ -1357,36 +1063,24 @@
         </w:rPr>
         <w:t>Baada ya Sauli na Yonathani kufa, Abneri alimuunga mkono mwana wa Sauli, Ishboshethi (</w:t>
       </w:r>
-      <w:hyperlink r:id="rId59">
-        <w:r>
-          <w:rPr>
-            <w:lang w:val="sw_KE" w:bidi="sw_KE"/>
-          </w:rPr>
-          <w:rPr>
-            <w:color w:val="0000EE"/>
-            <w:u w:val="single"/>
-          </w:rPr>
-          <w:t>2 Samweli 2:8–12</w:t>
-        </w:r>
-      </w:hyperlink>
+      <w:r>
+        <w:rPr>
+          <w:lang w:val="sw_KE" w:bidi="sw_KE"/>
+        </w:rPr>
+        <w:t>2 Samweli 2:8–12</w:t>
+      </w:r>
       <w:r>
         <w:rPr>
           <w:lang w:val="sw_KE" w:bidi="sw_KE"/>
         </w:rPr>
         <w:t>), wakati kabila la Yuda lilipomfanya Daudi kuwa mfalme. Katika kipindi hiki, Abneri alikuwa na nguvu kubwa kaskazini. Wakati Ishboshethi alipomshtaki Abneri kwa kuwa na uhusiano na mmoja wa masuria wa Sauli, Abneri alikabidhi udhibiti wa ufalme wa kaskazini kwa Daudi. Ishboshethi aliuawa baadaye (</w:t>
       </w:r>
-      <w:hyperlink r:id="rId60">
-        <w:r>
-          <w:rPr>
-            <w:lang w:val="sw_KE" w:bidi="sw_KE"/>
-          </w:rPr>
-          <w:rPr>
-            <w:color w:val="0000EE"/>
-            <w:u w:val="single"/>
-          </w:rPr>
-          <w:t>2 Samweli 4:1–12</w:t>
-        </w:r>
-      </w:hyperlink>
+      <w:r>
+        <w:rPr>
+          <w:lang w:val="sw_KE" w:bidi="sw_KE"/>
+        </w:rPr>
+        <w:t>2 Samweli 4:1–12</w:t>
+      </w:r>
       <w:r>
         <w:rPr>
           <w:lang w:val="sw_KE" w:bidi="sw_KE"/>
@@ -1407,90 +1101,60 @@
         </w:rPr>
         <w:t>Wakati wa vita kati ya Ishboshethi na Daudi, Abneri alilazimika kumuua Asaheli, ndugu wa Yoabu, kwa kujilinda. Hakutaka kumuua Asaheli na alikuwa amemwonya arudi nyuma (</w:t>
       </w:r>
-      <w:hyperlink r:id="rId61">
-        <w:r>
-          <w:rPr>
-            <w:lang w:val="sw_KE" w:bidi="sw_KE"/>
-          </w:rPr>
-          <w:rPr>
-            <w:color w:val="0000EE"/>
-            <w:u w:val="single"/>
-          </w:rPr>
-          <w:t>2 Samweli 2:18–32</w:t>
-        </w:r>
-      </w:hyperlink>
+      <w:r>
+        <w:rPr>
+          <w:lang w:val="sw_KE" w:bidi="sw_KE"/>
+        </w:rPr>
+        <w:t>2 Samweli 2:18–32</w:t>
+      </w:r>
       <w:r>
         <w:rPr>
           <w:lang w:val="sw_KE" w:bidi="sw_KE"/>
         </w:rPr>
         <w:t>). Baadaye, Yoabu alimuua Abneri kwa kitendo kilichopangwa cha kulipiza kisasi (</w:t>
       </w:r>
-      <w:hyperlink r:id="rId36">
-        <w:r>
-          <w:rPr>
-            <w:lang w:val="sw_KE" w:bidi="sw_KE"/>
-          </w:rPr>
-          <w:rPr>
-            <w:color w:val="0000EE"/>
-            <w:u w:val="single"/>
-          </w:rPr>
-          <w:t>2 Samweli 3:22–30</w:t>
-        </w:r>
-      </w:hyperlink>
+      <w:r>
+        <w:rPr>
+          <w:lang w:val="sw_KE" w:bidi="sw_KE"/>
+        </w:rPr>
+        <w:t>2 Samweli 3:22–30</w:t>
+      </w:r>
       <w:r>
         <w:rPr>
           <w:lang w:val="sw_KE" w:bidi="sw_KE"/>
         </w:rPr>
         <w:t xml:space="preserve">), ambacho Daudi hakuweza kuzuia (tazama </w:t>
       </w:r>
-      <w:hyperlink r:id="rId62">
-        <w:r>
-          <w:rPr>
-            <w:lang w:val="sw_KE" w:bidi="sw_KE"/>
-          </w:rPr>
-          <w:rPr>
-            <w:color w:val="0000EE"/>
-            <w:u w:val="single"/>
-          </w:rPr>
-          <w:t>2 Samweli 3:38–39</w:t>
-        </w:r>
-      </w:hyperlink>
+      <w:r>
+        <w:rPr>
+          <w:lang w:val="sw_KE" w:bidi="sw_KE"/>
+        </w:rPr>
+        <w:t>2 Samweli 3:38–39</w:t>
+      </w:r>
       <w:r>
         <w:rPr>
           <w:lang w:val="sw_KE" w:bidi="sw_KE"/>
         </w:rPr>
         <w:t>). Daudi alimuenzi Abneri kwa hotuba ya sifa, maombolezo ya umma, na mazishi ya kitaifa (</w:t>
       </w:r>
-      <w:hyperlink r:id="rId63">
-        <w:r>
-          <w:rPr>
-            <w:lang w:val="sw_KE" w:bidi="sw_KE"/>
-          </w:rPr>
-          <w:rPr>
-            <w:color w:val="0000EE"/>
-            <w:u w:val="single"/>
-          </w:rPr>
-          <w:t>2 Samweli 3:31–37</w:t>
-        </w:r>
-      </w:hyperlink>
+      <w:r>
+        <w:rPr>
+          <w:lang w:val="sw_KE" w:bidi="sw_KE"/>
+        </w:rPr>
+        <w:t>2 Samweli 3:31–37</w:t>
+      </w:r>
       <w:r>
         <w:rPr>
           <w:lang w:val="sw_KE" w:bidi="sw_KE"/>
         </w:rPr>
         <w:t>). Baadaye, Daudi alikumbuka matukio haya na kuhakikisha Yoabu anapata adhabu kwa mauaji hayo (</w:t>
       </w:r>
-      <w:hyperlink r:id="rId64">
-        <w:r>
-          <w:rPr>
-            <w:lang w:val="sw_KE" w:bidi="sw_KE"/>
-          </w:rPr>
-          <w:rPr>
-            <w:color w:val="0000EE"/>
-            <w:u w:val="single"/>
-          </w:rPr>
-          <w:t>1 Wafalme 2:5–6</w:t>
-        </w:r>
-      </w:hyperlink>
+      <w:r>
+        <w:rPr>
+          <w:lang w:val="sw_KE" w:bidi="sw_KE"/>
+        </w:rPr>
+        <w:t>1 Wafalme 2:5–6</w:t>
+      </w:r>
       <w:r>
         <w:rPr>
           <w:lang w:val="sw_KE" w:bidi="sw_KE"/>
@@ -1520,126 +1184,84 @@
           <w:lang w:val="sw_KE" w:bidi="sw_KE"/>
         </w:rPr>
       </w:r>
-      <w:hyperlink r:id="rId55">
-        <w:r>
-          <w:rPr>
-            <w:lang w:val="sw_KE" w:bidi="sw_KE"/>
-          </w:rPr>
-          <w:rPr>
-            <w:color w:val="0000EE"/>
-            <w:u w:val="single"/>
-          </w:rPr>
-          <w:t>1 Samweli 14:49–52</w:t>
-        </w:r>
-      </w:hyperlink>
-      <w:r>
-        <w:rPr>
-          <w:lang w:val="sw_KE" w:bidi="sw_KE"/>
-        </w:rPr>
-        <w:t xml:space="preserve">; </w:t>
-      </w:r>
-      <w:hyperlink r:id="rId65">
-        <w:r>
-          <w:rPr>
-            <w:lang w:val="sw_KE" w:bidi="sw_KE"/>
-          </w:rPr>
-          <w:rPr>
-            <w:color w:val="0000EE"/>
-            <w:u w:val="single"/>
-          </w:rPr>
-          <w:t>17:55–58</w:t>
-        </w:r>
-      </w:hyperlink>
-      <w:r>
-        <w:rPr>
-          <w:lang w:val="sw_KE" w:bidi="sw_KE"/>
-        </w:rPr>
-        <w:t xml:space="preserve">; </w:t>
-      </w:r>
-      <w:hyperlink r:id="rId66">
-        <w:r>
-          <w:rPr>
-            <w:lang w:val="sw_KE" w:bidi="sw_KE"/>
-          </w:rPr>
-          <w:rPr>
-            <w:color w:val="0000EE"/>
-            <w:u w:val="single"/>
-          </w:rPr>
-          <w:t>26:5–16</w:t>
-        </w:r>
-      </w:hyperlink>
-      <w:r>
-        <w:rPr>
-          <w:lang w:val="sw_KE" w:bidi="sw_KE"/>
-        </w:rPr>
-        <w:t xml:space="preserve">; </w:t>
-      </w:r>
-      <w:hyperlink r:id="rId67">
-        <w:r>
-          <w:rPr>
-            <w:lang w:val="sw_KE" w:bidi="sw_KE"/>
-          </w:rPr>
-          <w:rPr>
-            <w:color w:val="0000EE"/>
-            <w:u w:val="single"/>
-          </w:rPr>
-          <w:t>2 Samweli 2:8–29</w:t>
-        </w:r>
-      </w:hyperlink>
-      <w:r>
-        <w:rPr>
-          <w:lang w:val="sw_KE" w:bidi="sw_KE"/>
-        </w:rPr>
-        <w:t xml:space="preserve">; </w:t>
-      </w:r>
-      <w:hyperlink r:id="rId68">
-        <w:r>
-          <w:rPr>
-            <w:lang w:val="sw_KE" w:bidi="sw_KE"/>
-          </w:rPr>
-          <w:rPr>
-            <w:color w:val="0000EE"/>
-            <w:u w:val="single"/>
-          </w:rPr>
-          <w:t>3:6–39</w:t>
-        </w:r>
-      </w:hyperlink>
-      <w:r>
-        <w:rPr>
-          <w:lang w:val="sw_KE" w:bidi="sw_KE"/>
-        </w:rPr>
-        <w:t xml:space="preserve">; </w:t>
-      </w:r>
-      <w:hyperlink r:id="rId69">
-        <w:r>
-          <w:rPr>
-            <w:lang w:val="sw_KE" w:bidi="sw_KE"/>
-          </w:rPr>
-          <w:rPr>
-            <w:color w:val="0000EE"/>
-            <w:u w:val="single"/>
-          </w:rPr>
-          <w:t>1 Wafalme 2:5</w:t>
-        </w:r>
-      </w:hyperlink>
+      <w:r>
+        <w:rPr>
+          <w:lang w:val="sw_KE" w:bidi="sw_KE"/>
+        </w:rPr>
+        <w:t>1 Samweli 14:49–52</w:t>
+      </w:r>
+      <w:r>
+        <w:rPr>
+          <w:lang w:val="sw_KE" w:bidi="sw_KE"/>
+        </w:rPr>
+        <w:t xml:space="preserve">; </w:t>
+      </w:r>
+      <w:r>
+        <w:rPr>
+          <w:lang w:val="sw_KE" w:bidi="sw_KE"/>
+        </w:rPr>
+        <w:t>17:55–58</w:t>
+      </w:r>
+      <w:r>
+        <w:rPr>
+          <w:lang w:val="sw_KE" w:bidi="sw_KE"/>
+        </w:rPr>
+        <w:t xml:space="preserve">; </w:t>
+      </w:r>
+      <w:r>
+        <w:rPr>
+          <w:lang w:val="sw_KE" w:bidi="sw_KE"/>
+        </w:rPr>
+        <w:t>26:5–16</w:t>
+      </w:r>
+      <w:r>
+        <w:rPr>
+          <w:lang w:val="sw_KE" w:bidi="sw_KE"/>
+        </w:rPr>
+        <w:t xml:space="preserve">; </w:t>
+      </w:r>
+      <w:r>
+        <w:rPr>
+          <w:lang w:val="sw_KE" w:bidi="sw_KE"/>
+        </w:rPr>
+        <w:t>2 Samweli 2:8–29</w:t>
+      </w:r>
+      <w:r>
+        <w:rPr>
+          <w:lang w:val="sw_KE" w:bidi="sw_KE"/>
+        </w:rPr>
+        <w:t xml:space="preserve">; </w:t>
+      </w:r>
+      <w:r>
+        <w:rPr>
+          <w:lang w:val="sw_KE" w:bidi="sw_KE"/>
+        </w:rPr>
+        <w:t>3:6–39</w:t>
+      </w:r>
+      <w:r>
+        <w:rPr>
+          <w:lang w:val="sw_KE" w:bidi="sw_KE"/>
+        </w:rPr>
+        <w:t xml:space="preserve">; </w:t>
+      </w:r>
+      <w:r>
+        <w:rPr>
+          <w:lang w:val="sw_KE" w:bidi="sw_KE"/>
+        </w:rPr>
+        <w:t>1 Wafalme 2:5</w:t>
+      </w:r>
       <w:r>
         <w:rPr>
           <w:lang w:val="sw_KE" w:bidi="sw_KE"/>
         </w:rPr>
         <w:t xml:space="preserve">, </w:t>
       </w:r>
-      <w:hyperlink r:id="rId70">
-        <w:r>
-          <w:rPr>
-            <w:lang w:val="sw_KE" w:bidi="sw_KE"/>
-          </w:rPr>
-          <w:rPr>
-            <w:color w:val="0000EE"/>
-            <w:u w:val="single"/>
-          </w:rPr>
-          <w:t>32</w:t>
-        </w:r>
-      </w:hyperlink>
+      <w:r>
+        <w:rPr>
+          <w:lang w:val="sw_KE" w:bidi="sw_KE"/>
+        </w:rPr>
+        <w:t>32</w:t>
+      </w:r>
       <w:r>
         <w:rPr>
           <w:lang w:val="sw_KE" w:bidi="sw_KE"/>
@@ -1688,36 +1310,24 @@
         </w:rPr>
         <w:t>“Kwa imani, Abrahamu alipoitwa kwenda mahali ambapo baadaye angepokea kama urithi wake, alitii na akaenda bila kujua alikokuwa anaelekea… Kwa imani, Abrahamu alipojaribiwa, alimtoa Isaka kwenye madhabahu” (</w:t>
       </w:r>
-      <w:hyperlink r:id="rId71">
-        <w:r>
-          <w:rPr>
-            <w:lang w:val="sw_KE" w:bidi="sw_KE"/>
-          </w:rPr>
-          <w:rPr>
-            <w:color w:val="0000EE"/>
-            <w:u w:val="single"/>
-          </w:rPr>
-          <w:t>Waebrania 11:8</w:t>
-        </w:r>
-      </w:hyperlink>
+      <w:r>
+        <w:rPr>
+          <w:lang w:val="sw_KE" w:bidi="sw_KE"/>
+        </w:rPr>
+        <w:t>Waebrania 11:8</w:t>
+      </w:r>
       <w:r>
         <w:rPr>
           <w:lang w:val="sw_KE" w:bidi="sw_KE"/>
         </w:rPr>
         <w:t xml:space="preserve">, </w:t>
       </w:r>
-      <w:hyperlink r:id="rId72">
-        <w:r>
-          <w:rPr>
-            <w:lang w:val="sw_KE" w:bidi="sw_KE"/>
-          </w:rPr>
-          <w:rPr>
-            <w:color w:val="0000EE"/>
-            <w:u w:val="single"/>
-          </w:rPr>
-          <w:t>17</w:t>
-        </w:r>
-      </w:hyperlink>
+      <w:r>
+        <w:rPr>
+          <w:lang w:val="sw_KE" w:bidi="sw_KE"/>
+        </w:rPr>
+        <w:t>17</w:t>
+      </w:r>
       <w:r>
         <w:rPr>
           <w:lang w:val="sw_KE" w:bidi="sw_KE"/>
@@ -1738,18 +1348,12 @@
         </w:rPr>
         <w:t xml:space="preserve">Mungu alimwita Abramu kutoka mji wa Uru ili kuongoza watu wa Mungu. Uhusiano wa familia ya Abramu unapatikana katika </w:t>
       </w:r>
-      <w:hyperlink r:id="rId73">
-        <w:r>
-          <w:rPr>
-            <w:lang w:val="sw_KE" w:bidi="sw_KE"/>
-          </w:rPr>
-          <w:rPr>
-            <w:color w:val="0000EE"/>
-            <w:u w:val="single"/>
-          </w:rPr>
-          <w:t>Mwanzo 11:26–32</w:t>
-        </w:r>
-      </w:hyperlink>
+      <w:r>
+        <w:rPr>
+          <w:lang w:val="sw_KE" w:bidi="sw_KE"/>
+        </w:rPr>
+        <w:t>Mwanzo 11:26–32</w:t>
+      </w:r>
       <w:r>
         <w:rPr>
           <w:lang w:val="sw_KE" w:bidi="sw_KE"/>
@@ -1828,90 +1432,60 @@
         </w:rPr>
         <w:t>Tera aliondoka Uru pamoja na Abramu, mke wa Abramu Sarai, na Loti, ambaye baba yake, Harani, alikuwa amefariki. Walipokuwa njiani kuelekea Kanaani, Tera alikaa katika mji wa Harani (</w:t>
       </w:r>
-      <w:hyperlink r:id="rId74">
-        <w:r>
-          <w:rPr>
-            <w:lang w:val="sw_KE" w:bidi="sw_KE"/>
-          </w:rPr>
-          <w:rPr>
-            <w:color w:val="0000EE"/>
-            <w:u w:val="single"/>
-          </w:rPr>
-          <w:t>Mwanzo 11:31</w:t>
-        </w:r>
-      </w:hyperlink>
+      <w:r>
+        <w:rPr>
+          <w:lang w:val="sw_KE" w:bidi="sw_KE"/>
+        </w:rPr>
+        <w:t>Mwanzo 11:31</w:t>
+      </w:r>
       <w:r>
         <w:rPr>
           <w:lang w:val="sw_KE" w:bidi="sw_KE"/>
         </w:rPr>
         <w:t>). Mungu alimwita Abramu kwenda nchi mpya wakati bado alikuwa Uru (</w:t>
       </w:r>
-      <w:hyperlink r:id="rId75">
-        <w:r>
-          <w:rPr>
-            <w:lang w:val="sw_KE" w:bidi="sw_KE"/>
-          </w:rPr>
-          <w:rPr>
-            <w:color w:val="0000EE"/>
-            <w:u w:val="single"/>
-          </w:rPr>
-          <w:t>Matendo 7:2–4</w:t>
-        </w:r>
-      </w:hyperlink>
+      <w:r>
+        <w:rPr>
+          <w:lang w:val="sw_KE" w:bidi="sw_KE"/>
+        </w:rPr>
+        <w:t>Matendo 7:2–4</w:t>
+      </w:r>
       <w:r>
         <w:rPr>
           <w:lang w:val="sw_KE" w:bidi="sw_KE"/>
         </w:rPr>
         <w:t>). Mungu alimwambia Abramu, “Ondoka katika nchi yako, jamaa zako, na nyumba ya baba yako, uende katika nchi nitakayokuonyesha” (</w:t>
       </w:r>
-      <w:hyperlink r:id="rId76">
-        <w:r>
-          <w:rPr>
-            <w:lang w:val="sw_KE" w:bidi="sw_KE"/>
-          </w:rPr>
-          <w:rPr>
-            <w:color w:val="0000EE"/>
-            <w:u w:val="single"/>
-          </w:rPr>
-          <w:t>Mwanzo 12:1</w:t>
-        </w:r>
-      </w:hyperlink>
+      <w:r>
+        <w:rPr>
+          <w:lang w:val="sw_KE" w:bidi="sw_KE"/>
+        </w:rPr>
+        <w:t>Mwanzo 12:1</w:t>
+      </w:r>
       <w:r>
         <w:rPr>
           <w:lang w:val="sw_KE" w:bidi="sw_KE"/>
         </w:rPr>
         <w:t>). Mungu alimbariki Abramu kwa kufanya agano (makubaliano maalum) naye ambalo lilijumuisha ahadi za baraka kubwa, uzao mwingi, na nchi mpya (</w:t>
       </w:r>
-      <w:hyperlink r:id="rId77">
-        <w:r>
-          <w:rPr>
-            <w:lang w:val="sw_KE" w:bidi="sw_KE"/>
-          </w:rPr>
-          <w:rPr>
-            <w:color w:val="0000EE"/>
-            <w:u w:val="single"/>
-          </w:rPr>
-          <w:t>Mwanzo 12:1–3</w:t>
-        </w:r>
-      </w:hyperlink>
+      <w:r>
+        <w:rPr>
+          <w:lang w:val="sw_KE" w:bidi="sw_KE"/>
+        </w:rPr>
+        <w:t>Mwanzo 12:1–3</w:t>
+      </w:r>
       <w:r>
         <w:rPr>
           <w:lang w:val="sw_KE" w:bidi="sw_KE"/>
         </w:rPr>
         <w:t xml:space="preserve">). Ahadi hizi baadaye ziliokoa Israeli kutokana na maangamizi waliposhindwa mara nyingi kutimiza agano lao na Mungu (tazama </w:t>
       </w:r>
-      <w:hyperlink r:id="rId78">
-        <w:r>
-          <w:rPr>
-            <w:lang w:val="sw_KE" w:bidi="sw_KE"/>
-          </w:rPr>
-          <w:rPr>
-            <w:color w:val="0000EE"/>
-            <w:u w:val="single"/>
-          </w:rPr>
-          <w:t>Mambo ya Walawi 26:40–45</w:t>
-        </w:r>
-      </w:hyperlink>
+      <w:r>
+        <w:rPr>
+          <w:lang w:val="sw_KE" w:bidi="sw_KE"/>
+        </w:rPr>
+        <w:t>Mambo ya Walawi 26:40–45</w:t>
+      </w:r>
       <w:r>
         <w:rPr>
           <w:lang w:val="sw_KE" w:bidi="sw_KE"/>
@@ -1932,36 +1506,24 @@
         </w:rPr>
         <w:t>Abramu aliondoka Harani akiwa na umri wa miaka sabini na mitano. Alipoingia Kanaani, alielekea kwanza Shekemu, mji wa Kanaani kati ya Mlima Gerizimu na Mlima Ebali. Mungu alimtokea Abramu karibu na Mkuyu wa Moreh, ambao ulikuwa mahali pa ibada ya Wakanaani. Abramu alijenga madhabahu hapo na karibu na Betheli (</w:t>
       </w:r>
-      <w:hyperlink r:id="rId79">
-        <w:r>
-          <w:rPr>
-            <w:lang w:val="sw_KE" w:bidi="sw_KE"/>
-          </w:rPr>
-          <w:rPr>
-            <w:color w:val="0000EE"/>
-            <w:u w:val="single"/>
-          </w:rPr>
-          <w:t>Mwanzo 12:6–8</w:t>
-        </w:r>
-      </w:hyperlink>
+      <w:r>
+        <w:rPr>
+          <w:lang w:val="sw_KE" w:bidi="sw_KE"/>
+        </w:rPr>
+        <w:t>Mwanzo 12:6–8</w:t>
+      </w:r>
       <w:r>
         <w:rPr>
           <w:lang w:val="sw_KE" w:bidi="sw_KE"/>
         </w:rPr>
         <w:t>). Alitangaza Mungu wa kweli katika maeneo haya ya ibada ya uongo. Abramu baadaye alihamia Hebroni karibu na mialoni ya Mamre na akajenga madhabahu nyingine kumwabudu Mungu (</w:t>
       </w:r>
-      <w:hyperlink r:id="rId80">
-        <w:r>
-          <w:rPr>
-            <w:lang w:val="sw_KE" w:bidi="sw_KE"/>
-          </w:rPr>
-          <w:rPr>
-            <w:color w:val="0000EE"/>
-            <w:u w:val="single"/>
-          </w:rPr>
-          <w:t>Mwanzo 13:18</w:t>
-        </w:r>
-      </w:hyperlink>
+      <w:r>
+        <w:rPr>
+          <w:lang w:val="sw_KE" w:bidi="sw_KE"/>
+        </w:rPr>
+        <w:t>Mwanzo 13:18</w:t>
+      </w:r>
       <w:r>
         <w:rPr>
           <w:lang w:val="sw_KE" w:bidi="sw_KE"/>
@@ -1982,72 +1544,48 @@
         </w:rPr>
         <w:t>Wakati Mungu alipomwahidi Abramu baraka tena katika maono (</w:t>
       </w:r>
-      <w:hyperlink r:id="rId81">
-        <w:r>
-          <w:rPr>
-            <w:lang w:val="sw_KE" w:bidi="sw_KE"/>
-          </w:rPr>
-          <w:rPr>
-            <w:color w:val="0000EE"/>
-            <w:u w:val="single"/>
-          </w:rPr>
-          <w:t>Mwanzo 15:1</w:t>
-        </w:r>
-      </w:hyperlink>
+      <w:r>
+        <w:rPr>
+          <w:lang w:val="sw_KE" w:bidi="sw_KE"/>
+        </w:rPr>
+        <w:t>Mwanzo 15:1</w:t>
+      </w:r>
       <w:r>
         <w:rPr>
           <w:lang w:val="sw_KE" w:bidi="sw_KE"/>
         </w:rPr>
         <w:t>), Abramu alisema bado hakuwa na mtoto kwa sababu Sarai hakuweza kupata watoto (</w:t>
       </w:r>
-      <w:hyperlink r:id="rId82">
-        <w:r>
-          <w:rPr>
-            <w:lang w:val="sw_KE" w:bidi="sw_KE"/>
-          </w:rPr>
-          <w:rPr>
-            <w:color w:val="0000EE"/>
-            <w:u w:val="single"/>
-          </w:rPr>
-          <w:t>Mwanzo 11:30</w:t>
-        </w:r>
-      </w:hyperlink>
+      <w:r>
+        <w:rPr>
+          <w:lang w:val="sw_KE" w:bidi="sw_KE"/>
+        </w:rPr>
+        <w:t>Mwanzo 11:30</w:t>
+      </w:r>
       <w:r>
         <w:rPr>
           <w:lang w:val="sw_KE" w:bidi="sw_KE"/>
         </w:rPr>
         <w:t>). Eliezeri wa Dameski alikuwa mrithi wake (</w:t>
       </w:r>
-      <w:hyperlink r:id="rId83">
-        <w:r>
-          <w:rPr>
-            <w:lang w:val="sw_KE" w:bidi="sw_KE"/>
-          </w:rPr>
-          <w:rPr>
-            <w:color w:val="0000EE"/>
-            <w:u w:val="single"/>
-          </w:rPr>
-          <w:t>Mwanzo 15:2</w:t>
-        </w:r>
-      </w:hyperlink>
+      <w:r>
+        <w:rPr>
+          <w:lang w:val="sw_KE" w:bidi="sw_KE"/>
+        </w:rPr>
+        <w:t>Mwanzo 15:2</w:t>
+      </w:r>
       <w:r>
         <w:rPr>
           <w:lang w:val="sw_KE" w:bidi="sw_KE"/>
         </w:rPr>
         <w:t>). Nyaraka za Nuzi, zilizopatikana katika mji wa kale wa Mesopotamia wa Nuzi, zinaeleza hili. Kulingana na desturi ya Wahurri, wanandoa matajiri wasio na watoto wangeweza kumchukua mrithi, mara nyingi mtumwa, ambaye angehusika na mazishi na maombolezo yao. Hata hivyo, ikiwa mtoto wa asili alizaliwa baada ya kumchukua mtumwa-mrithi, mtoto huyo angechukua nafasi yake. Inaonekana Abramu alimchukua Eliezeri kwa njia hii, lakini Mungu alimwahidi Abramu kwamba mwanawe mwenyewe angekuwa mrithi wake (</w:t>
       </w:r>
-      <w:hyperlink r:id="rId84">
-        <w:r>
-          <w:rPr>
-            <w:lang w:val="sw_KE" w:bidi="sw_KE"/>
-          </w:rPr>
-          <w:rPr>
-            <w:color w:val="0000EE"/>
-            <w:u w:val="single"/>
-          </w:rPr>
-          <w:t>Mwanzo 15:4</w:t>
-        </w:r>
-      </w:hyperlink>
+      <w:r>
+        <w:rPr>
+          <w:lang w:val="sw_KE" w:bidi="sw_KE"/>
+        </w:rPr>
+        <w:t>Mwanzo 15:4</w:t>
+      </w:r>
       <w:r>
         <w:rPr>
           <w:lang w:val="sw_KE" w:bidi="sw_KE"/>
@@ -2068,90 +1606,60 @@
         </w:rPr>
         <w:t>Maisha ya Abramu yalitambulishwa na imani yake kwa Bwana, ambaye alimchagua kuwa mwenye haki kwa sababu ya imani yake (</w:t>
       </w:r>
-      <w:hyperlink r:id="rId85">
-        <w:r>
-          <w:rPr>
-            <w:lang w:val="sw_KE" w:bidi="sw_KE"/>
-          </w:rPr>
-          <w:rPr>
-            <w:color w:val="0000EE"/>
-            <w:u w:val="single"/>
-          </w:rPr>
-          <w:t>Mwanzo 15:6</w:t>
-        </w:r>
-      </w:hyperlink>
+      <w:r>
+        <w:rPr>
+          <w:lang w:val="sw_KE" w:bidi="sw_KE"/>
+        </w:rPr>
+        <w:t>Mwanzo 15:6</w:t>
+      </w:r>
       <w:r>
         <w:rPr>
           <w:lang w:val="sw_KE" w:bidi="sw_KE"/>
         </w:rPr>
         <w:t xml:space="preserve">; tazama </w:t>
       </w:r>
-      <w:hyperlink r:id="rId86">
-        <w:r>
-          <w:rPr>
-            <w:lang w:val="sw_KE" w:bidi="sw_KE"/>
-          </w:rPr>
-          <w:rPr>
-            <w:color w:val="0000EE"/>
-            <w:u w:val="single"/>
-          </w:rPr>
-          <w:t>Warumi 4:3</w:t>
-        </w:r>
-      </w:hyperlink>
-      <w:r>
-        <w:rPr>
-          <w:lang w:val="sw_KE" w:bidi="sw_KE"/>
-        </w:rPr>
-        <w:t xml:space="preserve">; </w:t>
-      </w:r>
-      <w:hyperlink r:id="rId87">
-        <w:r>
-          <w:rPr>
-            <w:lang w:val="sw_KE" w:bidi="sw_KE"/>
-          </w:rPr>
-          <w:rPr>
-            <w:color w:val="0000EE"/>
-            <w:u w:val="single"/>
-          </w:rPr>
-          <w:t>Wagalatia 3:6</w:t>
-        </w:r>
-      </w:hyperlink>
-      <w:r>
-        <w:rPr>
-          <w:lang w:val="sw_KE" w:bidi="sw_KE"/>
-        </w:rPr>
-        <w:t xml:space="preserve">; </w:t>
-      </w:r>
-      <w:hyperlink r:id="rId88">
-        <w:r>
-          <w:rPr>
-            <w:lang w:val="sw_KE" w:bidi="sw_KE"/>
-          </w:rPr>
-          <w:rPr>
-            <w:color w:val="0000EE"/>
-            <w:u w:val="single"/>
-          </w:rPr>
-          <w:t>Yakobo 2:23</w:t>
-        </w:r>
-      </w:hyperlink>
+      <w:r>
+        <w:rPr>
+          <w:lang w:val="sw_KE" w:bidi="sw_KE"/>
+        </w:rPr>
+        <w:t>Warumi 4:3</w:t>
+      </w:r>
+      <w:r>
+        <w:rPr>
+          <w:lang w:val="sw_KE" w:bidi="sw_KE"/>
+        </w:rPr>
+        <w:t xml:space="preserve">; </w:t>
+      </w:r>
+      <w:r>
+        <w:rPr>
+          <w:lang w:val="sw_KE" w:bidi="sw_KE"/>
+        </w:rPr>
+        <w:t>Wagalatia 3:6</w:t>
+      </w:r>
+      <w:r>
+        <w:rPr>
+          <w:lang w:val="sw_KE" w:bidi="sw_KE"/>
+        </w:rPr>
+        <w:t xml:space="preserve">; </w:t>
+      </w:r>
+      <w:r>
+        <w:rPr>
+          <w:lang w:val="sw_KE" w:bidi="sw_KE"/>
+        </w:rPr>
+        <w:t>Yakobo 2:23</w:t>
+      </w:r>
       <w:r>
         <w:rPr>
           <w:lang w:val="sw_KE" w:bidi="sw_KE"/>
         </w:rPr>
         <w:t>). Abramu hakutajwa kuwa mwenye haki kwa sababu hakuwa na dhambi. Wakati mwingine alishindwa kufanya yaliyo sahihi—mara mbili alidanganya kuhusu Sarai kwa hofu, na alijaribu kupata mtoto na Hajiri badala ya kusubiri Mungu (</w:t>
       </w:r>
-      <w:hyperlink r:id="rId89">
-        <w:r>
-          <w:rPr>
-            <w:lang w:val="sw_KE" w:bidi="sw_KE"/>
-          </w:rPr>
-          <w:rPr>
-            <w:color w:val="0000EE"/>
-            <w:u w:val="single"/>
-          </w:rPr>
-          <w:t>Mwanzo 16:1–5</w:t>
-        </w:r>
-      </w:hyperlink>
+      <w:r>
+        <w:rPr>
+          <w:lang w:val="sw_KE" w:bidi="sw_KE"/>
+        </w:rPr>
+        <w:t>Mwanzo 16:1–5</w:t>
+      </w:r>
       <w:r>
         <w:rPr>
           <w:lang w:val="sw_KE" w:bidi="sw_KE"/>
@@ -2172,144 +1680,96 @@
         </w:rPr>
         <w:t>Abramu alikuwa na umri wa miaka themanini na sita wakati Ishmaeli alizaliwa kwa Hajiri, mtumishi wa Sarai. Wakati Abramu alipofikisha miaka tisini na tisa, Bwana alimtokea na kuthibitisha ahadi Yake ya kumpa mwana na baraka (</w:t>
       </w:r>
-      <w:hyperlink r:id="rId90">
-        <w:r>
-          <w:rPr>
-            <w:lang w:val="sw_KE" w:bidi="sw_KE"/>
-          </w:rPr>
-          <w:rPr>
-            <w:color w:val="0000EE"/>
-            <w:u w:val="single"/>
-          </w:rPr>
-          <w:t>Mwanzo 17</w:t>
-        </w:r>
-      </w:hyperlink>
+      <w:r>
+        <w:rPr>
+          <w:lang w:val="sw_KE" w:bidi="sw_KE"/>
+        </w:rPr>
+        <w:t>Mwanzo 17</w:t>
+      </w:r>
       <w:r>
         <w:rPr>
           <w:lang w:val="sw_KE" w:bidi="sw_KE"/>
         </w:rPr>
         <w:t>). Aliongeza tohara kama ishara ya agano hili (</w:t>
       </w:r>
-      <w:hyperlink r:id="rId91">
-        <w:r>
-          <w:rPr>
-            <w:lang w:val="sw_KE" w:bidi="sw_KE"/>
-          </w:rPr>
-          <w:rPr>
-            <w:color w:val="0000EE"/>
-            <w:u w:val="single"/>
-          </w:rPr>
-          <w:t>Mwanzo 17:9–14</w:t>
-        </w:r>
-      </w:hyperlink>
+      <w:r>
+        <w:rPr>
+          <w:lang w:val="sw_KE" w:bidi="sw_KE"/>
+        </w:rPr>
+        <w:t>Mwanzo 17:9–14</w:t>
+      </w:r>
       <w:r>
         <w:rPr>
           <w:lang w:val="sw_KE" w:bidi="sw_KE"/>
         </w:rPr>
         <w:t>). Mungu pia alibadilisha jina la Abramu kuwa Abrahamu na jina la Sarai kuwa Sara (</w:t>
       </w:r>
-      <w:hyperlink r:id="rId92">
-        <w:r>
-          <w:rPr>
-            <w:lang w:val="sw_KE" w:bidi="sw_KE"/>
-          </w:rPr>
-          <w:rPr>
-            <w:color w:val="0000EE"/>
-            <w:u w:val="single"/>
-          </w:rPr>
-          <w:t>Mwanzo 17:5</w:t>
-        </w:r>
-      </w:hyperlink>
+      <w:r>
+        <w:rPr>
+          <w:lang w:val="sw_KE" w:bidi="sw_KE"/>
+        </w:rPr>
+        <w:t>Mwanzo 17:5</w:t>
+      </w:r>
       <w:r>
         <w:rPr>
           <w:lang w:val="sw_KE" w:bidi="sw_KE"/>
         </w:rPr>
         <w:t xml:space="preserve">, </w:t>
       </w:r>
-      <w:hyperlink r:id="rId93">
-        <w:r>
-          <w:rPr>
-            <w:lang w:val="sw_KE" w:bidi="sw_KE"/>
-          </w:rPr>
-          <w:rPr>
-            <w:color w:val="0000EE"/>
-            <w:u w:val="single"/>
-          </w:rPr>
-          <w:t>15</w:t>
-        </w:r>
-      </w:hyperlink>
+      <w:r>
+        <w:rPr>
+          <w:lang w:val="sw_KE" w:bidi="sw_KE"/>
+        </w:rPr>
+        <w:t>15</w:t>
+      </w:r>
       <w:r>
         <w:rPr>
           <w:lang w:val="sw_KE" w:bidi="sw_KE"/>
         </w:rPr>
         <w:t>). Abrahamu alicheka kwa ahadi ya kupata mwana mwingine (</w:t>
       </w:r>
-      <w:hyperlink r:id="rId94">
-        <w:r>
-          <w:rPr>
-            <w:lang w:val="sw_KE" w:bidi="sw_KE"/>
-          </w:rPr>
-          <w:rPr>
-            <w:color w:val="0000EE"/>
-            <w:u w:val="single"/>
-          </w:rPr>
-          <w:t>Mwanzo 17:17</w:t>
-        </w:r>
-      </w:hyperlink>
+      <w:r>
+        <w:rPr>
+          <w:lang w:val="sw_KE" w:bidi="sw_KE"/>
+        </w:rPr>
+        <w:t>Mwanzo 17:17</w:t>
+      </w:r>
       <w:r>
         <w:rPr>
           <w:lang w:val="sw_KE" w:bidi="sw_KE"/>
         </w:rPr>
         <w:t>). Hivi karibuni, Bwana alimtokea tena Abrahamu (</w:t>
       </w:r>
-      <w:hyperlink r:id="rId95">
-        <w:r>
-          <w:rPr>
-            <w:lang w:val="sw_KE" w:bidi="sw_KE"/>
-          </w:rPr>
-          <w:rPr>
-            <w:color w:val="0000EE"/>
-            <w:u w:val="single"/>
-          </w:rPr>
-          <w:t>Mwanzo 18:1–15</w:t>
-        </w:r>
-      </w:hyperlink>
+      <w:r>
+        <w:rPr>
+          <w:lang w:val="sw_KE" w:bidi="sw_KE"/>
+        </w:rPr>
+        <w:t>Mwanzo 18:1–15</w:t>
+      </w:r>
       <w:r>
         <w:rPr>
           <w:lang w:val="sw_KE" w:bidi="sw_KE"/>
         </w:rPr>
         <w:t>) na kurudia ahadi ya kumpa mwana. Wakati huu, Sara alicheka kwa kutoamini (</w:t>
       </w:r>
-      <w:hyperlink r:id="rId96">
-        <w:r>
-          <w:rPr>
-            <w:lang w:val="sw_KE" w:bidi="sw_KE"/>
-          </w:rPr>
-          <w:rPr>
-            <w:color w:val="0000EE"/>
-            <w:u w:val="single"/>
-          </w:rPr>
-          <w:t>Mwanzo 18:10–15</w:t>
-        </w:r>
-      </w:hyperlink>
+      <w:r>
+        <w:rPr>
+          <w:lang w:val="sw_KE" w:bidi="sw_KE"/>
+        </w:rPr>
+        <w:t>Mwanzo 18:10–15</w:t>
+      </w:r>
       <w:r>
         <w:rPr>
           <w:lang w:val="sw_KE" w:bidi="sw_KE"/>
         </w:rPr>
         <w:t>). Abrahamu alikuwa na umri wa miaka mia moja, na Sara alikuwa na miaka tisini wakati Bwana alitimiza ahadi Yake (</w:t>
       </w:r>
-      <w:hyperlink r:id="rId97">
-        <w:r>
-          <w:rPr>
-            <w:lang w:val="sw_KE" w:bidi="sw_KE"/>
-          </w:rPr>
-          <w:rPr>
-            <w:color w:val="0000EE"/>
-            <w:u w:val="single"/>
-          </w:rPr>
-          <w:t>Mwanzo 21:1</w:t>
-        </w:r>
-      </w:hyperlink>
+      <w:r>
+        <w:rPr>
+          <w:lang w:val="sw_KE" w:bidi="sw_KE"/>
+        </w:rPr>
+        <w:t>Mwanzo 21:1</w:t>
+      </w:r>
       <w:r>
         <w:rPr>
           <w:lang w:val="sw_KE" w:bidi="sw_KE"/>
@@ -2330,54 +1790,36 @@
         </w:rPr>
         <w:t>Jaribio kuu la imani ya Abrahamu lilitokea wakati Mungu alipomwambia kumtoa Isaka kama dhabihu (</w:t>
       </w:r>
-      <w:hyperlink r:id="rId98">
-        <w:r>
-          <w:rPr>
-            <w:lang w:val="sw_KE" w:bidi="sw_KE"/>
-          </w:rPr>
-          <w:rPr>
-            <w:color w:val="0000EE"/>
-            <w:u w:val="single"/>
-          </w:rPr>
-          <w:t>Mwanzo 22:1–19</w:t>
-        </w:r>
-      </w:hyperlink>
+      <w:r>
+        <w:rPr>
+          <w:lang w:val="sw_KE" w:bidi="sw_KE"/>
+        </w:rPr>
+        <w:t>Mwanzo 22:1–19</w:t>
+      </w:r>
       <w:r>
         <w:rPr>
           <w:lang w:val="sw_KE" w:bidi="sw_KE"/>
         </w:rPr>
         <w:t xml:space="preserve">). Abrahamu alitii, akiamini kwamba Mungu angekamilisha mipango yake (tazama </w:t>
       </w:r>
-      <w:hyperlink r:id="rId99">
-        <w:r>
-          <w:rPr>
-            <w:lang w:val="sw_KE" w:bidi="sw_KE"/>
-          </w:rPr>
-          <w:rPr>
-            <w:color w:val="0000EE"/>
-            <w:u w:val="single"/>
-          </w:rPr>
-          <w:t>Waebrania 11:17–19</w:t>
-        </w:r>
-      </w:hyperlink>
+      <w:r>
+        <w:rPr>
+          <w:lang w:val="sw_KE" w:bidi="sw_KE"/>
+        </w:rPr>
+        <w:t>Waebrania 11:17–19</w:t>
+      </w:r>
       <w:r>
         <w:rPr>
           <w:lang w:val="sw_KE" w:bidi="sw_KE"/>
         </w:rPr>
         <w:t>). Abrahamu alipokuwa karibu kutumia kisu, malaika alimzuia na akatoa kondoo dume kwa dhabihu badala ya Isaka. Imani ya Abrahamu ilithibitishwa (</w:t>
       </w:r>
-      <w:hyperlink r:id="rId100">
-        <w:r>
-          <w:rPr>
-            <w:lang w:val="sw_KE" w:bidi="sw_KE"/>
-          </w:rPr>
-          <w:rPr>
-            <w:color w:val="0000EE"/>
-            <w:u w:val="single"/>
-          </w:rPr>
-          <w:t>Mwanzo 22:10–13</w:t>
-        </w:r>
-      </w:hyperlink>
+      <w:r>
+        <w:rPr>
+          <w:lang w:val="sw_KE" w:bidi="sw_KE"/>
+        </w:rPr>
+        <w:t>Mwanzo 22:10–13</w:t>
+      </w:r>
       <w:r>
         <w:rPr>
           <w:lang w:val="sw_KE" w:bidi="sw_KE"/>
@@ -2398,54 +1840,36 @@
         </w:rPr>
         <w:t>Wakristo wanaona dhabihu ya Isaka kama ishara ya Mungu kumpa Mwana wake pekee, Yesu Kristo, kama dhabihu kwa ajili ya dhambi za ulimwengu. Mungu alitimiza ahadi yake kwa Abrahamu kupitia Yesu Kristo, ambaye anatoa wokovu kwa wote wanaoamini kwa imani (</w:t>
       </w:r>
-      <w:hyperlink r:id="rId101">
-        <w:r>
-          <w:rPr>
-            <w:lang w:val="sw_KE" w:bidi="sw_KE"/>
-          </w:rPr>
-          <w:rPr>
-            <w:color w:val="0000EE"/>
-            <w:u w:val="single"/>
-          </w:rPr>
-          <w:t>Warumi 4:16–17</w:t>
-        </w:r>
-      </w:hyperlink>
+      <w:r>
+        <w:rPr>
+          <w:lang w:val="sw_KE" w:bidi="sw_KE"/>
+        </w:rPr>
+        <w:t>Warumi 4:16–17</w:t>
+      </w:r>
       <w:r>
         <w:rPr>
           <w:lang w:val="sw_KE" w:bidi="sw_KE"/>
         </w:rPr>
         <w:t>), na kuwafanya waumini kuwa wazao wa kiroho wa Abrahamu (</w:t>
       </w:r>
-      <w:hyperlink r:id="rId102">
-        <w:r>
-          <w:rPr>
-            <w:lang w:val="sw_KE" w:bidi="sw_KE"/>
-          </w:rPr>
-          <w:rPr>
-            <w:color w:val="0000EE"/>
-            <w:u w:val="single"/>
-          </w:rPr>
-          <w:t>Wagalatia 3:29</w:t>
-        </w:r>
-      </w:hyperlink>
+      <w:r>
+        <w:rPr>
+          <w:lang w:val="sw_KE" w:bidi="sw_KE"/>
+        </w:rPr>
+        <w:t>Wagalatia 3:29</w:t>
+      </w:r>
       <w:r>
         <w:rPr>
           <w:lang w:val="sw_KE" w:bidi="sw_KE"/>
         </w:rPr>
         <w:t xml:space="preserve">). Maisha ya Abrahamu yanaonyesha kwamba Mungu ni mwaminifu na anastahili kuaminiwa na kutiiwa. Maana kamili ya ahadi ya Mungu ilitimizwa wakati injili (Habari Njema kuhusu Yesu) iliposhirikiwa na mataifa yote, na watu kutoka familia zote za dunia walijibu kwa imani (tazama </w:t>
       </w:r>
-      <w:hyperlink r:id="rId103">
-        <w:r>
-          <w:rPr>
-            <w:lang w:val="sw_KE" w:bidi="sw_KE"/>
-          </w:rPr>
-          <w:rPr>
-            <w:color w:val="0000EE"/>
-            <w:u w:val="single"/>
-          </w:rPr>
-          <w:t>Wagalatia 3:6–9</w:t>
-        </w:r>
-      </w:hyperlink>
+      <w:r>
+        <w:rPr>
+          <w:lang w:val="sw_KE" w:bidi="sw_KE"/>
+        </w:rPr>
+        <w:t>Wagalatia 3:6–9</w:t>
+      </w:r>
       <w:r>
         <w:rPr>
           <w:lang w:val="sw_KE" w:bidi="sw_KE"/>
@@ -2466,72 +1890,48 @@
         </w:rPr>
         <w:t>Abrahamu aliitwa rafiki wa Mungu (</w:t>
       </w:r>
-      <w:hyperlink r:id="rId104">
-        <w:r>
-          <w:rPr>
-            <w:lang w:val="sw_KE" w:bidi="sw_KE"/>
-          </w:rPr>
-          <w:rPr>
-            <w:color w:val="0000EE"/>
-            <w:u w:val="single"/>
-          </w:rPr>
-          <w:t>2 Mambo ya Nyakati 20:7</w:t>
-        </w:r>
-      </w:hyperlink>
-      <w:r>
-        <w:rPr>
-          <w:lang w:val="sw_KE" w:bidi="sw_KE"/>
-        </w:rPr>
-        <w:t xml:space="preserve">; </w:t>
-      </w:r>
-      <w:hyperlink r:id="rId88">
-        <w:r>
-          <w:rPr>
-            <w:lang w:val="sw_KE" w:bidi="sw_KE"/>
-          </w:rPr>
-          <w:rPr>
-            <w:color w:val="0000EE"/>
-            <w:u w:val="single"/>
-          </w:rPr>
-          <w:t>Yakobo 2:23</w:t>
-        </w:r>
-      </w:hyperlink>
+      <w:r>
+        <w:rPr>
+          <w:lang w:val="sw_KE" w:bidi="sw_KE"/>
+        </w:rPr>
+        <w:t>2 Mambo ya Nyakati 20:7</w:t>
+      </w:r>
+      <w:r>
+        <w:rPr>
+          <w:lang w:val="sw_KE" w:bidi="sw_KE"/>
+        </w:rPr>
+        <w:t xml:space="preserve">; </w:t>
+      </w:r>
+      <w:r>
+        <w:rPr>
+          <w:lang w:val="sw_KE" w:bidi="sw_KE"/>
+        </w:rPr>
+        <w:t>Yakobo 2:23</w:t>
+      </w:r>
       <w:r>
         <w:rPr>
           <w:lang w:val="sw_KE" w:bidi="sw_KE"/>
         </w:rPr>
         <w:t>). Kila mtu anayeishi kwa imani anapaswa kujaribu kuishi kama yeye, akitegemea mwongozo na msaada wa Mungu kila siku. Abrahamu ni mmoja wa "mashahidi" wengi wa maisha ya imani (</w:t>
       </w:r>
-      <w:hyperlink r:id="rId105">
-        <w:r>
-          <w:rPr>
-            <w:lang w:val="sw_KE" w:bidi="sw_KE"/>
-          </w:rPr>
-          <w:rPr>
-            <w:color w:val="0000EE"/>
-            <w:u w:val="single"/>
-          </w:rPr>
-          <w:t>Waebrania 12:1</w:t>
-        </w:r>
-      </w:hyperlink>
+      <w:r>
+        <w:rPr>
+          <w:lang w:val="sw_KE" w:bidi="sw_KE"/>
+        </w:rPr>
+        <w:t>Waebrania 12:1</w:t>
+      </w:r>
       <w:r>
         <w:rPr>
           <w:lang w:val="sw_KE" w:bidi="sw_KE"/>
         </w:rPr>
         <w:t xml:space="preserve">; tazama </w:t>
       </w:r>
-      <w:hyperlink r:id="rId106">
-        <w:r>
-          <w:rPr>
-            <w:lang w:val="sw_KE" w:bidi="sw_KE"/>
-          </w:rPr>
-          <w:rPr>
-            <w:color w:val="0000EE"/>
-            <w:u w:val="single"/>
-          </w:rPr>
-          <w:t>Waebrania 11</w:t>
-        </w:r>
-      </w:hyperlink>
+      <w:r>
+        <w:rPr>
+          <w:lang w:val="sw_KE" w:bidi="sw_KE"/>
+        </w:rPr>
+        <w:t>Waebrania 11</w:t>
+      </w:r>
       <w:r>
         <w:rPr>
           <w:lang w:val="sw_KE" w:bidi="sw_KE"/>
@@ -2561,486 +1961,324 @@
           <w:lang w:val="sw_KE" w:bidi="sw_KE"/>
         </w:rPr>
       </w:r>
-      <w:hyperlink r:id="rId107">
-        <w:r>
-          <w:rPr>
-            <w:lang w:val="sw_KE" w:bidi="sw_KE"/>
-          </w:rPr>
-          <w:rPr>
-            <w:color w:val="0000EE"/>
-            <w:u w:val="single"/>
-          </w:rPr>
-          <w:t>Mwanzo 11:26–25:11</w:t>
-        </w:r>
-      </w:hyperlink>
-      <w:r>
-        <w:rPr>
-          <w:lang w:val="sw_KE" w:bidi="sw_KE"/>
-        </w:rPr>
-        <w:t xml:space="preserve">; </w:t>
-      </w:r>
-      <w:hyperlink r:id="rId108">
-        <w:r>
-          <w:rPr>
-            <w:lang w:val="sw_KE" w:bidi="sw_KE"/>
-          </w:rPr>
-          <w:rPr>
-            <w:color w:val="0000EE"/>
-            <w:u w:val="single"/>
-          </w:rPr>
-          <w:t>26:2–5</w:t>
-        </w:r>
-      </w:hyperlink>
-      <w:r>
-        <w:rPr>
-          <w:lang w:val="sw_KE" w:bidi="sw_KE"/>
-        </w:rPr>
-        <w:t xml:space="preserve">; </w:t>
-      </w:r>
-      <w:hyperlink r:id="rId109">
-        <w:r>
-          <w:rPr>
-            <w:lang w:val="sw_KE" w:bidi="sw_KE"/>
-          </w:rPr>
-          <w:rPr>
-            <w:color w:val="0000EE"/>
-            <w:u w:val="single"/>
-          </w:rPr>
-          <w:t>Kutoka 3:15–16</w:t>
-        </w:r>
-      </w:hyperlink>
-      <w:r>
-        <w:rPr>
-          <w:lang w:val="sw_KE" w:bidi="sw_KE"/>
-        </w:rPr>
-        <w:t xml:space="preserve">; </w:t>
-      </w:r>
-      <w:hyperlink r:id="rId110">
-        <w:r>
-          <w:rPr>
-            <w:lang w:val="sw_KE" w:bidi="sw_KE"/>
-          </w:rPr>
-          <w:rPr>
-            <w:color w:val="0000EE"/>
-            <w:u w:val="single"/>
-          </w:rPr>
-          <w:t>6:3</w:t>
-        </w:r>
-      </w:hyperlink>
-      <w:r>
-        <w:rPr>
-          <w:lang w:val="sw_KE" w:bidi="sw_KE"/>
-        </w:rPr>
-        <w:t xml:space="preserve">; </w:t>
-      </w:r>
-      <w:hyperlink r:id="rId111">
-        <w:r>
-          <w:rPr>
-            <w:lang w:val="sw_KE" w:bidi="sw_KE"/>
-          </w:rPr>
-          <w:rPr>
-            <w:color w:val="0000EE"/>
-            <w:u w:val="single"/>
-          </w:rPr>
-          <w:t>32:13</w:t>
-        </w:r>
-      </w:hyperlink>
-      <w:r>
-        <w:rPr>
-          <w:lang w:val="sw_KE" w:bidi="sw_KE"/>
-        </w:rPr>
-        <w:t xml:space="preserve">; </w:t>
-      </w:r>
-      <w:hyperlink r:id="rId112">
-        <w:r>
-          <w:rPr>
-            <w:lang w:val="sw_KE" w:bidi="sw_KE"/>
-          </w:rPr>
-          <w:rPr>
-            <w:color w:val="0000EE"/>
-            <w:u w:val="single"/>
-          </w:rPr>
-          <w:t>Yoshua 24:2–3</w:t>
-        </w:r>
-      </w:hyperlink>
-      <w:r>
-        <w:rPr>
-          <w:lang w:val="sw_KE" w:bidi="sw_KE"/>
-        </w:rPr>
-        <w:t xml:space="preserve">; </w:t>
-      </w:r>
-      <w:hyperlink r:id="rId113">
-        <w:r>
-          <w:rPr>
-            <w:lang w:val="sw_KE" w:bidi="sw_KE"/>
-          </w:rPr>
-          <w:rPr>
-            <w:color w:val="0000EE"/>
-            <w:u w:val="single"/>
-          </w:rPr>
-          <w:t>1 Mambo ya Nyakati 1:27–34</w:t>
-        </w:r>
-      </w:hyperlink>
-      <w:r>
-        <w:rPr>
-          <w:lang w:val="sw_KE" w:bidi="sw_KE"/>
-        </w:rPr>
-        <w:t xml:space="preserve">; </w:t>
-      </w:r>
-      <w:hyperlink r:id="rId104">
-        <w:r>
-          <w:rPr>
-            <w:lang w:val="sw_KE" w:bidi="sw_KE"/>
-          </w:rPr>
-          <w:rPr>
-            <w:color w:val="0000EE"/>
-            <w:u w:val="single"/>
-          </w:rPr>
-          <w:t>2 Mambo ya Nyakati 20:7</w:t>
-        </w:r>
-      </w:hyperlink>
-      <w:r>
-        <w:rPr>
-          <w:lang w:val="sw_KE" w:bidi="sw_KE"/>
-        </w:rPr>
-        <w:t xml:space="preserve">; </w:t>
-      </w:r>
-      <w:hyperlink r:id="rId114">
-        <w:r>
-          <w:rPr>
-            <w:lang w:val="sw_KE" w:bidi="sw_KE"/>
-          </w:rPr>
-          <w:rPr>
-            <w:color w:val="0000EE"/>
-            <w:u w:val="single"/>
-          </w:rPr>
-          <w:t>Isaya 29:22</w:t>
-        </w:r>
-      </w:hyperlink>
-      <w:r>
-        <w:rPr>
-          <w:lang w:val="sw_KE" w:bidi="sw_KE"/>
-        </w:rPr>
-        <w:t xml:space="preserve">; </w:t>
-      </w:r>
-      <w:hyperlink r:id="rId115">
-        <w:r>
-          <w:rPr>
-            <w:lang w:val="sw_KE" w:bidi="sw_KE"/>
-          </w:rPr>
-          <w:rPr>
-            <w:color w:val="0000EE"/>
-            <w:u w:val="single"/>
-          </w:rPr>
-          <w:t>41:8</w:t>
-        </w:r>
-      </w:hyperlink>
-      <w:r>
-        <w:rPr>
-          <w:lang w:val="sw_KE" w:bidi="sw_KE"/>
-        </w:rPr>
-        <w:t xml:space="preserve">; </w:t>
-      </w:r>
-      <w:hyperlink r:id="rId116">
-        <w:r>
-          <w:rPr>
-            <w:lang w:val="sw_KE" w:bidi="sw_KE"/>
-          </w:rPr>
-          <w:rPr>
-            <w:color w:val="0000EE"/>
-            <w:u w:val="single"/>
-          </w:rPr>
-          <w:t>51:1–2</w:t>
-        </w:r>
-      </w:hyperlink>
-      <w:r>
-        <w:rPr>
-          <w:lang w:val="sw_KE" w:bidi="sw_KE"/>
-        </w:rPr>
-        <w:t xml:space="preserve">; </w:t>
-      </w:r>
-      <w:hyperlink r:id="rId117">
-        <w:r>
-          <w:rPr>
-            <w:lang w:val="sw_KE" w:bidi="sw_KE"/>
-          </w:rPr>
-          <w:rPr>
-            <w:color w:val="0000EE"/>
-            <w:u w:val="single"/>
-          </w:rPr>
-          <w:t>Ezekieli 33:24</w:t>
-        </w:r>
-      </w:hyperlink>
-      <w:r>
-        <w:rPr>
-          <w:lang w:val="sw_KE" w:bidi="sw_KE"/>
-        </w:rPr>
-        <w:t xml:space="preserve">; </w:t>
-      </w:r>
-      <w:hyperlink r:id="rId118">
-        <w:r>
-          <w:rPr>
-            <w:lang w:val="sw_KE" w:bidi="sw_KE"/>
-          </w:rPr>
-          <w:rPr>
-            <w:color w:val="0000EE"/>
-            <w:u w:val="single"/>
-          </w:rPr>
-          <w:t>Mathayo 1:1–2</w:t>
-        </w:r>
-      </w:hyperlink>
-      <w:r>
-        <w:rPr>
-          <w:lang w:val="sw_KE" w:bidi="sw_KE"/>
-        </w:rPr>
-        <w:t xml:space="preserve">; </w:t>
-      </w:r>
-      <w:hyperlink r:id="rId119">
-        <w:r>
-          <w:rPr>
-            <w:lang w:val="sw_KE" w:bidi="sw_KE"/>
-          </w:rPr>
-          <w:rPr>
-            <w:color w:val="0000EE"/>
-            <w:u w:val="single"/>
-          </w:rPr>
-          <w:t>3:9</w:t>
-        </w:r>
-      </w:hyperlink>
-      <w:r>
-        <w:rPr>
-          <w:lang w:val="sw_KE" w:bidi="sw_KE"/>
-        </w:rPr>
-        <w:t xml:space="preserve">; </w:t>
-      </w:r>
-      <w:hyperlink r:id="rId120">
-        <w:r>
-          <w:rPr>
-            <w:lang w:val="sw_KE" w:bidi="sw_KE"/>
-          </w:rPr>
-          <w:rPr>
-            <w:color w:val="0000EE"/>
-            <w:u w:val="single"/>
-          </w:rPr>
-          <w:t>8:11</w:t>
-        </w:r>
-      </w:hyperlink>
-      <w:r>
-        <w:rPr>
-          <w:lang w:val="sw_KE" w:bidi="sw_KE"/>
-        </w:rPr>
-        <w:t xml:space="preserve">; </w:t>
-      </w:r>
-      <w:hyperlink r:id="rId121">
-        <w:r>
-          <w:rPr>
-            <w:lang w:val="sw_KE" w:bidi="sw_KE"/>
-          </w:rPr>
-          <w:rPr>
-            <w:color w:val="0000EE"/>
-            <w:u w:val="single"/>
-          </w:rPr>
-          <w:t>22:31–33</w:t>
-        </w:r>
-      </w:hyperlink>
-      <w:r>
-        <w:rPr>
-          <w:lang w:val="sw_KE" w:bidi="sw_KE"/>
-        </w:rPr>
-        <w:t xml:space="preserve">; </w:t>
-      </w:r>
-      <w:hyperlink r:id="rId122">
-        <w:r>
-          <w:rPr>
-            <w:lang w:val="sw_KE" w:bidi="sw_KE"/>
-          </w:rPr>
-          <w:rPr>
-            <w:color w:val="0000EE"/>
-            <w:u w:val="single"/>
-          </w:rPr>
-          <w:t>Luka 16:19–31</w:t>
-        </w:r>
-      </w:hyperlink>
-      <w:r>
-        <w:rPr>
-          <w:lang w:val="sw_KE" w:bidi="sw_KE"/>
-        </w:rPr>
-        <w:t xml:space="preserve">; </w:t>
-      </w:r>
-      <w:hyperlink r:id="rId123">
-        <w:r>
-          <w:rPr>
-            <w:lang w:val="sw_KE" w:bidi="sw_KE"/>
-          </w:rPr>
-          <w:rPr>
-            <w:color w:val="0000EE"/>
-            <w:u w:val="single"/>
-          </w:rPr>
-          <w:t>Yohana 8:31–58</w:t>
-        </w:r>
-      </w:hyperlink>
-      <w:r>
-        <w:rPr>
-          <w:lang w:val="sw_KE" w:bidi="sw_KE"/>
-        </w:rPr>
-        <w:t xml:space="preserve">; </w:t>
-      </w:r>
-      <w:hyperlink r:id="rId124">
-        <w:r>
-          <w:rPr>
-            <w:lang w:val="sw_KE" w:bidi="sw_KE"/>
-          </w:rPr>
-          <w:rPr>
-            <w:color w:val="0000EE"/>
-            <w:u w:val="single"/>
-          </w:rPr>
-          <w:t>Matendo 7:2–8</w:t>
-        </w:r>
-      </w:hyperlink>
-      <w:r>
-        <w:rPr>
-          <w:lang w:val="sw_KE" w:bidi="sw_KE"/>
-        </w:rPr>
-        <w:t xml:space="preserve">; </w:t>
-      </w:r>
-      <w:hyperlink r:id="rId125">
-        <w:r>
-          <w:rPr>
-            <w:lang w:val="sw_KE" w:bidi="sw_KE"/>
-          </w:rPr>
-          <w:rPr>
-            <w:color w:val="0000EE"/>
-            <w:u w:val="single"/>
-          </w:rPr>
-          <w:t>Warumi 4:1–23</w:t>
-        </w:r>
-      </w:hyperlink>
-      <w:r>
-        <w:rPr>
-          <w:lang w:val="sw_KE" w:bidi="sw_KE"/>
-        </w:rPr>
-        <w:t xml:space="preserve">; </w:t>
-      </w:r>
-      <w:hyperlink r:id="rId126">
-        <w:r>
-          <w:rPr>
-            <w:lang w:val="sw_KE" w:bidi="sw_KE"/>
-          </w:rPr>
-          <w:rPr>
-            <w:color w:val="0000EE"/>
-            <w:u w:val="single"/>
-          </w:rPr>
-          <w:t>9:5–9</w:t>
-        </w:r>
-      </w:hyperlink>
-      <w:r>
-        <w:rPr>
-          <w:lang w:val="sw_KE" w:bidi="sw_KE"/>
-        </w:rPr>
-        <w:t xml:space="preserve">; </w:t>
-      </w:r>
-      <w:hyperlink r:id="rId127">
-        <w:r>
-          <w:rPr>
-            <w:lang w:val="sw_KE" w:bidi="sw_KE"/>
-          </w:rPr>
-          <w:rPr>
-            <w:color w:val="0000EE"/>
-            <w:u w:val="single"/>
-          </w:rPr>
-          <w:t>11:16–17</w:t>
-        </w:r>
-      </w:hyperlink>
-      <w:r>
-        <w:rPr>
-          <w:lang w:val="sw_KE" w:bidi="sw_KE"/>
-        </w:rPr>
-        <w:t xml:space="preserve">; </w:t>
-      </w:r>
-      <w:hyperlink r:id="rId128">
-        <w:r>
-          <w:rPr>
-            <w:lang w:val="sw_KE" w:bidi="sw_KE"/>
-          </w:rPr>
-          <w:rPr>
-            <w:color w:val="0000EE"/>
-            <w:u w:val="single"/>
-          </w:rPr>
-          <w:t>Wagalatia 3:6–29</w:t>
-        </w:r>
-      </w:hyperlink>
-      <w:r>
-        <w:rPr>
-          <w:lang w:val="sw_KE" w:bidi="sw_KE"/>
-        </w:rPr>
-        <w:t xml:space="preserve">; </w:t>
-      </w:r>
-      <w:hyperlink r:id="rId129">
-        <w:r>
-          <w:rPr>
-            <w:lang w:val="sw_KE" w:bidi="sw_KE"/>
-          </w:rPr>
-          <w:rPr>
-            <w:color w:val="0000EE"/>
-            <w:u w:val="single"/>
-          </w:rPr>
-          <w:t>Waebrania 6:13–15</w:t>
-        </w:r>
-      </w:hyperlink>
-      <w:r>
-        <w:rPr>
-          <w:lang w:val="sw_KE" w:bidi="sw_KE"/>
-        </w:rPr>
-        <w:t xml:space="preserve">; </w:t>
-      </w:r>
-      <w:hyperlink r:id="rId130">
-        <w:r>
-          <w:rPr>
-            <w:lang w:val="sw_KE" w:bidi="sw_KE"/>
-          </w:rPr>
-          <w:rPr>
-            <w:color w:val="0000EE"/>
-            <w:u w:val="single"/>
-          </w:rPr>
-          <w:t>11:8–12</w:t>
-        </w:r>
-      </w:hyperlink>
+      <w:r>
+        <w:rPr>
+          <w:lang w:val="sw_KE" w:bidi="sw_KE"/>
+        </w:rPr>
+        <w:t>Mwanzo 11:26–25:11</w:t>
+      </w:r>
+      <w:r>
+        <w:rPr>
+          <w:lang w:val="sw_KE" w:bidi="sw_KE"/>
+        </w:rPr>
+        <w:t xml:space="preserve">; </w:t>
+      </w:r>
+      <w:r>
+        <w:rPr>
+          <w:lang w:val="sw_KE" w:bidi="sw_KE"/>
+        </w:rPr>
+        <w:t>26:2–5</w:t>
+      </w:r>
+      <w:r>
+        <w:rPr>
+          <w:lang w:val="sw_KE" w:bidi="sw_KE"/>
+        </w:rPr>
+        <w:t xml:space="preserve">; </w:t>
+      </w:r>
+      <w:r>
+        <w:rPr>
+          <w:lang w:val="sw_KE" w:bidi="sw_KE"/>
+        </w:rPr>
+        <w:t>Kutoka 3:15–16</w:t>
+      </w:r>
+      <w:r>
+        <w:rPr>
+          <w:lang w:val="sw_KE" w:bidi="sw_KE"/>
+        </w:rPr>
+        <w:t xml:space="preserve">; </w:t>
+      </w:r>
+      <w:r>
+        <w:rPr>
+          <w:lang w:val="sw_KE" w:bidi="sw_KE"/>
+        </w:rPr>
+        <w:t>6:3</w:t>
+      </w:r>
+      <w:r>
+        <w:rPr>
+          <w:lang w:val="sw_KE" w:bidi="sw_KE"/>
+        </w:rPr>
+        <w:t xml:space="preserve">; </w:t>
+      </w:r>
+      <w:r>
+        <w:rPr>
+          <w:lang w:val="sw_KE" w:bidi="sw_KE"/>
+        </w:rPr>
+        <w:t>32:13</w:t>
+      </w:r>
+      <w:r>
+        <w:rPr>
+          <w:lang w:val="sw_KE" w:bidi="sw_KE"/>
+        </w:rPr>
+        <w:t xml:space="preserve">; </w:t>
+      </w:r>
+      <w:r>
+        <w:rPr>
+          <w:lang w:val="sw_KE" w:bidi="sw_KE"/>
+        </w:rPr>
+        <w:t>Yoshua 24:2–3</w:t>
+      </w:r>
+      <w:r>
+        <w:rPr>
+          <w:lang w:val="sw_KE" w:bidi="sw_KE"/>
+        </w:rPr>
+        <w:t xml:space="preserve">; </w:t>
+      </w:r>
+      <w:r>
+        <w:rPr>
+          <w:lang w:val="sw_KE" w:bidi="sw_KE"/>
+        </w:rPr>
+        <w:t>1 Mambo ya Nyakati 1:27–34</w:t>
+      </w:r>
+      <w:r>
+        <w:rPr>
+          <w:lang w:val="sw_KE" w:bidi="sw_KE"/>
+        </w:rPr>
+        <w:t xml:space="preserve">; </w:t>
+      </w:r>
+      <w:r>
+        <w:rPr>
+          <w:lang w:val="sw_KE" w:bidi="sw_KE"/>
+        </w:rPr>
+        <w:t>2 Mambo ya Nyakati 20:7</w:t>
+      </w:r>
+      <w:r>
+        <w:rPr>
+          <w:lang w:val="sw_KE" w:bidi="sw_KE"/>
+        </w:rPr>
+        <w:t xml:space="preserve">; </w:t>
+      </w:r>
+      <w:r>
+        <w:rPr>
+          <w:lang w:val="sw_KE" w:bidi="sw_KE"/>
+        </w:rPr>
+        <w:t>Isaya 29:22</w:t>
+      </w:r>
+      <w:r>
+        <w:rPr>
+          <w:lang w:val="sw_KE" w:bidi="sw_KE"/>
+        </w:rPr>
+        <w:t xml:space="preserve">; </w:t>
+      </w:r>
+      <w:r>
+        <w:rPr>
+          <w:lang w:val="sw_KE" w:bidi="sw_KE"/>
+        </w:rPr>
+        <w:t>41:8</w:t>
+      </w:r>
+      <w:r>
+        <w:rPr>
+          <w:lang w:val="sw_KE" w:bidi="sw_KE"/>
+        </w:rPr>
+        <w:t xml:space="preserve">; </w:t>
+      </w:r>
+      <w:r>
+        <w:rPr>
+          <w:lang w:val="sw_KE" w:bidi="sw_KE"/>
+        </w:rPr>
+        <w:t>51:1–2</w:t>
+      </w:r>
+      <w:r>
+        <w:rPr>
+          <w:lang w:val="sw_KE" w:bidi="sw_KE"/>
+        </w:rPr>
+        <w:t xml:space="preserve">; </w:t>
+      </w:r>
+      <w:r>
+        <w:rPr>
+          <w:lang w:val="sw_KE" w:bidi="sw_KE"/>
+        </w:rPr>
+        <w:t>Ezekieli 33:24</w:t>
+      </w:r>
+      <w:r>
+        <w:rPr>
+          <w:lang w:val="sw_KE" w:bidi="sw_KE"/>
+        </w:rPr>
+        <w:t xml:space="preserve">; </w:t>
+      </w:r>
+      <w:r>
+        <w:rPr>
+          <w:lang w:val="sw_KE" w:bidi="sw_KE"/>
+        </w:rPr>
+        <w:t>Mathayo 1:1–2</w:t>
+      </w:r>
+      <w:r>
+        <w:rPr>
+          <w:lang w:val="sw_KE" w:bidi="sw_KE"/>
+        </w:rPr>
+        <w:t xml:space="preserve">; </w:t>
+      </w:r>
+      <w:r>
+        <w:rPr>
+          <w:lang w:val="sw_KE" w:bidi="sw_KE"/>
+        </w:rPr>
+        <w:t>3:9</w:t>
+      </w:r>
+      <w:r>
+        <w:rPr>
+          <w:lang w:val="sw_KE" w:bidi="sw_KE"/>
+        </w:rPr>
+        <w:t xml:space="preserve">; </w:t>
+      </w:r>
+      <w:r>
+        <w:rPr>
+          <w:lang w:val="sw_KE" w:bidi="sw_KE"/>
+        </w:rPr>
+        <w:t>8:11</w:t>
+      </w:r>
+      <w:r>
+        <w:rPr>
+          <w:lang w:val="sw_KE" w:bidi="sw_KE"/>
+        </w:rPr>
+        <w:t xml:space="preserve">; </w:t>
+      </w:r>
+      <w:r>
+        <w:rPr>
+          <w:lang w:val="sw_KE" w:bidi="sw_KE"/>
+        </w:rPr>
+        <w:t>22:31–33</w:t>
+      </w:r>
+      <w:r>
+        <w:rPr>
+          <w:lang w:val="sw_KE" w:bidi="sw_KE"/>
+        </w:rPr>
+        <w:t xml:space="preserve">; </w:t>
+      </w:r>
+      <w:r>
+        <w:rPr>
+          <w:lang w:val="sw_KE" w:bidi="sw_KE"/>
+        </w:rPr>
+        <w:t>Luka 16:19–31</w:t>
+      </w:r>
+      <w:r>
+        <w:rPr>
+          <w:lang w:val="sw_KE" w:bidi="sw_KE"/>
+        </w:rPr>
+        <w:t xml:space="preserve">; </w:t>
+      </w:r>
+      <w:r>
+        <w:rPr>
+          <w:lang w:val="sw_KE" w:bidi="sw_KE"/>
+        </w:rPr>
+        <w:t>Yohana 8:31–58</w:t>
+      </w:r>
+      <w:r>
+        <w:rPr>
+          <w:lang w:val="sw_KE" w:bidi="sw_KE"/>
+        </w:rPr>
+        <w:t xml:space="preserve">; </w:t>
+      </w:r>
+      <w:r>
+        <w:rPr>
+          <w:lang w:val="sw_KE" w:bidi="sw_KE"/>
+        </w:rPr>
+        <w:t>Matendo 7:2–8</w:t>
+      </w:r>
+      <w:r>
+        <w:rPr>
+          <w:lang w:val="sw_KE" w:bidi="sw_KE"/>
+        </w:rPr>
+        <w:t xml:space="preserve">; </w:t>
+      </w:r>
+      <w:r>
+        <w:rPr>
+          <w:lang w:val="sw_KE" w:bidi="sw_KE"/>
+        </w:rPr>
+        <w:t>Warumi 4:1–23</w:t>
+      </w:r>
+      <w:r>
+        <w:rPr>
+          <w:lang w:val="sw_KE" w:bidi="sw_KE"/>
+        </w:rPr>
+        <w:t xml:space="preserve">; </w:t>
+      </w:r>
+      <w:r>
+        <w:rPr>
+          <w:lang w:val="sw_KE" w:bidi="sw_KE"/>
+        </w:rPr>
+        <w:t>9:5–9</w:t>
+      </w:r>
+      <w:r>
+        <w:rPr>
+          <w:lang w:val="sw_KE" w:bidi="sw_KE"/>
+        </w:rPr>
+        <w:t xml:space="preserve">; </w:t>
+      </w:r>
+      <w:r>
+        <w:rPr>
+          <w:lang w:val="sw_KE" w:bidi="sw_KE"/>
+        </w:rPr>
+        <w:t>11:16–17</w:t>
+      </w:r>
+      <w:r>
+        <w:rPr>
+          <w:lang w:val="sw_KE" w:bidi="sw_KE"/>
+        </w:rPr>
+        <w:t xml:space="preserve">; </w:t>
+      </w:r>
+      <w:r>
+        <w:rPr>
+          <w:lang w:val="sw_KE" w:bidi="sw_KE"/>
+        </w:rPr>
+        <w:t>Wagalatia 3:6–29</w:t>
+      </w:r>
+      <w:r>
+        <w:rPr>
+          <w:lang w:val="sw_KE" w:bidi="sw_KE"/>
+        </w:rPr>
+        <w:t xml:space="preserve">; </w:t>
+      </w:r>
+      <w:r>
+        <w:rPr>
+          <w:lang w:val="sw_KE" w:bidi="sw_KE"/>
+        </w:rPr>
+        <w:t>Waebrania 6:13–15</w:t>
+      </w:r>
+      <w:r>
+        <w:rPr>
+          <w:lang w:val="sw_KE" w:bidi="sw_KE"/>
+        </w:rPr>
+        <w:t xml:space="preserve">; </w:t>
+      </w:r>
+      <w:r>
+        <w:rPr>
+          <w:lang w:val="sw_KE" w:bidi="sw_KE"/>
+        </w:rPr>
+        <w:t>11:8–12</w:t>
+      </w:r>
       <w:r>
         <w:rPr>
           <w:lang w:val="sw_KE" w:bidi="sw_KE"/>
         </w:rPr>
         <w:t xml:space="preserve">, </w:t>
       </w:r>
-      <w:hyperlink r:id="rId99">
-        <w:r>
-          <w:rPr>
-            <w:lang w:val="sw_KE" w:bidi="sw_KE"/>
-          </w:rPr>
-          <w:rPr>
-            <w:color w:val="0000EE"/>
-            <w:u w:val="single"/>
-          </w:rPr>
-          <w:t>17–19</w:t>
-        </w:r>
-      </w:hyperlink>
-      <w:r>
-        <w:rPr>
-          <w:lang w:val="sw_KE" w:bidi="sw_KE"/>
-        </w:rPr>
-        <w:t xml:space="preserve">; </w:t>
-      </w:r>
-      <w:hyperlink r:id="rId131">
-        <w:r>
-          <w:rPr>
-            <w:lang w:val="sw_KE" w:bidi="sw_KE"/>
-          </w:rPr>
-          <w:rPr>
-            <w:color w:val="0000EE"/>
-            <w:u w:val="single"/>
-          </w:rPr>
-          <w:t>Yakobo 2:21–23</w:t>
-        </w:r>
-      </w:hyperlink>
+      <w:r>
+        <w:rPr>
+          <w:lang w:val="sw_KE" w:bidi="sw_KE"/>
+        </w:rPr>
+        <w:t>17–19</w:t>
+      </w:r>
+      <w:r>
+        <w:rPr>
+          <w:lang w:val="sw_KE" w:bidi="sw_KE"/>
+        </w:rPr>
+        <w:t xml:space="preserve">; </w:t>
+      </w:r>
+      <w:r>
+        <w:rPr>
+          <w:lang w:val="sw_KE" w:bidi="sw_KE"/>
+        </w:rPr>
+        <w:t>Yakobo 2:21–23</w:t>
+      </w:r>
       <w:r>
         <w:rPr>
           <w:lang w:val="sw_KE" w:bidi="sw_KE"/>
@@ -3089,90 +2327,60 @@
         </w:rPr>
         <w:t>Absalomu alikuwa mwana wa Mfalme Daudi. Biblia inasema Absalomu alikuwa "mwenye sura nzuri na anayesifiwa sana" (</w:t>
       </w:r>
-      <w:hyperlink r:id="rId132">
-        <w:r>
-          <w:rPr>
-            <w:lang w:val="sw_KE" w:bidi="sw_KE"/>
-          </w:rPr>
-          <w:rPr>
-            <w:color w:val="0000EE"/>
-            <w:u w:val="single"/>
-          </w:rPr>
-          <w:t>2 Samweli 14:25–26</w:t>
-        </w:r>
-      </w:hyperlink>
+      <w:r>
+        <w:rPr>
+          <w:lang w:val="sw_KE" w:bidi="sw_KE"/>
+        </w:rPr>
+        <w:t>2 Samweli 14:25–26</w:t>
+      </w:r>
       <w:r>
         <w:rPr>
           <w:lang w:val="sw_KE" w:bidi="sw_KE"/>
         </w:rPr>
         <w:t>). Wakati dada yake Tamari alipobakwa na kutelekezwa na ndugu yao wa kambo Amnoni, Absalomu alimpa uangalizi na ulinzi (</w:t>
       </w:r>
-      <w:hyperlink r:id="rId133">
-        <w:r>
-          <w:rPr>
-            <w:lang w:val="sw_KE" w:bidi="sw_KE"/>
-          </w:rPr>
-          <w:rPr>
-            <w:color w:val="0000EE"/>
-            <w:u w:val="single"/>
-          </w:rPr>
-          <w:t>2 Samweli 13:1–20</w:t>
-        </w:r>
-      </w:hyperlink>
+      <w:r>
+        <w:rPr>
+          <w:lang w:val="sw_KE" w:bidi="sw_KE"/>
+        </w:rPr>
+        <w:t>2 Samweli 13:1–20</w:t>
+      </w:r>
       <w:r>
         <w:rPr>
           <w:lang w:val="sw_KE" w:bidi="sw_KE"/>
         </w:rPr>
         <w:t>). Huenda alitarajia Daudi amwadhibu Amnoni, lakini Daudi hakuchukua hatua yoyote (</w:t>
       </w:r>
-      <w:hyperlink r:id="rId134">
-        <w:r>
-          <w:rPr>
-            <w:lang w:val="sw_KE" w:bidi="sw_KE"/>
-          </w:rPr>
-          <w:rPr>
-            <w:color w:val="0000EE"/>
-            <w:u w:val="single"/>
-          </w:rPr>
-          <w:t>2 Samweli 13:21</w:t>
-        </w:r>
-      </w:hyperlink>
+      <w:r>
+        <w:rPr>
+          <w:lang w:val="sw_KE" w:bidi="sw_KE"/>
+        </w:rPr>
+        <w:t>2 Samweli 13:21</w:t>
+      </w:r>
       <w:r>
         <w:rPr>
           <w:lang w:val="sw_KE" w:bidi="sw_KE"/>
         </w:rPr>
         <w:t>). Kwa miaka miwili, hasira na chuki ya Absalomu ziliongezeka (</w:t>
       </w:r>
-      <w:hyperlink r:id="rId135">
-        <w:r>
-          <w:rPr>
-            <w:lang w:val="sw_KE" w:bidi="sw_KE"/>
-          </w:rPr>
-          <w:rPr>
-            <w:color w:val="0000EE"/>
-            <w:u w:val="single"/>
-          </w:rPr>
-          <w:t>2 Samweli 13:22</w:t>
-        </w:r>
-      </w:hyperlink>
+      <w:r>
+        <w:rPr>
+          <w:lang w:val="sw_KE" w:bidi="sw_KE"/>
+        </w:rPr>
+        <w:t>2 Samweli 13:22</w:t>
+      </w:r>
       <w:r>
         <w:rPr>
           <w:lang w:val="sw_KE" w:bidi="sw_KE"/>
         </w:rPr>
         <w:t>). Kisha akamuua Amnoni na kukimbilia kwa babu yake, Mfalme Talmai wa Wageshuri (</w:t>
       </w:r>
-      <w:hyperlink r:id="rId136">
-        <w:r>
-          <w:rPr>
-            <w:lang w:val="sw_KE" w:bidi="sw_KE"/>
-          </w:rPr>
-          <w:rPr>
-            <w:color w:val="0000EE"/>
-            <w:u w:val="single"/>
-          </w:rPr>
-          <w:t>2 Samweli 13:23–39</w:t>
-        </w:r>
-      </w:hyperlink>
+      <w:r>
+        <w:rPr>
+          <w:lang w:val="sw_KE" w:bidi="sw_KE"/>
+        </w:rPr>
+        <w:t>2 Samweli 13:23–39</w:t>
+      </w:r>
       <w:r>
         <w:rPr>
           <w:lang w:val="sw_KE" w:bidi="sw_KE"/>
@@ -3193,18 +2401,12 @@
         </w:rPr>
         <w:t>Baada ya miaka mitatu, Yoabu alimshawishi Daudi kumrudisha Absalomu. Hata hivyo, Daudi hakumwadhibu wala kupatana naye. Absalomu aliishi Yerusalemu kwa miaka miwili akiwa na upendeleo lakini alihisi kutengwa. Kisha alisisitiza kumuona mfalme. Walikutana na kuonekana kupatana (</w:t>
       </w:r>
-      <w:hyperlink r:id="rId137">
-        <w:r>
-          <w:rPr>
-            <w:lang w:val="sw_KE" w:bidi="sw_KE"/>
-          </w:rPr>
-          <w:rPr>
-            <w:color w:val="0000EE"/>
-            <w:u w:val="single"/>
-          </w:rPr>
-          <w:t>2 Samweli 14:28–33</w:t>
-        </w:r>
-      </w:hyperlink>
+      <w:r>
+        <w:rPr>
+          <w:lang w:val="sw_KE" w:bidi="sw_KE"/>
+        </w:rPr>
+        <w:t>2 Samweli 14:28–33</w:t>
+      </w:r>
       <w:r>
         <w:rPr>
           <w:lang w:val="sw_KE" w:bidi="sw_KE"/>
@@ -3225,54 +2427,36 @@
         </w:rPr>
         <w:t>Kwa Absalomu, mkutano huu ungeweza kuwa hatua kuelekea kwenye kiti cha enzi. Baadaye, alianza kampeni ya kudhoofisha imani ya watu kwa Daudi (</w:t>
       </w:r>
-      <w:hyperlink r:id="rId138">
-        <w:r>
-          <w:rPr>
-            <w:lang w:val="sw_KE" w:bidi="sw_KE"/>
-          </w:rPr>
-          <w:rPr>
-            <w:color w:val="0000EE"/>
-            <w:u w:val="single"/>
-          </w:rPr>
-          <w:t>2 Samweli 15:1–6</w:t>
-        </w:r>
-      </w:hyperlink>
+      <w:r>
+        <w:rPr>
+          <w:lang w:val="sw_KE" w:bidi="sw_KE"/>
+        </w:rPr>
+        <w:t>2 Samweli 15:1–6</w:t>
+      </w:r>
       <w:r>
         <w:rPr>
           <w:lang w:val="sw_KE" w:bidi="sw_KE"/>
         </w:rPr>
         <w:t>). Hatimaye, mbinu za udanganyifu za Absalomu zilifanikiwa. Alianzisha uasi na kukusanya wafuasi huko Hebroni kutoka kote Israeli. Daudi aliposikia kuhusu kile Absalomu alikuwa akifanya, aliweza tu kukimbia Yerusalemu (</w:t>
       </w:r>
-      <w:hyperlink r:id="rId139">
-        <w:r>
-          <w:rPr>
-            <w:lang w:val="sw_KE" w:bidi="sw_KE"/>
-          </w:rPr>
-          <w:rPr>
-            <w:color w:val="0000EE"/>
-            <w:u w:val="single"/>
-          </w:rPr>
-          <w:t>2 Samweli 15:13–37</w:t>
-        </w:r>
-      </w:hyperlink>
+      <w:r>
+        <w:rPr>
+          <w:lang w:val="sw_KE" w:bidi="sw_KE"/>
+        </w:rPr>
+        <w:t>2 Samweli 15:13–37</w:t>
+      </w:r>
       <w:r>
         <w:rPr>
           <w:lang w:val="sw_KE" w:bidi="sw_KE"/>
         </w:rPr>
         <w:t xml:space="preserve">; tazama </w:t>
       </w:r>
-      <w:hyperlink r:id="rId140">
-        <w:r>
-          <w:rPr>
-            <w:lang w:val="sw_KE" w:bidi="sw_KE"/>
-          </w:rPr>
-          <w:rPr>
-            <w:color w:val="0000EE"/>
-            <w:u w:val="single"/>
-          </w:rPr>
-          <w:t>Zaburi 3</w:t>
-        </w:r>
-      </w:hyperlink>
+      <w:r>
+        <w:rPr>
+          <w:lang w:val="sw_KE" w:bidi="sw_KE"/>
+        </w:rPr>
+        <w:t>Zaburi 3</w:t>
+      </w:r>
       <w:r>
         <w:rPr>
           <w:lang w:val="sw_KE" w:bidi="sw_KE"/>
@@ -3307,18 +2491,12 @@
         </w:rPr>
         <w:t>Wakati Absalomu alipovuka Mto Yordani na vikosi vyake kuingia vitani, Daudi na vikosi vyake waaminifu walikuwa wamepumzika vizuri na kuongozwa na Yoabu, Abishai, na Ittai kutoka Gathi. Watu wa Daudi walipita vikosi vikubwa vya Absalomu na kuwashinda. Absalomu alikimbia kwa punda, lakini nywele zake ndefu zilinaswa kwenye mti. Yoabu na watu wake walimkuta Absalomu akining'inia bila msaada na wakamuua, licha ya amri ya Daudi ya kumwonyesha huruma (</w:t>
       </w:r>
-      <w:hyperlink r:id="rId41">
-        <w:r>
-          <w:rPr>
-            <w:lang w:val="sw_KE" w:bidi="sw_KE"/>
-          </w:rPr>
-          <w:rPr>
-            <w:color w:val="0000EE"/>
-            <w:u w:val="single"/>
-          </w:rPr>
-          <w:t>2 Samweli 18:1–18</w:t>
-        </w:r>
-      </w:hyperlink>
+      <w:r>
+        <w:rPr>
+          <w:lang w:val="sw_KE" w:bidi="sw_KE"/>
+        </w:rPr>
+        <w:t>2 Samweli 18:1–18</w:t>
+      </w:r>
       <w:r>
         <w:rPr>
           <w:lang w:val="sw_KE" w:bidi="sw_KE"/>
@@ -3339,54 +2517,36 @@
         </w:rPr>
         <w:t>Kifo cha Absalomu kilimshtua Daudi, na huzuni yake ilikaribia kuwafukuza wale ambao walihatarisha maisha yao kuzuia uasi wa Absalomu dhidi ya ufalme (</w:t>
       </w:r>
-      <w:hyperlink r:id="rId141">
-        <w:r>
-          <w:rPr>
-            <w:lang w:val="sw_KE" w:bidi="sw_KE"/>
-          </w:rPr>
-          <w:rPr>
-            <w:color w:val="0000EE"/>
-            <w:u w:val="single"/>
-          </w:rPr>
-          <w:t>2 Samweli 18:33–19:8</w:t>
-        </w:r>
-      </w:hyperlink>
+      <w:r>
+        <w:rPr>
+          <w:lang w:val="sw_KE" w:bidi="sw_KE"/>
+        </w:rPr>
+        <w:t>2 Samweli 18:33–19:8</w:t>
+      </w:r>
       <w:r>
         <w:rPr>
           <w:lang w:val="sw_KE" w:bidi="sw_KE"/>
         </w:rPr>
         <w:t>). Absalomu alikuwa na sababu za kutoridhika na utawala wa Daudi. Hata hivyo, badala ya kufuata mfano wa baba yake wa kumtumaini Bwana na kumheshimu mfalme aliyechaguliwa, Absalomu alianza uasi uliosababisha kifo chake mwenyewe (</w:t>
       </w:r>
-      <w:hyperlink r:id="rId142">
-        <w:r>
-          <w:rPr>
-            <w:lang w:val="sw_KE" w:bidi="sw_KE"/>
-          </w:rPr>
-          <w:rPr>
-            <w:color w:val="0000EE"/>
-            <w:u w:val="single"/>
-          </w:rPr>
-          <w:t>1 Samweli 24:5–11</w:t>
-        </w:r>
-      </w:hyperlink>
-      <w:r>
-        <w:rPr>
-          <w:lang w:val="sw_KE" w:bidi="sw_KE"/>
-        </w:rPr>
-        <w:t xml:space="preserve">; </w:t>
-      </w:r>
-      <w:hyperlink r:id="rId143">
-        <w:r>
-          <w:rPr>
-            <w:lang w:val="sw_KE" w:bidi="sw_KE"/>
-          </w:rPr>
-          <w:rPr>
-            <w:color w:val="0000EE"/>
-            <w:u w:val="single"/>
-          </w:rPr>
-          <w:t>26:5–24</w:t>
-        </w:r>
-      </w:hyperlink>
+      <w:r>
+        <w:rPr>
+          <w:lang w:val="sw_KE" w:bidi="sw_KE"/>
+        </w:rPr>
+        <w:t>1 Samweli 24:5–11</w:t>
+      </w:r>
+      <w:r>
+        <w:rPr>
+          <w:lang w:val="sw_KE" w:bidi="sw_KE"/>
+        </w:rPr>
+        <w:t xml:space="preserve">; </w:t>
+      </w:r>
+      <w:r>
+        <w:rPr>
+          <w:lang w:val="sw_KE" w:bidi="sw_KE"/>
+        </w:rPr>
+        <w:t>26:5–24</w:t>
+      </w:r>
       <w:r>
         <w:rPr>
           <w:lang w:val="sw_KE" w:bidi="sw_KE"/>
@@ -3416,126 +2576,84 @@
           <w:lang w:val="sw_KE" w:bidi="sw_KE"/>
         </w:rPr>
       </w:r>
-      <w:hyperlink r:id="rId144">
-        <w:r>
-          <w:rPr>
-            <w:lang w:val="sw_KE" w:bidi="sw_KE"/>
-          </w:rPr>
-          <w:rPr>
-            <w:color w:val="0000EE"/>
-            <w:u w:val="single"/>
-          </w:rPr>
-          <w:t>2 Samweli 3:3</w:t>
-        </w:r>
-      </w:hyperlink>
-      <w:r>
-        <w:rPr>
-          <w:lang w:val="sw_KE" w:bidi="sw_KE"/>
-        </w:rPr>
-        <w:t xml:space="preserve">; </w:t>
-      </w:r>
-      <w:hyperlink r:id="rId145">
-        <w:r>
-          <w:rPr>
-            <w:lang w:val="sw_KE" w:bidi="sw_KE"/>
-          </w:rPr>
-          <w:rPr>
-            <w:color w:val="0000EE"/>
-            <w:u w:val="single"/>
-          </w:rPr>
-          <w:t>2 Samweli 13:1–19:10</w:t>
-        </w:r>
-      </w:hyperlink>
-      <w:r>
-        <w:rPr>
-          <w:lang w:val="sw_KE" w:bidi="sw_KE"/>
-        </w:rPr>
-        <w:t xml:space="preserve">; </w:t>
-      </w:r>
-      <w:hyperlink r:id="rId146">
-        <w:r>
-          <w:rPr>
-            <w:lang w:val="sw_KE" w:bidi="sw_KE"/>
-          </w:rPr>
-          <w:rPr>
-            <w:color w:val="0000EE"/>
-            <w:u w:val="single"/>
-          </w:rPr>
-          <w:t>1 Wafalme 2:7</w:t>
-        </w:r>
-      </w:hyperlink>
-      <w:r>
-        <w:rPr>
-          <w:lang w:val="sw_KE" w:bidi="sw_KE"/>
-        </w:rPr>
-        <w:t xml:space="preserve">; </w:t>
-      </w:r>
-      <w:hyperlink r:id="rId147">
-        <w:r>
-          <w:rPr>
-            <w:lang w:val="sw_KE" w:bidi="sw_KE"/>
-          </w:rPr>
-          <w:rPr>
-            <w:color w:val="0000EE"/>
-            <w:u w:val="single"/>
-          </w:rPr>
-          <w:t>15:2</w:t>
-        </w:r>
-      </w:hyperlink>
+      <w:r>
+        <w:rPr>
+          <w:lang w:val="sw_KE" w:bidi="sw_KE"/>
+        </w:rPr>
+        <w:t>2 Samweli 3:3</w:t>
+      </w:r>
+      <w:r>
+        <w:rPr>
+          <w:lang w:val="sw_KE" w:bidi="sw_KE"/>
+        </w:rPr>
+        <w:t xml:space="preserve">; </w:t>
+      </w:r>
+      <w:r>
+        <w:rPr>
+          <w:lang w:val="sw_KE" w:bidi="sw_KE"/>
+        </w:rPr>
+        <w:t>2 Samweli 13:1–19:10</w:t>
+      </w:r>
+      <w:r>
+        <w:rPr>
+          <w:lang w:val="sw_KE" w:bidi="sw_KE"/>
+        </w:rPr>
+        <w:t xml:space="preserve">; </w:t>
+      </w:r>
+      <w:r>
+        <w:rPr>
+          <w:lang w:val="sw_KE" w:bidi="sw_KE"/>
+        </w:rPr>
+        <w:t>1 Wafalme 2:7</w:t>
+      </w:r>
+      <w:r>
+        <w:rPr>
+          <w:lang w:val="sw_KE" w:bidi="sw_KE"/>
+        </w:rPr>
+        <w:t xml:space="preserve">; </w:t>
+      </w:r>
+      <w:r>
+        <w:rPr>
+          <w:lang w:val="sw_KE" w:bidi="sw_KE"/>
+        </w:rPr>
+        <w:t>15:2</w:t>
+      </w:r>
       <w:r>
         <w:rPr>
           <w:lang w:val="sw_KE" w:bidi="sw_KE"/>
         </w:rPr>
         <w:t xml:space="preserve">, </w:t>
       </w:r>
-      <w:hyperlink r:id="rId148">
-        <w:r>
-          <w:rPr>
-            <w:lang w:val="sw_KE" w:bidi="sw_KE"/>
-          </w:rPr>
-          <w:rPr>
-            <w:color w:val="0000EE"/>
-            <w:u w:val="single"/>
-          </w:rPr>
-          <w:t>10</w:t>
-        </w:r>
-      </w:hyperlink>
-      <w:r>
-        <w:rPr>
-          <w:lang w:val="sw_KE" w:bidi="sw_KE"/>
-        </w:rPr>
-        <w:t xml:space="preserve">; </w:t>
-      </w:r>
-      <w:hyperlink r:id="rId149">
-        <w:r>
-          <w:rPr>
-            <w:lang w:val="sw_KE" w:bidi="sw_KE"/>
-          </w:rPr>
-          <w:rPr>
-            <w:color w:val="0000EE"/>
-            <w:u w:val="single"/>
-          </w:rPr>
-          <w:t>1 Mambo ya Nyakati 3:2</w:t>
-        </w:r>
-      </w:hyperlink>
-      <w:r>
-        <w:rPr>
-          <w:lang w:val="sw_KE" w:bidi="sw_KE"/>
-        </w:rPr>
-        <w:t xml:space="preserve">; </w:t>
-      </w:r>
-      <w:hyperlink r:id="rId150">
-        <w:r>
-          <w:rPr>
-            <w:lang w:val="sw_KE" w:bidi="sw_KE"/>
-          </w:rPr>
-          <w:rPr>
-            <w:color w:val="0000EE"/>
-            <w:u w:val="single"/>
-          </w:rPr>
-          <w:t>Zaburi 3:1</w:t>
-        </w:r>
-      </w:hyperlink>
+      <w:r>
+        <w:rPr>
+          <w:lang w:val="sw_KE" w:bidi="sw_KE"/>
+        </w:rPr>
+        <w:t>10</w:t>
+      </w:r>
+      <w:r>
+        <w:rPr>
+          <w:lang w:val="sw_KE" w:bidi="sw_KE"/>
+        </w:rPr>
+        <w:t xml:space="preserve">; </w:t>
+      </w:r>
+      <w:r>
+        <w:rPr>
+          <w:lang w:val="sw_KE" w:bidi="sw_KE"/>
+        </w:rPr>
+        <w:t>1 Mambo ya Nyakati 3:2</w:t>
+      </w:r>
+      <w:r>
+        <w:rPr>
+          <w:lang w:val="sw_KE" w:bidi="sw_KE"/>
+        </w:rPr>
+        <w:t xml:space="preserve">; </w:t>
+      </w:r>
+      <w:r>
+        <w:rPr>
+          <w:lang w:val="sw_KE" w:bidi="sw_KE"/>
+        </w:rPr>
+        <w:t>Zaburi 3:1</w:t>
+      </w:r>
       <w:r>
         <w:rPr>
           <w:lang w:val="sw_KE" w:bidi="sw_KE"/>
@@ -3584,36 +2702,24 @@
         </w:rPr>
         <w:t>Adamu alikuwa mwanadamu wa kwanza na baba wa ubinadamu. Mungu aliumba wanandoa wa kwanza kwa sura yake ili wajaze dunia na kusimamia uumbaji (</w:t>
       </w:r>
-      <w:hyperlink r:id="rId151">
-        <w:r>
-          <w:rPr>
-            <w:lang w:val="sw_KE" w:bidi="sw_KE"/>
-          </w:rPr>
-          <w:rPr>
-            <w:color w:val="0000EE"/>
-            <w:u w:val="single"/>
-          </w:rPr>
-          <w:t>Mwanzo 1:26–31</w:t>
-        </w:r>
-      </w:hyperlink>
+      <w:r>
+        <w:rPr>
+          <w:lang w:val="sw_KE" w:bidi="sw_KE"/>
+        </w:rPr>
+        <w:t>Mwanzo 1:26–31</w:t>
+      </w:r>
       <w:r>
         <w:rPr>
           <w:lang w:val="sw_KE" w:bidi="sw_KE"/>
         </w:rPr>
         <w:t>). Mungu alimuumba Adamu kutoka kwa udongo na kumpa uhai (</w:t>
       </w:r>
-      <w:hyperlink r:id="rId152">
-        <w:r>
-          <w:rPr>
-            <w:lang w:val="sw_KE" w:bidi="sw_KE"/>
-          </w:rPr>
-          <w:rPr>
-            <w:color w:val="0000EE"/>
-            <w:u w:val="single"/>
-          </w:rPr>
-          <w:t>Mwanzo 2:7</w:t>
-        </w:r>
-      </w:hyperlink>
+      <w:r>
+        <w:rPr>
+          <w:lang w:val="sw_KE" w:bidi="sw_KE"/>
+        </w:rPr>
+        <w:t>Mwanzo 2:7</w:t>
+      </w:r>
       <w:r>
         <w:rPr>
           <w:lang w:val="sw_KE" w:bidi="sw_KE"/>
@@ -3638,18 +2744,12 @@
         </w:rPr>
         <w:t>Kutunza bustani ambayo Mungu alimuweka (</w:t>
       </w:r>
-      <w:hyperlink r:id="rId153">
-        <w:r>
-          <w:rPr>
-            <w:lang w:val="sw_KE" w:bidi="sw_KE"/>
-          </w:rPr>
-          <w:rPr>
-            <w:color w:val="0000EE"/>
-            <w:u w:val="single"/>
-          </w:rPr>
-          <w:t>Mwanzo 2:15</w:t>
-        </w:r>
-      </w:hyperlink>
+      <w:r>
+        <w:rPr>
+          <w:lang w:val="sw_KE" w:bidi="sw_KE"/>
+        </w:rPr>
+        <w:t>Mwanzo 2:15</w:t>
+      </w:r>
       <w:r>
         <w:rPr>
           <w:lang w:val="sw_KE" w:bidi="sw_KE"/>
@@ -3674,18 +2774,12 @@
         </w:rPr>
         <w:t>Kuwapatia wanyama majina (</w:t>
       </w:r>
-      <w:hyperlink r:id="rId154">
-        <w:r>
-          <w:rPr>
-            <w:lang w:val="sw_KE" w:bidi="sw_KE"/>
-          </w:rPr>
-          <w:rPr>
-            <w:color w:val="0000EE"/>
-            <w:u w:val="single"/>
-          </w:rPr>
-          <w:t>Mwanzo 2:19–20</w:t>
-        </w:r>
-      </w:hyperlink>
+      <w:r>
+        <w:rPr>
+          <w:lang w:val="sw_KE" w:bidi="sw_KE"/>
+        </w:rPr>
+        <w:t>Mwanzo 2:19–20</w:t>
+      </w:r>
       <w:r>
         <w:rPr>
           <w:lang w:val="sw_KE" w:bidi="sw_KE"/>
@@ -3710,36 +2804,24 @@
         </w:rPr>
         <w:t>Kutii maagizo ya Mungu (</w:t>
       </w:r>
-      <w:hyperlink r:id="rId155">
-        <w:r>
-          <w:rPr>
-            <w:lang w:val="sw_KE" w:bidi="sw_KE"/>
-          </w:rPr>
-          <w:rPr>
-            <w:color w:val="0000EE"/>
-            <w:u w:val="single"/>
-          </w:rPr>
-          <w:t>Mwanzo 1:28</w:t>
-        </w:r>
-      </w:hyperlink>
-      <w:r>
-        <w:rPr>
-          <w:lang w:val="sw_KE" w:bidi="sw_KE"/>
-        </w:rPr>
-        <w:t xml:space="preserve">; </w:t>
-      </w:r>
-      <w:hyperlink r:id="rId156">
-        <w:r>
-          <w:rPr>
-            <w:lang w:val="sw_KE" w:bidi="sw_KE"/>
-          </w:rPr>
-          <w:rPr>
-            <w:color w:val="0000EE"/>
-            <w:u w:val="single"/>
-          </w:rPr>
-          <w:t>2:16–17</w:t>
-        </w:r>
-      </w:hyperlink>
+      <w:r>
+        <w:rPr>
+          <w:lang w:val="sw_KE" w:bidi="sw_KE"/>
+        </w:rPr>
+        <w:t>Mwanzo 1:28</w:t>
+      </w:r>
+      <w:r>
+        <w:rPr>
+          <w:lang w:val="sw_KE" w:bidi="sw_KE"/>
+        </w:rPr>
+        <w:t xml:space="preserve">; </w:t>
+      </w:r>
+      <w:r>
+        <w:rPr>
+          <w:lang w:val="sw_KE" w:bidi="sw_KE"/>
+        </w:rPr>
+        <w:t>2:16–17</w:t>
+      </w:r>
       <w:r>
         <w:rPr>
           <w:lang w:val="sw_KE" w:bidi="sw_KE"/>
@@ -3760,54 +2842,36 @@
         </w:rPr>
         <w:t>Mungu alimuumba mwanamke wa kwanza kuwa mwenzi na msaidizi wa Adamu (</w:t>
       </w:r>
-      <w:hyperlink r:id="rId157">
-        <w:r>
-          <w:rPr>
-            <w:lang w:val="sw_KE" w:bidi="sw_KE"/>
-          </w:rPr>
-          <w:rPr>
-            <w:color w:val="0000EE"/>
-            <w:u w:val="single"/>
-          </w:rPr>
-          <w:t>Mwanzo 2:18–22</w:t>
-        </w:r>
-      </w:hyperlink>
+      <w:r>
+        <w:rPr>
+          <w:lang w:val="sw_KE" w:bidi="sw_KE"/>
+        </w:rPr>
+        <w:t>Mwanzo 2:18–22</w:t>
+      </w:r>
       <w:r>
         <w:rPr>
           <w:lang w:val="sw_KE" w:bidi="sw_KE"/>
         </w:rPr>
         <w:t>). Uumbaji wa Hawa kutoka kwenye ubavu wa Adamu unaonyesha umoja ambao Mungu alikusudia kwa ajili ya ndoa (</w:t>
       </w:r>
-      <w:hyperlink r:id="rId158">
-        <w:r>
-          <w:rPr>
-            <w:lang w:val="sw_KE" w:bidi="sw_KE"/>
-          </w:rPr>
-          <w:rPr>
-            <w:color w:val="0000EE"/>
-            <w:u w:val="single"/>
-          </w:rPr>
-          <w:t>Mwanzo 2:23–25</w:t>
-        </w:r>
-      </w:hyperlink>
+      <w:r>
+        <w:rPr>
+          <w:lang w:val="sw_KE" w:bidi="sw_KE"/>
+        </w:rPr>
+        <w:t>Mwanzo 2:23–25</w:t>
+      </w:r>
       <w:r>
         <w:rPr>
           <w:lang w:val="sw_KE" w:bidi="sw_KE"/>
         </w:rPr>
         <w:t>). Anaheshimiwa kama "mama wa wote walio hai" (</w:t>
       </w:r>
-      <w:hyperlink r:id="rId159">
-        <w:r>
-          <w:rPr>
-            <w:lang w:val="sw_KE" w:bidi="sw_KE"/>
-          </w:rPr>
-          <w:rPr>
-            <w:color w:val="0000EE"/>
-            <w:u w:val="single"/>
-          </w:rPr>
-          <w:t>Mwanzo 3:20</w:t>
-        </w:r>
-      </w:hyperlink>
+      <w:r>
+        <w:rPr>
+          <w:lang w:val="sw_KE" w:bidi="sw_KE"/>
+        </w:rPr>
+        <w:t>Mwanzo 3:20</w:t>
+      </w:r>
       <w:r>
         <w:rPr>
           <w:lang w:val="sw_KE" w:bidi="sw_KE"/>
@@ -3828,54 +2892,36 @@
         </w:rPr>
         <w:t>Baada ya nyoka kumdanganya Hawa kukataa utawala wa Mungu, Adamu pia alikosa utii (</w:t>
       </w:r>
-      <w:hyperlink r:id="rId160">
-        <w:r>
-          <w:rPr>
-            <w:lang w:val="sw_KE" w:bidi="sw_KE"/>
-          </w:rPr>
-          <w:rPr>
-            <w:color w:val="0000EE"/>
-            <w:u w:val="single"/>
-          </w:rPr>
-          <w:t>Mwanzo 3:1–6</w:t>
-        </w:r>
-      </w:hyperlink>
+      <w:r>
+        <w:rPr>
+          <w:lang w:val="sw_KE" w:bidi="sw_KE"/>
+        </w:rPr>
+        <w:t>Mwanzo 3:1–6</w:t>
+      </w:r>
       <w:r>
         <w:rPr>
           <w:lang w:val="sw_KE" w:bidi="sw_KE"/>
         </w:rPr>
         <w:t>). Kutotii kwao kwa makusudi kuliharibu uhusiano wao (</w:t>
       </w:r>
-      <w:hyperlink r:id="rId161">
-        <w:r>
-          <w:rPr>
-            <w:lang w:val="sw_KE" w:bidi="sw_KE"/>
-          </w:rPr>
-          <w:rPr>
-            <w:color w:val="0000EE"/>
-            <w:u w:val="single"/>
-          </w:rPr>
-          <w:t>Mwanzo 3:7</w:t>
-        </w:r>
-      </w:hyperlink>
+      <w:r>
+        <w:rPr>
+          <w:lang w:val="sw_KE" w:bidi="sw_KE"/>
+        </w:rPr>
+        <w:t>Mwanzo 3:7</w:t>
+      </w:r>
       <w:r>
         <w:rPr>
           <w:lang w:val="sw_KE" w:bidi="sw_KE"/>
         </w:rPr>
         <w:t>). Kutotii kwao pia kuliwatenganisha na Mungu. Mungu alimtafuta Adamu baada ya uasi wake. Yeye na Hawa walikuwa wakijificha kati ya miti, tayari wakihisi kutengwa (</w:t>
       </w:r>
-      <w:hyperlink r:id="rId162">
-        <w:r>
-          <w:rPr>
-            <w:lang w:val="sw_KE" w:bidi="sw_KE"/>
-          </w:rPr>
-          <w:rPr>
-            <w:color w:val="0000EE"/>
-            <w:u w:val="single"/>
-          </w:rPr>
-          <w:t>Mwanzo 3:8</w:t>
-        </w:r>
-      </w:hyperlink>
+      <w:r>
+        <w:rPr>
+          <w:lang w:val="sw_KE" w:bidi="sw_KE"/>
+        </w:rPr>
+        <w:t>Mwanzo 3:8</w:t>
+      </w:r>
       <w:r>
         <w:rPr>
           <w:lang w:val="sw_KE" w:bidi="sw_KE"/>
@@ -3896,144 +2942,96 @@
         </w:rPr>
         <w:t>Wakati Mungu alipomuuliza, Adamu alimlaumu Hawa na kwa njia isiyo ya moja kwa moja alimlaumu Mungu (</w:t>
       </w:r>
-      <w:hyperlink r:id="rId163">
-        <w:r>
-          <w:rPr>
-            <w:lang w:val="sw_KE" w:bidi="sw_KE"/>
-          </w:rPr>
-          <w:rPr>
-            <w:color w:val="0000EE"/>
-            <w:u w:val="single"/>
-          </w:rPr>
-          <w:t>Mwanzo 3:12</w:t>
-        </w:r>
-      </w:hyperlink>
+      <w:r>
+        <w:rPr>
+          <w:lang w:val="sw_KE" w:bidi="sw_KE"/>
+        </w:rPr>
+        <w:t>Mwanzo 3:12</w:t>
+      </w:r>
       <w:r>
         <w:rPr>
           <w:lang w:val="sw_KE" w:bidi="sw_KE"/>
         </w:rPr>
         <w:t>). Uasi wao ulisababisha maumivu, mahusiano yaliyovurugika, ugumu katika kutawala dunia, na kifo cha kimwili na kiroho (</w:t>
       </w:r>
-      <w:hyperlink r:id="rId164">
-        <w:r>
-          <w:rPr>
-            <w:lang w:val="sw_KE" w:bidi="sw_KE"/>
-          </w:rPr>
-          <w:rPr>
-            <w:color w:val="0000EE"/>
-            <w:u w:val="single"/>
-          </w:rPr>
-          <w:t>Mwanzo 3:16–19</w:t>
-        </w:r>
-      </w:hyperlink>
+      <w:r>
+        <w:rPr>
+          <w:lang w:val="sw_KE" w:bidi="sw_KE"/>
+        </w:rPr>
+        <w:t>Mwanzo 3:16–19</w:t>
+      </w:r>
       <w:r>
         <w:rPr>
           <w:lang w:val="sw_KE" w:bidi="sw_KE"/>
         </w:rPr>
         <w:t xml:space="preserve">, </w:t>
       </w:r>
-      <w:hyperlink r:id="rId165">
-        <w:r>
-          <w:rPr>
-            <w:lang w:val="sw_KE" w:bidi="sw_KE"/>
-          </w:rPr>
-          <w:rPr>
-            <w:color w:val="0000EE"/>
-            <w:u w:val="single"/>
-          </w:rPr>
-          <w:t>22–24</w:t>
-        </w:r>
-      </w:hyperlink>
+      <w:r>
+        <w:rPr>
+          <w:lang w:val="sw_KE" w:bidi="sw_KE"/>
+        </w:rPr>
+        <w:t>22–24</w:t>
+      </w:r>
       <w:r>
         <w:rPr>
           <w:lang w:val="sw_KE" w:bidi="sw_KE"/>
         </w:rPr>
         <w:t>). Hata hivyo, Mungu alitoa ngozi za wanyama ili kuwafunika Adamu na Hawa (</w:t>
       </w:r>
-      <w:hyperlink r:id="rId166">
-        <w:r>
-          <w:rPr>
-            <w:lang w:val="sw_KE" w:bidi="sw_KE"/>
-          </w:rPr>
-          <w:rPr>
-            <w:color w:val="0000EE"/>
-            <w:u w:val="single"/>
-          </w:rPr>
-          <w:t>Mwanzo 3:21</w:t>
-        </w:r>
-      </w:hyperlink>
+      <w:r>
+        <w:rPr>
+          <w:lang w:val="sw_KE" w:bidi="sw_KE"/>
+        </w:rPr>
+        <w:t>Mwanzo 3:21</w:t>
+      </w:r>
       <w:r>
         <w:rPr>
           <w:lang w:val="sw_KE" w:bidi="sw_KE"/>
         </w:rPr>
         <w:t>). Mungu aliahidi kwamba uzao wa Hawa utamshinda Shetani (</w:t>
       </w:r>
-      <w:hyperlink r:id="rId167">
-        <w:r>
-          <w:rPr>
-            <w:lang w:val="sw_KE" w:bidi="sw_KE"/>
-          </w:rPr>
-          <w:rPr>
-            <w:color w:val="0000EE"/>
-            <w:u w:val="single"/>
-          </w:rPr>
-          <w:t>Mwanzo 3:15</w:t>
-        </w:r>
-      </w:hyperlink>
+      <w:r>
+        <w:rPr>
+          <w:lang w:val="sw_KE" w:bidi="sw_KE"/>
+        </w:rPr>
+        <w:t>Mwanzo 3:15</w:t>
+      </w:r>
       <w:r>
         <w:rPr>
           <w:lang w:val="sw_KE" w:bidi="sw_KE"/>
         </w:rPr>
         <w:t xml:space="preserve">; tazama </w:t>
       </w:r>
-      <w:hyperlink r:id="rId168">
-        <w:r>
-          <w:rPr>
-            <w:lang w:val="sw_KE" w:bidi="sw_KE"/>
-          </w:rPr>
-          <w:rPr>
-            <w:color w:val="0000EE"/>
-            <w:u w:val="single"/>
-          </w:rPr>
-          <w:t>Warumi 16:20</w:t>
-        </w:r>
-      </w:hyperlink>
-      <w:r>
-        <w:rPr>
-          <w:lang w:val="sw_KE" w:bidi="sw_KE"/>
-        </w:rPr>
-        <w:t xml:space="preserve">; </w:t>
-      </w:r>
-      <w:hyperlink r:id="rId169">
-        <w:r>
-          <w:rPr>
-            <w:lang w:val="sw_KE" w:bidi="sw_KE"/>
-          </w:rPr>
-          <w:rPr>
-            <w:color w:val="0000EE"/>
-            <w:u w:val="single"/>
-          </w:rPr>
-          <w:t>Ufunuo 12:1–9</w:t>
-        </w:r>
-      </w:hyperlink>
-      <w:r>
-        <w:rPr>
-          <w:lang w:val="sw_KE" w:bidi="sw_KE"/>
-        </w:rPr>
-        <w:t xml:space="preserve">; </w:t>
-      </w:r>
-      <w:hyperlink r:id="rId170">
-        <w:r>
-          <w:rPr>
-            <w:lang w:val="sw_KE" w:bidi="sw_KE"/>
-          </w:rPr>
-          <w:rPr>
-            <w:color w:val="0000EE"/>
-            <w:u w:val="single"/>
-          </w:rPr>
-          <w:t>20:1–10</w:t>
-        </w:r>
-      </w:hyperlink>
+      <w:r>
+        <w:rPr>
+          <w:lang w:val="sw_KE" w:bidi="sw_KE"/>
+        </w:rPr>
+        <w:t>Warumi 16:20</w:t>
+      </w:r>
+      <w:r>
+        <w:rPr>
+          <w:lang w:val="sw_KE" w:bidi="sw_KE"/>
+        </w:rPr>
+        <w:t xml:space="preserve">; </w:t>
+      </w:r>
+      <w:r>
+        <w:rPr>
+          <w:lang w:val="sw_KE" w:bidi="sw_KE"/>
+        </w:rPr>
+        <w:t>Ufunuo 12:1–9</w:t>
+      </w:r>
+      <w:r>
+        <w:rPr>
+          <w:lang w:val="sw_KE" w:bidi="sw_KE"/>
+        </w:rPr>
+        <w:t xml:space="preserve">; </w:t>
+      </w:r>
+      <w:r>
+        <w:rPr>
+          <w:lang w:val="sw_KE" w:bidi="sw_KE"/>
+        </w:rPr>
+        <w:t>20:1–10</w:t>
+      </w:r>
       <w:r>
         <w:rPr>
           <w:lang w:val="sw_KE" w:bidi="sw_KE"/>
@@ -4054,216 +3052,144 @@
         </w:rPr>
         <w:t>Adam alikuwa mtu wa kihistoria (</w:t>
       </w:r>
-      <w:hyperlink r:id="rId171">
-        <w:r>
-          <w:rPr>
-            <w:lang w:val="sw_KE" w:bidi="sw_KE"/>
-          </w:rPr>
-          <w:rPr>
-            <w:color w:val="0000EE"/>
-            <w:u w:val="single"/>
-          </w:rPr>
-          <w:t>Mwanzo 4:25</w:t>
-        </w:r>
-      </w:hyperlink>
-      <w:r>
-        <w:rPr>
-          <w:lang w:val="sw_KE" w:bidi="sw_KE"/>
-        </w:rPr>
-        <w:t xml:space="preserve">; </w:t>
-      </w:r>
-      <w:hyperlink r:id="rId172">
-        <w:r>
-          <w:rPr>
-            <w:lang w:val="sw_KE" w:bidi="sw_KE"/>
-          </w:rPr>
-          <w:rPr>
-            <w:color w:val="0000EE"/>
-            <w:u w:val="single"/>
-          </w:rPr>
-          <w:t>5:1–5</w:t>
-        </w:r>
-      </w:hyperlink>
-      <w:r>
-        <w:rPr>
-          <w:lang w:val="sw_KE" w:bidi="sw_KE"/>
-        </w:rPr>
-        <w:t xml:space="preserve">; </w:t>
-      </w:r>
-      <w:hyperlink r:id="rId173">
-        <w:r>
-          <w:rPr>
-            <w:lang w:val="sw_KE" w:bidi="sw_KE"/>
-          </w:rPr>
-          <w:rPr>
-            <w:color w:val="0000EE"/>
-            <w:u w:val="single"/>
-          </w:rPr>
-          <w:t>1 Mambo ya Nyakati 1:1</w:t>
-        </w:r>
-      </w:hyperlink>
-      <w:r>
-        <w:rPr>
-          <w:lang w:val="sw_KE" w:bidi="sw_KE"/>
-        </w:rPr>
-        <w:t xml:space="preserve">; </w:t>
-      </w:r>
-      <w:hyperlink r:id="rId174">
-        <w:r>
-          <w:rPr>
-            <w:lang w:val="sw_KE" w:bidi="sw_KE"/>
-          </w:rPr>
-          <w:rPr>
-            <w:color w:val="0000EE"/>
-            <w:u w:val="single"/>
-          </w:rPr>
-          <w:t>Hosea 6:7</w:t>
-        </w:r>
-      </w:hyperlink>
-      <w:r>
-        <w:rPr>
-          <w:lang w:val="sw_KE" w:bidi="sw_KE"/>
-        </w:rPr>
-        <w:t xml:space="preserve">; </w:t>
-      </w:r>
-      <w:hyperlink r:id="rId175">
-        <w:r>
-          <w:rPr>
-            <w:lang w:val="sw_KE" w:bidi="sw_KE"/>
-          </w:rPr>
-          <w:rPr>
-            <w:color w:val="0000EE"/>
-            <w:u w:val="single"/>
-          </w:rPr>
-          <w:t>Luka 3:38</w:t>
-        </w:r>
-      </w:hyperlink>
-      <w:r>
-        <w:rPr>
-          <w:lang w:val="sw_KE" w:bidi="sw_KE"/>
-        </w:rPr>
-        <w:t xml:space="preserve">; </w:t>
-      </w:r>
-      <w:hyperlink r:id="rId176">
-        <w:r>
-          <w:rPr>
-            <w:lang w:val="sw_KE" w:bidi="sw_KE"/>
-          </w:rPr>
-          <w:rPr>
-            <w:color w:val="0000EE"/>
-            <w:u w:val="single"/>
-          </w:rPr>
-          <w:t>Warumi 5:14</w:t>
-        </w:r>
-      </w:hyperlink>
-      <w:r>
-        <w:rPr>
-          <w:lang w:val="sw_KE" w:bidi="sw_KE"/>
-        </w:rPr>
-        <w:t xml:space="preserve">; </w:t>
-      </w:r>
-      <w:hyperlink r:id="rId177">
-        <w:r>
-          <w:rPr>
-            <w:lang w:val="sw_KE" w:bidi="sw_KE"/>
-          </w:rPr>
-          <w:rPr>
-            <w:color w:val="0000EE"/>
-            <w:u w:val="single"/>
-          </w:rPr>
-          <w:t>1 Wakorintho 15:22</w:t>
-        </w:r>
-      </w:hyperlink>
+      <w:r>
+        <w:rPr>
+          <w:lang w:val="sw_KE" w:bidi="sw_KE"/>
+        </w:rPr>
+        <w:t>Mwanzo 4:25</w:t>
+      </w:r>
+      <w:r>
+        <w:rPr>
+          <w:lang w:val="sw_KE" w:bidi="sw_KE"/>
+        </w:rPr>
+        <w:t xml:space="preserve">; </w:t>
+      </w:r>
+      <w:r>
+        <w:rPr>
+          <w:lang w:val="sw_KE" w:bidi="sw_KE"/>
+        </w:rPr>
+        <w:t>5:1–5</w:t>
+      </w:r>
+      <w:r>
+        <w:rPr>
+          <w:lang w:val="sw_KE" w:bidi="sw_KE"/>
+        </w:rPr>
+        <w:t xml:space="preserve">; </w:t>
+      </w:r>
+      <w:r>
+        <w:rPr>
+          <w:lang w:val="sw_KE" w:bidi="sw_KE"/>
+        </w:rPr>
+        <w:t>1 Mambo ya Nyakati 1:1</w:t>
+      </w:r>
+      <w:r>
+        <w:rPr>
+          <w:lang w:val="sw_KE" w:bidi="sw_KE"/>
+        </w:rPr>
+        <w:t xml:space="preserve">; </w:t>
+      </w:r>
+      <w:r>
+        <w:rPr>
+          <w:lang w:val="sw_KE" w:bidi="sw_KE"/>
+        </w:rPr>
+        <w:t>Hosea 6:7</w:t>
+      </w:r>
+      <w:r>
+        <w:rPr>
+          <w:lang w:val="sw_KE" w:bidi="sw_KE"/>
+        </w:rPr>
+        <w:t xml:space="preserve">; </w:t>
+      </w:r>
+      <w:r>
+        <w:rPr>
+          <w:lang w:val="sw_KE" w:bidi="sw_KE"/>
+        </w:rPr>
+        <w:t>Luka 3:38</w:t>
+      </w:r>
+      <w:r>
+        <w:rPr>
+          <w:lang w:val="sw_KE" w:bidi="sw_KE"/>
+        </w:rPr>
+        <w:t xml:space="preserve">; </w:t>
+      </w:r>
+      <w:r>
+        <w:rPr>
+          <w:lang w:val="sw_KE" w:bidi="sw_KE"/>
+        </w:rPr>
+        <w:t>Warumi 5:14</w:t>
+      </w:r>
+      <w:r>
+        <w:rPr>
+          <w:lang w:val="sw_KE" w:bidi="sw_KE"/>
+        </w:rPr>
+        <w:t xml:space="preserve">; </w:t>
+      </w:r>
+      <w:r>
+        <w:rPr>
+          <w:lang w:val="sw_KE" w:bidi="sw_KE"/>
+        </w:rPr>
+        <w:t>1 Wakorintho 15:22</w:t>
+      </w:r>
       <w:r>
         <w:rPr>
           <w:lang w:val="sw_KE" w:bidi="sw_KE"/>
         </w:rPr>
         <w:t xml:space="preserve">, </w:t>
       </w:r>
-      <w:hyperlink r:id="rId178">
-        <w:r>
-          <w:rPr>
-            <w:lang w:val="sw_KE" w:bidi="sw_KE"/>
-          </w:rPr>
-          <w:rPr>
-            <w:color w:val="0000EE"/>
-            <w:u w:val="single"/>
-          </w:rPr>
-          <w:t>45</w:t>
-        </w:r>
-      </w:hyperlink>
-      <w:r>
-        <w:rPr>
-          <w:lang w:val="sw_KE" w:bidi="sw_KE"/>
-        </w:rPr>
-        <w:t xml:space="preserve">; </w:t>
-      </w:r>
-      <w:hyperlink r:id="rId179">
-        <w:r>
-          <w:rPr>
-            <w:lang w:val="sw_KE" w:bidi="sw_KE"/>
-          </w:rPr>
-          <w:rPr>
-            <w:color w:val="0000EE"/>
-            <w:u w:val="single"/>
-          </w:rPr>
-          <w:t>1 Timotheo 2:13–14</w:t>
-        </w:r>
-      </w:hyperlink>
-      <w:r>
-        <w:rPr>
-          <w:lang w:val="sw_KE" w:bidi="sw_KE"/>
-        </w:rPr>
-        <w:t xml:space="preserve">; </w:t>
-      </w:r>
-      <w:hyperlink r:id="rId180">
-        <w:r>
-          <w:rPr>
-            <w:lang w:val="sw_KE" w:bidi="sw_KE"/>
-          </w:rPr>
-          <w:rPr>
-            <w:color w:val="0000EE"/>
-            <w:u w:val="single"/>
-          </w:rPr>
-          <w:t>Yuda 1:14</w:t>
-        </w:r>
-      </w:hyperlink>
+      <w:r>
+        <w:rPr>
+          <w:lang w:val="sw_KE" w:bidi="sw_KE"/>
+        </w:rPr>
+        <w:t>45</w:t>
+      </w:r>
+      <w:r>
+        <w:rPr>
+          <w:lang w:val="sw_KE" w:bidi="sw_KE"/>
+        </w:rPr>
+        <w:t xml:space="preserve">; </w:t>
+      </w:r>
+      <w:r>
+        <w:rPr>
+          <w:lang w:val="sw_KE" w:bidi="sw_KE"/>
+        </w:rPr>
+        <w:t>1 Timotheo 2:13–14</w:t>
+      </w:r>
+      <w:r>
+        <w:rPr>
+          <w:lang w:val="sw_KE" w:bidi="sw_KE"/>
+        </w:rPr>
+        <w:t xml:space="preserve">; </w:t>
+      </w:r>
+      <w:r>
+        <w:rPr>
+          <w:lang w:val="sw_KE" w:bidi="sw_KE"/>
+        </w:rPr>
+        <w:t>Yuda 1:14</w:t>
+      </w:r>
       <w:r>
         <w:rPr>
           <w:lang w:val="sw_KE" w:bidi="sw_KE"/>
         </w:rPr>
         <w:t xml:space="preserve">). Adam pia anawakilisha ubinadamu wote. Amri za Mungu katika </w:t>
       </w:r>
-      <w:hyperlink r:id="rId181">
-        <w:r>
-          <w:rPr>
-            <w:lang w:val="sw_KE" w:bidi="sw_KE"/>
-          </w:rPr>
-          <w:rPr>
-            <w:color w:val="0000EE"/>
-            <w:u w:val="single"/>
-          </w:rPr>
-          <w:t>Mwanzo 1:26–30</w:t>
-        </w:r>
-      </w:hyperlink>
+      <w:r>
+        <w:rPr>
+          <w:lang w:val="sw_KE" w:bidi="sw_KE"/>
+        </w:rPr>
+        <w:t>Mwanzo 1:26–30</w:t>
+      </w:r>
       <w:r>
         <w:rPr>
           <w:lang w:val="sw_KE" w:bidi="sw_KE"/>
         </w:rPr>
         <w:t xml:space="preserve"> na laana katika </w:t>
       </w:r>
-      <w:hyperlink r:id="rId164">
-        <w:r>
-          <w:rPr>
-            <w:lang w:val="sw_KE" w:bidi="sw_KE"/>
-          </w:rPr>
-          <w:rPr>
-            <w:color w:val="0000EE"/>
-            <w:u w:val="single"/>
-          </w:rPr>
-          <w:t>3:16–19</w:t>
-        </w:r>
-      </w:hyperlink>
+      <w:r>
+        <w:rPr>
+          <w:lang w:val="sw_KE" w:bidi="sw_KE"/>
+        </w:rPr>
+        <w:t>3:16–19</w:t>
+      </w:r>
       <w:r>
         <w:rPr>
           <w:lang w:val="sw_KE" w:bidi="sw_KE"/>
@@ -4284,216 +3210,144 @@
         </w:rPr>
         <w:t>Mtume Paulo alilinganisha watu wanaowakilishwa na Adamu, Adamu wa kwanza, na wale wanaomfuata Yesu Kristo, "Adamu wa mwisho" (</w:t>
       </w:r>
-      <w:hyperlink r:id="rId182">
-        <w:r>
-          <w:rPr>
-            <w:lang w:val="sw_KE" w:bidi="sw_KE"/>
-          </w:rPr>
-          <w:rPr>
-            <w:color w:val="0000EE"/>
-            <w:u w:val="single"/>
-          </w:rPr>
-          <w:t>Warumi 5:12–21</w:t>
-        </w:r>
-      </w:hyperlink>
-      <w:r>
-        <w:rPr>
-          <w:lang w:val="sw_KE" w:bidi="sw_KE"/>
-        </w:rPr>
-        <w:t xml:space="preserve">; </w:t>
-      </w:r>
-      <w:hyperlink r:id="rId183">
-        <w:r>
-          <w:rPr>
-            <w:lang w:val="sw_KE" w:bidi="sw_KE"/>
-          </w:rPr>
-          <w:rPr>
-            <w:color w:val="0000EE"/>
-            <w:u w:val="single"/>
-          </w:rPr>
-          <w:t>1 Wakorintho 15:45–50</w:t>
-        </w:r>
-      </w:hyperlink>
+      <w:r>
+        <w:rPr>
+          <w:lang w:val="sw_KE" w:bidi="sw_KE"/>
+        </w:rPr>
+        <w:t>Warumi 5:12–21</w:t>
+      </w:r>
+      <w:r>
+        <w:rPr>
+          <w:lang w:val="sw_KE" w:bidi="sw_KE"/>
+        </w:rPr>
+        <w:t xml:space="preserve">; </w:t>
+      </w:r>
+      <w:r>
+        <w:rPr>
+          <w:lang w:val="sw_KE" w:bidi="sw_KE"/>
+        </w:rPr>
+        <w:t>1 Wakorintho 15:45–50</w:t>
+      </w:r>
       <w:r>
         <w:rPr>
           <w:lang w:val="sw_KE" w:bidi="sw_KE"/>
         </w:rPr>
         <w:t xml:space="preserve">; tazama pia </w:t>
       </w:r>
-      <w:hyperlink r:id="rId184">
-        <w:r>
-          <w:rPr>
-            <w:lang w:val="sw_KE" w:bidi="sw_KE"/>
-          </w:rPr>
-          <w:rPr>
-            <w:color w:val="0000EE"/>
-            <w:u w:val="single"/>
-          </w:rPr>
-          <w:t>Warumi 8:5–11</w:t>
-        </w:r>
-      </w:hyperlink>
+      <w:r>
+        <w:rPr>
+          <w:lang w:val="sw_KE" w:bidi="sw_KE"/>
+        </w:rPr>
+        <w:t>Warumi 8:5–11</w:t>
+      </w:r>
       <w:r>
         <w:rPr>
           <w:lang w:val="sw_KE" w:bidi="sw_KE"/>
         </w:rPr>
         <w:t xml:space="preserve">, </w:t>
       </w:r>
-      <w:hyperlink r:id="rId185">
-        <w:r>
-          <w:rPr>
-            <w:lang w:val="sw_KE" w:bidi="sw_KE"/>
-          </w:rPr>
-          <w:rPr>
-            <w:color w:val="0000EE"/>
-            <w:u w:val="single"/>
-          </w:rPr>
-          <w:t>20–22</w:t>
-        </w:r>
-      </w:hyperlink>
+      <w:r>
+        <w:rPr>
+          <w:lang w:val="sw_KE" w:bidi="sw_KE"/>
+        </w:rPr>
+        <w:t>20–22</w:t>
+      </w:r>
       <w:r>
         <w:rPr>
           <w:lang w:val="sw_KE" w:bidi="sw_KE"/>
         </w:rPr>
         <w:t xml:space="preserve">). Watu wanaowakilishwa na Adamu wanaishi kama yeye. Wanashiriki katika dhambi yake, kutengwa na Mungu na uumbaji, na kifo cha kiroho. Kinyume chake, wale wanaomfuata Yesu wanaishi kwa imani ndani yake. Wanabadilishwa kuwa mfano wa Kristo na kuwa "watu wapya" wanaoshiriki katika uumbaji mpya (tazama </w:t>
       </w:r>
-      <w:hyperlink r:id="rId186">
-        <w:r>
-          <w:rPr>
-            <w:lang w:val="sw_KE" w:bidi="sw_KE"/>
-          </w:rPr>
-          <w:rPr>
-            <w:color w:val="0000EE"/>
-            <w:u w:val="single"/>
-          </w:rPr>
-          <w:t>Warumi 8:29</w:t>
-        </w:r>
-      </w:hyperlink>
-      <w:r>
-        <w:rPr>
-          <w:lang w:val="sw_KE" w:bidi="sw_KE"/>
-        </w:rPr>
-        <w:t xml:space="preserve">; </w:t>
-      </w:r>
-      <w:hyperlink r:id="rId187">
-        <w:r>
-          <w:rPr>
-            <w:lang w:val="sw_KE" w:bidi="sw_KE"/>
-          </w:rPr>
-          <w:rPr>
-            <w:color w:val="0000EE"/>
-            <w:u w:val="single"/>
-          </w:rPr>
-          <w:t>1 Wakorintho 15:49</w:t>
-        </w:r>
-      </w:hyperlink>
-      <w:r>
-        <w:rPr>
-          <w:lang w:val="sw_KE" w:bidi="sw_KE"/>
-        </w:rPr>
-        <w:t xml:space="preserve">; </w:t>
-      </w:r>
-      <w:hyperlink r:id="rId188">
-        <w:r>
-          <w:rPr>
-            <w:lang w:val="sw_KE" w:bidi="sw_KE"/>
-          </w:rPr>
-          <w:rPr>
-            <w:color w:val="0000EE"/>
-            <w:u w:val="single"/>
-          </w:rPr>
-          <w:t>2 Wakorintho 5:17</w:t>
-        </w:r>
-      </w:hyperlink>
-      <w:r>
-        <w:rPr>
-          <w:lang w:val="sw_KE" w:bidi="sw_KE"/>
-        </w:rPr>
-        <w:t xml:space="preserve">; </w:t>
-      </w:r>
-      <w:hyperlink r:id="rId189">
-        <w:r>
-          <w:rPr>
-            <w:lang w:val="sw_KE" w:bidi="sw_KE"/>
-          </w:rPr>
-          <w:rPr>
-            <w:color w:val="0000EE"/>
-            <w:u w:val="single"/>
-          </w:rPr>
-          <w:t>Wagalatia 6:15</w:t>
-        </w:r>
-      </w:hyperlink>
+      <w:r>
+        <w:rPr>
+          <w:lang w:val="sw_KE" w:bidi="sw_KE"/>
+        </w:rPr>
+        <w:t>Warumi 8:29</w:t>
+      </w:r>
+      <w:r>
+        <w:rPr>
+          <w:lang w:val="sw_KE" w:bidi="sw_KE"/>
+        </w:rPr>
+        <w:t xml:space="preserve">; </w:t>
+      </w:r>
+      <w:r>
+        <w:rPr>
+          <w:lang w:val="sw_KE" w:bidi="sw_KE"/>
+        </w:rPr>
+        <w:t>1 Wakorintho 15:49</w:t>
+      </w:r>
+      <w:r>
+        <w:rPr>
+          <w:lang w:val="sw_KE" w:bidi="sw_KE"/>
+        </w:rPr>
+        <w:t xml:space="preserve">; </w:t>
+      </w:r>
+      <w:r>
+        <w:rPr>
+          <w:lang w:val="sw_KE" w:bidi="sw_KE"/>
+        </w:rPr>
+        <w:t>2 Wakorintho 5:17</w:t>
+      </w:r>
+      <w:r>
+        <w:rPr>
+          <w:lang w:val="sw_KE" w:bidi="sw_KE"/>
+        </w:rPr>
+        <w:t xml:space="preserve">; </w:t>
+      </w:r>
+      <w:r>
+        <w:rPr>
+          <w:lang w:val="sw_KE" w:bidi="sw_KE"/>
+        </w:rPr>
+        <w:t>Wagalatia 6:15</w:t>
+      </w:r>
       <w:r>
         <w:rPr>
           <w:lang w:val="sw_KE" w:bidi="sw_KE"/>
         </w:rPr>
         <w:t>). Yesu huondoa vizuizi vilivyowekwa na Adamu na Hawa (</w:t>
       </w:r>
-      <w:hyperlink r:id="rId190">
-        <w:r>
-          <w:rPr>
-            <w:lang w:val="sw_KE" w:bidi="sw_KE"/>
-          </w:rPr>
-          <w:rPr>
-            <w:color w:val="0000EE"/>
-            <w:u w:val="single"/>
-          </w:rPr>
-          <w:t>Warumi 5:1</w:t>
-        </w:r>
-      </w:hyperlink>
-      <w:r>
-        <w:rPr>
-          <w:lang w:val="sw_KE" w:bidi="sw_KE"/>
-        </w:rPr>
-        <w:t xml:space="preserve">; </w:t>
-      </w:r>
-      <w:hyperlink r:id="rId191">
-        <w:r>
-          <w:rPr>
-            <w:lang w:val="sw_KE" w:bidi="sw_KE"/>
-          </w:rPr>
-          <w:rPr>
-            <w:color w:val="0000EE"/>
-            <w:u w:val="single"/>
-          </w:rPr>
-          <w:t>2 Wakorintho 5:19</w:t>
-        </w:r>
-      </w:hyperlink>
-      <w:r>
-        <w:rPr>
-          <w:lang w:val="sw_KE" w:bidi="sw_KE"/>
-        </w:rPr>
-        <w:t xml:space="preserve">; </w:t>
-      </w:r>
-      <w:hyperlink r:id="rId192">
-        <w:r>
-          <w:rPr>
-            <w:lang w:val="sw_KE" w:bidi="sw_KE"/>
-          </w:rPr>
-          <w:rPr>
-            <w:color w:val="0000EE"/>
-            <w:u w:val="single"/>
-          </w:rPr>
-          <w:t>Wagalatia 3:27–28</w:t>
-        </w:r>
-      </w:hyperlink>
-      <w:r>
-        <w:rPr>
-          <w:lang w:val="sw_KE" w:bidi="sw_KE"/>
-        </w:rPr>
-        <w:t xml:space="preserve">; </w:t>
-      </w:r>
-      <w:hyperlink r:id="rId193">
-        <w:r>
-          <w:rPr>
-            <w:lang w:val="sw_KE" w:bidi="sw_KE"/>
-          </w:rPr>
-          <w:rPr>
-            <w:color w:val="0000EE"/>
-            <w:u w:val="single"/>
-          </w:rPr>
-          <w:t>Waefeso 2:14–16</w:t>
-        </w:r>
-      </w:hyperlink>
+      <w:r>
+        <w:rPr>
+          <w:lang w:val="sw_KE" w:bidi="sw_KE"/>
+        </w:rPr>
+        <w:t>Warumi 5:1</w:t>
+      </w:r>
+      <w:r>
+        <w:rPr>
+          <w:lang w:val="sw_KE" w:bidi="sw_KE"/>
+        </w:rPr>
+        <w:t xml:space="preserve">; </w:t>
+      </w:r>
+      <w:r>
+        <w:rPr>
+          <w:lang w:val="sw_KE" w:bidi="sw_KE"/>
+        </w:rPr>
+        <w:t>2 Wakorintho 5:19</w:t>
+      </w:r>
+      <w:r>
+        <w:rPr>
+          <w:lang w:val="sw_KE" w:bidi="sw_KE"/>
+        </w:rPr>
+        <w:t xml:space="preserve">; </w:t>
+      </w:r>
+      <w:r>
+        <w:rPr>
+          <w:lang w:val="sw_KE" w:bidi="sw_KE"/>
+        </w:rPr>
+        <w:t>Wagalatia 3:27–28</w:t>
+      </w:r>
+      <w:r>
+        <w:rPr>
+          <w:lang w:val="sw_KE" w:bidi="sw_KE"/>
+        </w:rPr>
+        <w:t xml:space="preserve">; </w:t>
+      </w:r>
+      <w:r>
+        <w:rPr>
+          <w:lang w:val="sw_KE" w:bidi="sw_KE"/>
+        </w:rPr>
+        <w:t>Waefeso 2:14–16</w:t>
+      </w:r>
       <w:r>
         <w:rPr>
           <w:lang w:val="sw_KE" w:bidi="sw_KE"/>
@@ -4523,162 +3377,108 @@
           <w:lang w:val="sw_KE" w:bidi="sw_KE"/>
         </w:rPr>
       </w:r>
-      <w:hyperlink r:id="rId151">
-        <w:r>
-          <w:rPr>
-            <w:lang w:val="sw_KE" w:bidi="sw_KE"/>
-          </w:rPr>
-          <w:rPr>
-            <w:color w:val="0000EE"/>
-            <w:u w:val="single"/>
-          </w:rPr>
-          <w:t>Mwanzo 1:26–31</w:t>
-        </w:r>
-      </w:hyperlink>
-      <w:r>
-        <w:rPr>
-          <w:lang w:val="sw_KE" w:bidi="sw_KE"/>
-        </w:rPr>
-        <w:t xml:space="preserve">; </w:t>
-      </w:r>
-      <w:hyperlink r:id="rId194">
-        <w:r>
-          <w:rPr>
-            <w:lang w:val="sw_KE" w:bidi="sw_KE"/>
-          </w:rPr>
-          <w:rPr>
-            <w:color w:val="0000EE"/>
-            <w:u w:val="single"/>
-          </w:rPr>
-          <w:t>2:4–3:24</w:t>
-        </w:r>
-      </w:hyperlink>
-      <w:r>
-        <w:rPr>
-          <w:lang w:val="sw_KE" w:bidi="sw_KE"/>
-        </w:rPr>
-        <w:t xml:space="preserve">; </w:t>
-      </w:r>
-      <w:hyperlink r:id="rId195">
-        <w:r>
-          <w:rPr>
-            <w:lang w:val="sw_KE" w:bidi="sw_KE"/>
-          </w:rPr>
-          <w:rPr>
-            <w:color w:val="0000EE"/>
-            <w:u w:val="single"/>
-          </w:rPr>
-          <w:t>4:25–5:5</w:t>
-        </w:r>
-      </w:hyperlink>
-      <w:r>
-        <w:rPr>
-          <w:lang w:val="sw_KE" w:bidi="sw_KE"/>
-        </w:rPr>
-        <w:t xml:space="preserve">; </w:t>
-      </w:r>
-      <w:hyperlink r:id="rId196">
-        <w:r>
-          <w:rPr>
-            <w:lang w:val="sw_KE" w:bidi="sw_KE"/>
-          </w:rPr>
-          <w:rPr>
-            <w:color w:val="0000EE"/>
-            <w:u w:val="single"/>
-          </w:rPr>
-          <w:t>Hosea 6:6–7</w:t>
-        </w:r>
-      </w:hyperlink>
-      <w:r>
-        <w:rPr>
-          <w:lang w:val="sw_KE" w:bidi="sw_KE"/>
-        </w:rPr>
-        <w:t xml:space="preserve">; </w:t>
-      </w:r>
-      <w:hyperlink r:id="rId175">
-        <w:r>
-          <w:rPr>
-            <w:lang w:val="sw_KE" w:bidi="sw_KE"/>
-          </w:rPr>
-          <w:rPr>
-            <w:color w:val="0000EE"/>
-            <w:u w:val="single"/>
-          </w:rPr>
-          <w:t>Luka 3:38</w:t>
-        </w:r>
-      </w:hyperlink>
-      <w:r>
-        <w:rPr>
-          <w:lang w:val="sw_KE" w:bidi="sw_KE"/>
-        </w:rPr>
-        <w:t xml:space="preserve">; </w:t>
-      </w:r>
-      <w:hyperlink r:id="rId182">
-        <w:r>
-          <w:rPr>
-            <w:lang w:val="sw_KE" w:bidi="sw_KE"/>
-          </w:rPr>
-          <w:rPr>
-            <w:color w:val="0000EE"/>
-            <w:u w:val="single"/>
-          </w:rPr>
-          <w:t>Warumi 5:12–21</w:t>
-        </w:r>
-      </w:hyperlink>
-      <w:r>
-        <w:rPr>
-          <w:lang w:val="sw_KE" w:bidi="sw_KE"/>
-        </w:rPr>
-        <w:t xml:space="preserve">; </w:t>
-      </w:r>
-      <w:hyperlink r:id="rId177">
-        <w:r>
-          <w:rPr>
-            <w:lang w:val="sw_KE" w:bidi="sw_KE"/>
-          </w:rPr>
-          <w:rPr>
-            <w:color w:val="0000EE"/>
-            <w:u w:val="single"/>
-          </w:rPr>
-          <w:t>1 Wakorintho 15:22</w:t>
-        </w:r>
-      </w:hyperlink>
+      <w:r>
+        <w:rPr>
+          <w:lang w:val="sw_KE" w:bidi="sw_KE"/>
+        </w:rPr>
+        <w:t>Mwanzo 1:26–31</w:t>
+      </w:r>
+      <w:r>
+        <w:rPr>
+          <w:lang w:val="sw_KE" w:bidi="sw_KE"/>
+        </w:rPr>
+        <w:t xml:space="preserve">; </w:t>
+      </w:r>
+      <w:r>
+        <w:rPr>
+          <w:lang w:val="sw_KE" w:bidi="sw_KE"/>
+        </w:rPr>
+        <w:t>2:4–3:24</w:t>
+      </w:r>
+      <w:r>
+        <w:rPr>
+          <w:lang w:val="sw_KE" w:bidi="sw_KE"/>
+        </w:rPr>
+        <w:t xml:space="preserve">; </w:t>
+      </w:r>
+      <w:r>
+        <w:rPr>
+          <w:lang w:val="sw_KE" w:bidi="sw_KE"/>
+        </w:rPr>
+        <w:t>4:25–5:5</w:t>
+      </w:r>
+      <w:r>
+        <w:rPr>
+          <w:lang w:val="sw_KE" w:bidi="sw_KE"/>
+        </w:rPr>
+        <w:t xml:space="preserve">; </w:t>
+      </w:r>
+      <w:r>
+        <w:rPr>
+          <w:lang w:val="sw_KE" w:bidi="sw_KE"/>
+        </w:rPr>
+        <w:t>Hosea 6:6–7</w:t>
+      </w:r>
+      <w:r>
+        <w:rPr>
+          <w:lang w:val="sw_KE" w:bidi="sw_KE"/>
+        </w:rPr>
+        <w:t xml:space="preserve">; </w:t>
+      </w:r>
+      <w:r>
+        <w:rPr>
+          <w:lang w:val="sw_KE" w:bidi="sw_KE"/>
+        </w:rPr>
+        <w:t>Luka 3:38</w:t>
+      </w:r>
+      <w:r>
+        <w:rPr>
+          <w:lang w:val="sw_KE" w:bidi="sw_KE"/>
+        </w:rPr>
+        <w:t xml:space="preserve">; </w:t>
+      </w:r>
+      <w:r>
+        <w:rPr>
+          <w:lang w:val="sw_KE" w:bidi="sw_KE"/>
+        </w:rPr>
+        <w:t>Warumi 5:12–21</w:t>
+      </w:r>
+      <w:r>
+        <w:rPr>
+          <w:lang w:val="sw_KE" w:bidi="sw_KE"/>
+        </w:rPr>
+        <w:t xml:space="preserve">; </w:t>
+      </w:r>
+      <w:r>
+        <w:rPr>
+          <w:lang w:val="sw_KE" w:bidi="sw_KE"/>
+        </w:rPr>
+        <w:t>1 Wakorintho 15:22</w:t>
+      </w:r>
       <w:r>
         <w:rPr>
           <w:lang w:val="sw_KE" w:bidi="sw_KE"/>
         </w:rPr>
         <w:t xml:space="preserve">, </w:t>
       </w:r>
-      <w:hyperlink r:id="rId197">
-        <w:r>
-          <w:rPr>
-            <w:lang w:val="sw_KE" w:bidi="sw_KE"/>
-          </w:rPr>
-          <w:rPr>
-            <w:color w:val="0000EE"/>
-            <w:u w:val="single"/>
-          </w:rPr>
-          <w:t>45–49</w:t>
-        </w:r>
-      </w:hyperlink>
-      <w:r>
-        <w:rPr>
-          <w:lang w:val="sw_KE" w:bidi="sw_KE"/>
-        </w:rPr>
-        <w:t xml:space="preserve">; </w:t>
-      </w:r>
-      <w:hyperlink r:id="rId179">
-        <w:r>
-          <w:rPr>
-            <w:lang w:val="sw_KE" w:bidi="sw_KE"/>
-          </w:rPr>
-          <w:rPr>
-            <w:color w:val="0000EE"/>
-            <w:u w:val="single"/>
-          </w:rPr>
-          <w:t>1 Timotheo 2:13–14</w:t>
-        </w:r>
-      </w:hyperlink>
+      <w:r>
+        <w:rPr>
+          <w:lang w:val="sw_KE" w:bidi="sw_KE"/>
+        </w:rPr>
+        <w:t>45–49</w:t>
+      </w:r>
+      <w:r>
+        <w:rPr>
+          <w:lang w:val="sw_KE" w:bidi="sw_KE"/>
+        </w:rPr>
+        <w:t xml:space="preserve">; </w:t>
+      </w:r>
+      <w:r>
+        <w:rPr>
+          <w:lang w:val="sw_KE" w:bidi="sw_KE"/>
+        </w:rPr>
+        <w:t>1 Timotheo 2:13–14</w:t>
+      </w:r>
       <w:r>
         <w:rPr>
           <w:lang w:val="sw_KE" w:bidi="sw_KE"/>
@@ -4727,36 +3527,24 @@
         </w:rPr>
         <w:t>Ahabu, mfalme wa nane wa Israeli, alirithi ufalme wa kaskazini kutoka kwa baba yake mwenye nguvu, Omri (</w:t>
       </w:r>
-      <w:hyperlink r:id="rId198">
-        <w:r>
-          <w:rPr>
-            <w:lang w:val="sw_KE" w:bidi="sw_KE"/>
-          </w:rPr>
-          <w:rPr>
-            <w:color w:val="0000EE"/>
-            <w:u w:val="single"/>
-          </w:rPr>
-          <w:t>1 Wafalme 16:27–28</w:t>
-        </w:r>
-      </w:hyperlink>
+      <w:r>
+        <w:rPr>
+          <w:lang w:val="sw_KE" w:bidi="sw_KE"/>
+        </w:rPr>
+        <w:t>1 Wafalme 16:27–28</w:t>
+      </w:r>
       <w:r>
         <w:rPr>
           <w:lang w:val="sw_KE" w:bidi="sw_KE"/>
         </w:rPr>
         <w:t>). Alitawala Israeli kuanzia 874 hadi 853 Kabla ya Kristo (KK). Ahabu alimuoa Yezebeli, binti wa Mfalme Ethbaali wa Sidoni. Akiwa ameathiriwa naye, Ahabu alianza kumwabudu Baali badala ya Bwana (</w:t>
       </w:r>
-      <w:hyperlink r:id="rId199">
-        <w:r>
-          <w:rPr>
-            <w:lang w:val="sw_KE" w:bidi="sw_KE"/>
-          </w:rPr>
-          <w:rPr>
-            <w:color w:val="0000EE"/>
-            <w:u w:val="single"/>
-          </w:rPr>
-          <w:t>1 Wafalme 16:29–33</w:t>
-        </w:r>
-      </w:hyperlink>
+      <w:r>
+        <w:rPr>
+          <w:lang w:val="sw_KE" w:bidi="sw_KE"/>
+        </w:rPr>
+        <w:t>1 Wafalme 16:29–33</w:t>
+      </w:r>
       <w:r>
         <w:rPr>
           <w:lang w:val="sw_KE" w:bidi="sw_KE"/>
@@ -4777,54 +3565,36 @@
         </w:rPr>
         <w:t>Ahabu alishinda vita kadhaa. Aliwashinda Waaramu (</w:t>
       </w:r>
-      <w:hyperlink r:id="rId200">
-        <w:r>
-          <w:rPr>
-            <w:lang w:val="sw_KE" w:bidi="sw_KE"/>
-          </w:rPr>
-          <w:rPr>
-            <w:color w:val="0000EE"/>
-            <w:u w:val="single"/>
-          </w:rPr>
-          <w:t>1 Wafalme 20:1–34</w:t>
-        </w:r>
-      </w:hyperlink>
+      <w:r>
+        <w:rPr>
+          <w:lang w:val="sw_KE" w:bidi="sw_KE"/>
+        </w:rPr>
+        <w:t>1 Wafalme 20:1–34</w:t>
+      </w:r>
       <w:r>
         <w:rPr>
           <w:lang w:val="sw_KE" w:bidi="sw_KE"/>
         </w:rPr>
         <w:t>). Mnamo 853 KK, aliongoza kundi la wafalme dhidi ya mfalme wa Ashuru Shalmanesa III, akishinda Vita vya Qarqar. Hata hivyo, Agano la Kale linatoa habari chache njema kuhusu Ahabu, ambaye alimsaliti Mungu. Mungu alimtuma nabii Eliya kumkabili Ahabu, Yezebeli, na manabii wao na kuthibitisha tena ukuu wa Mungu wa kweli (</w:t>
       </w:r>
-      <w:hyperlink r:id="rId201">
-        <w:r>
-          <w:rPr>
-            <w:lang w:val="sw_KE" w:bidi="sw_KE"/>
-          </w:rPr>
-          <w:rPr>
-            <w:color w:val="0000EE"/>
-            <w:u w:val="single"/>
-          </w:rPr>
-          <w:t>1 Wafalme 17:1</w:t>
-        </w:r>
-      </w:hyperlink>
-      <w:r>
-        <w:rPr>
-          <w:lang w:val="sw_KE" w:bidi="sw_KE"/>
-        </w:rPr>
-        <w:t xml:space="preserve">; </w:t>
-      </w:r>
-      <w:hyperlink r:id="rId202">
-        <w:r>
-          <w:rPr>
-            <w:lang w:val="sw_KE" w:bidi="sw_KE"/>
-          </w:rPr>
-          <w:rPr>
-            <w:color w:val="0000EE"/>
-            <w:u w:val="single"/>
-          </w:rPr>
-          <w:t>18:1–46</w:t>
-        </w:r>
-      </w:hyperlink>
+      <w:r>
+        <w:rPr>
+          <w:lang w:val="sw_KE" w:bidi="sw_KE"/>
+        </w:rPr>
+        <w:t>1 Wafalme 17:1</w:t>
+      </w:r>
+      <w:r>
+        <w:rPr>
+          <w:lang w:val="sw_KE" w:bidi="sw_KE"/>
+        </w:rPr>
+        <w:t xml:space="preserve">; </w:t>
+      </w:r>
+      <w:r>
+        <w:rPr>
+          <w:lang w:val="sw_KE" w:bidi="sw_KE"/>
+        </w:rPr>
+        <w:t>18:1–46</w:t>
+      </w:r>
       <w:r>
         <w:rPr>
           <w:lang w:val="sw_KE" w:bidi="sw_KE"/>
@@ -4845,18 +3615,12 @@
         </w:rPr>
         <w:t>Ahabu hakumsaliti tu Bwana, bali pia aliwatendea watu wake vibaya, kama inavyoonyeshwa katika hadithi ya Nabothi na shamba lake la mizabibu (</w:t>
       </w:r>
-      <w:hyperlink r:id="rId203">
-        <w:r>
-          <w:rPr>
-            <w:lang w:val="sw_KE" w:bidi="sw_KE"/>
-          </w:rPr>
-          <w:rPr>
-            <w:color w:val="0000EE"/>
-            <w:u w:val="single"/>
-          </w:rPr>
-          <w:t>1 Wafalme 21:1–29</w:t>
-        </w:r>
-      </w:hyperlink>
+      <w:r>
+        <w:rPr>
+          <w:lang w:val="sw_KE" w:bidi="sw_KE"/>
+        </w:rPr>
+        <w:t>1 Wafalme 21:1–29</w:t>
+      </w:r>
       <w:r>
         <w:rPr>
           <w:lang w:val="sw_KE" w:bidi="sw_KE"/>
@@ -4877,90 +3641,60 @@
         </w:rPr>
         <w:t>Vita vilianza tena na Aramu, na Ahabu akamwomba Yehoshafati, mfalme wa kusini, kuwa mshirika wake (</w:t>
       </w:r>
-      <w:hyperlink r:id="rId204">
-        <w:r>
-          <w:rPr>
-            <w:lang w:val="sw_KE" w:bidi="sw_KE"/>
-          </w:rPr>
-          <w:rPr>
-            <w:color w:val="0000EE"/>
-            <w:u w:val="single"/>
-          </w:rPr>
-          <w:t>1 Wafalme 22:2–4</w:t>
-        </w:r>
-      </w:hyperlink>
-      <w:r>
-        <w:rPr>
-          <w:lang w:val="sw_KE" w:bidi="sw_KE"/>
-        </w:rPr>
-        <w:t xml:space="preserve">; </w:t>
-      </w:r>
-      <w:hyperlink r:id="rId205">
-        <w:r>
-          <w:rPr>
-            <w:lang w:val="sw_KE" w:bidi="sw_KE"/>
-          </w:rPr>
-          <w:rPr>
-            <w:color w:val="0000EE"/>
-            <w:u w:val="single"/>
-          </w:rPr>
-          <w:t>2 Mambo ya Nyakati 18:1–3</w:t>
-        </w:r>
-      </w:hyperlink>
+      <w:r>
+        <w:rPr>
+          <w:lang w:val="sw_KE" w:bidi="sw_KE"/>
+        </w:rPr>
+        <w:t>1 Wafalme 22:2–4</w:t>
+      </w:r>
+      <w:r>
+        <w:rPr>
+          <w:lang w:val="sw_KE" w:bidi="sw_KE"/>
+        </w:rPr>
+        <w:t xml:space="preserve">; </w:t>
+      </w:r>
+      <w:r>
+        <w:rPr>
+          <w:lang w:val="sw_KE" w:bidi="sw_KE"/>
+        </w:rPr>
+        <w:t>2 Mambo ya Nyakati 18:1–3</w:t>
+      </w:r>
       <w:r>
         <w:rPr>
           <w:lang w:val="sw_KE" w:bidi="sw_KE"/>
         </w:rPr>
         <w:t>). Yehoshafati aliendelea kumwamini Bwana, hivyo alimshawishi Ahabu kushauriana na nabii wa Mungu, Micaiah. Micaiah alitabiri kwamba vita hii ingemaliza maisha ya Ahabu (</w:t>
       </w:r>
-      <w:hyperlink r:id="rId206">
-        <w:r>
-          <w:rPr>
-            <w:lang w:val="sw_KE" w:bidi="sw_KE"/>
-          </w:rPr>
-          <w:rPr>
-            <w:color w:val="0000EE"/>
-            <w:u w:val="single"/>
-          </w:rPr>
-          <w:t>1 Wafalme 22:5–28</w:t>
-        </w:r>
-      </w:hyperlink>
-      <w:r>
-        <w:rPr>
-          <w:lang w:val="sw_KE" w:bidi="sw_KE"/>
-        </w:rPr>
-        <w:t xml:space="preserve">; </w:t>
-      </w:r>
-      <w:hyperlink r:id="rId207">
-        <w:r>
-          <w:rPr>
-            <w:lang w:val="sw_KE" w:bidi="sw_KE"/>
-          </w:rPr>
-          <w:rPr>
-            <w:color w:val="0000EE"/>
-            <w:u w:val="single"/>
-          </w:rPr>
-          <w:t>2 Mambo ya Nyakati 18:4–27</w:t>
-        </w:r>
-      </w:hyperlink>
+      <w:r>
+        <w:rPr>
+          <w:lang w:val="sw_KE" w:bidi="sw_KE"/>
+        </w:rPr>
+        <w:t>1 Wafalme 22:5–28</w:t>
+      </w:r>
+      <w:r>
+        <w:rPr>
+          <w:lang w:val="sw_KE" w:bidi="sw_KE"/>
+        </w:rPr>
+        <w:t xml:space="preserve">; </w:t>
+      </w:r>
+      <w:r>
+        <w:rPr>
+          <w:lang w:val="sw_KE" w:bidi="sw_KE"/>
+        </w:rPr>
+        <w:t>2 Mambo ya Nyakati 18:4–27</w:t>
+      </w:r>
       <w:r>
         <w:rPr>
           <w:lang w:val="sw_KE" w:bidi="sw_KE"/>
         </w:rPr>
         <w:t>). Ahabu alijaribu kuepuka hili kwa kuvaa silaha za kawaida na kumfanya Yehoshafati avae mavazi ya kifalme ya vita kama mtego, lakini hakuweza kumdanganya Mungu. Mshale wa mpiga mishale ulipiga kiunganishi cha silaha za Ahabu, na akafa, "kulingana na neno ambalo Bwana alikuwa amesema" (</w:t>
       </w:r>
-      <w:hyperlink r:id="rId208">
-        <w:r>
-          <w:rPr>
-            <w:lang w:val="sw_KE" w:bidi="sw_KE"/>
-          </w:rPr>
-          <w:rPr>
-            <w:color w:val="0000EE"/>
-            <w:u w:val="single"/>
-          </w:rPr>
-          <w:t>1 Wafalme 22:38</w:t>
-        </w:r>
-      </w:hyperlink>
+      <w:r>
+        <w:rPr>
+          <w:lang w:val="sw_KE" w:bidi="sw_KE"/>
+        </w:rPr>
+        <w:t>1 Wafalme 22:38</w:t>
+      </w:r>
       <w:r>
         <w:rPr>
           <w:lang w:val="sw_KE" w:bidi="sw_KE"/>
@@ -4990,54 +3724,36 @@
           <w:lang w:val="sw_KE" w:bidi="sw_KE"/>
         </w:rPr>
       </w:r>
-      <w:hyperlink r:id="rId209">
-        <w:r>
-          <w:rPr>
-            <w:lang w:val="sw_KE" w:bidi="sw_KE"/>
-          </w:rPr>
-          <w:rPr>
-            <w:color w:val="0000EE"/>
-            <w:u w:val="single"/>
-          </w:rPr>
-          <w:t>1 Wafalme 16:29–22:53</w:t>
-        </w:r>
-      </w:hyperlink>
-      <w:r>
-        <w:rPr>
-          <w:lang w:val="sw_KE" w:bidi="sw_KE"/>
-        </w:rPr>
-        <w:t xml:space="preserve">; </w:t>
-      </w:r>
-      <w:hyperlink r:id="rId210">
-        <w:r>
-          <w:rPr>
-            <w:lang w:val="sw_KE" w:bidi="sw_KE"/>
-          </w:rPr>
-          <w:rPr>
-            <w:color w:val="0000EE"/>
-            <w:u w:val="single"/>
-          </w:rPr>
-          <w:t>2 Mambo ya Nyakati 18:1–34</w:t>
-        </w:r>
-      </w:hyperlink>
-      <w:r>
-        <w:rPr>
-          <w:lang w:val="sw_KE" w:bidi="sw_KE"/>
-        </w:rPr>
-        <w:t xml:space="preserve">; </w:t>
-      </w:r>
-      <w:hyperlink r:id="rId211">
-        <w:r>
-          <w:rPr>
-            <w:lang w:val="sw_KE" w:bidi="sw_KE"/>
-          </w:rPr>
-          <w:rPr>
-            <w:color w:val="0000EE"/>
-            <w:u w:val="single"/>
-          </w:rPr>
-          <w:t>Mika 6:16</w:t>
-        </w:r>
-      </w:hyperlink>
+      <w:r>
+        <w:rPr>
+          <w:lang w:val="sw_KE" w:bidi="sw_KE"/>
+        </w:rPr>
+        <w:t>1 Wafalme 16:29–22:53</w:t>
+      </w:r>
+      <w:r>
+        <w:rPr>
+          <w:lang w:val="sw_KE" w:bidi="sw_KE"/>
+        </w:rPr>
+        <w:t xml:space="preserve">; </w:t>
+      </w:r>
+      <w:r>
+        <w:rPr>
+          <w:lang w:val="sw_KE" w:bidi="sw_KE"/>
+        </w:rPr>
+        <w:t>2 Mambo ya Nyakati 18:1–34</w:t>
+      </w:r>
+      <w:r>
+        <w:rPr>
+          <w:lang w:val="sw_KE" w:bidi="sw_KE"/>
+        </w:rPr>
+        <w:t xml:space="preserve">; </w:t>
+      </w:r>
+      <w:r>
+        <w:rPr>
+          <w:lang w:val="sw_KE" w:bidi="sw_KE"/>
+        </w:rPr>
+        <w:t>Mika 6:16</w:t>
+      </w:r>
       <w:r>
         <w:rPr>
           <w:lang w:val="sw_KE" w:bidi="sw_KE"/>
@@ -5142,18 +3858,12 @@
         </w:rPr>
         <w:t xml:space="preserve">Ahasuwero aliogopa kwamba wauaji wangejaribu kumuua. Kulingana na </w:t>
       </w:r>
-      <w:hyperlink r:id="rId212">
-        <w:r>
-          <w:rPr>
-            <w:lang w:val="sw_KE" w:bidi="sw_KE"/>
-          </w:rPr>
-          <w:rPr>
-            <w:color w:val="0000EE"/>
-            <w:u w:val="single"/>
-          </w:rPr>
-          <w:t>Esta 2:21–23</w:t>
-        </w:r>
-      </w:hyperlink>
+      <w:r>
+        <w:rPr>
+          <w:lang w:val="sw_KE" w:bidi="sw_KE"/>
+        </w:rPr>
+        <w:t>Esta 2:21–23</w:t>
+      </w:r>
       <w:r>
         <w:rPr>
           <w:lang w:val="sw_KE" w:bidi="sw_KE"/>
@@ -5183,36 +3893,24 @@
           <w:lang w:val="sw_KE" w:bidi="sw_KE"/>
         </w:rPr>
       </w:r>
-      <w:hyperlink r:id="rId213">
-        <w:r>
-          <w:rPr>
-            <w:lang w:val="sw_KE" w:bidi="sw_KE"/>
-          </w:rPr>
-          <w:rPr>
-            <w:color w:val="0000EE"/>
-            <w:u w:val="single"/>
-          </w:rPr>
-          <w:t>Ezra 4:6</w:t>
-        </w:r>
-      </w:hyperlink>
-      <w:r>
-        <w:rPr>
-          <w:lang w:val="sw_KE" w:bidi="sw_KE"/>
-        </w:rPr>
-        <w:t xml:space="preserve">; </w:t>
-      </w:r>
-      <w:hyperlink r:id="rId214">
-        <w:r>
-          <w:rPr>
-            <w:lang w:val="sw_KE" w:bidi="sw_KE"/>
-          </w:rPr>
-          <w:rPr>
-            <w:color w:val="0000EE"/>
-            <w:u w:val="single"/>
-          </w:rPr>
-          <w:t>Esta 1:1–22</w:t>
-        </w:r>
-      </w:hyperlink>
+      <w:r>
+        <w:rPr>
+          <w:lang w:val="sw_KE" w:bidi="sw_KE"/>
+        </w:rPr>
+        <w:t>Ezra 4:6</w:t>
+      </w:r>
+      <w:r>
+        <w:rPr>
+          <w:lang w:val="sw_KE" w:bidi="sw_KE"/>
+        </w:rPr>
+        <w:t xml:space="preserve">; </w:t>
+      </w:r>
+      <w:r>
+        <w:rPr>
+          <w:lang w:val="sw_KE" w:bidi="sw_KE"/>
+        </w:rPr>
+        <w:t>Esta 1:1–22</w:t>
+      </w:r>
       <w:r>
         <w:rPr>
           <w:lang w:val="sw_KE" w:bidi="sw_KE"/>
@@ -5261,54 +3959,36 @@
         </w:rPr>
         <w:t xml:space="preserve">Ahazi alitawala Yuda wakati mgumu, kutoka 743 hadi 715 Kabla ya Kristo (KK). Baba yake, Yothamu, na mwanawe, Hezekia, walipongezwa kwa kumfuata Bwana (tazama </w:t>
       </w:r>
-      <w:hyperlink r:id="rId215">
-        <w:r>
-          <w:rPr>
-            <w:lang w:val="sw_KE" w:bidi="sw_KE"/>
-          </w:rPr>
-          <w:rPr>
-            <w:color w:val="0000EE"/>
-            <w:u w:val="single"/>
-          </w:rPr>
-          <w:t>2 Wafalme 15:32–38</w:t>
-        </w:r>
-      </w:hyperlink>
-      <w:r>
-        <w:rPr>
-          <w:lang w:val="sw_KE" w:bidi="sw_KE"/>
-        </w:rPr>
-        <w:t xml:space="preserve">; </w:t>
-      </w:r>
-      <w:hyperlink r:id="rId216">
-        <w:r>
-          <w:rPr>
-            <w:lang w:val="sw_KE" w:bidi="sw_KE"/>
-          </w:rPr>
-          <w:rPr>
-            <w:color w:val="0000EE"/>
-            <w:u w:val="single"/>
-          </w:rPr>
-          <w:t>2 Mambo ya Nyakati 27:1–9</w:t>
-        </w:r>
-      </w:hyperlink>
+      <w:r>
+        <w:rPr>
+          <w:lang w:val="sw_KE" w:bidi="sw_KE"/>
+        </w:rPr>
+        <w:t>2 Wafalme 15:32–38</w:t>
+      </w:r>
+      <w:r>
+        <w:rPr>
+          <w:lang w:val="sw_KE" w:bidi="sw_KE"/>
+        </w:rPr>
+        <w:t xml:space="preserve">; </w:t>
+      </w:r>
+      <w:r>
+        <w:rPr>
+          <w:lang w:val="sw_KE" w:bidi="sw_KE"/>
+        </w:rPr>
+        <w:t>2 Mambo ya Nyakati 27:1–9</w:t>
+      </w:r>
       <w:r>
         <w:rPr>
           <w:lang w:val="sw_KE" w:bidi="sw_KE"/>
         </w:rPr>
         <w:t xml:space="preserve">; na </w:t>
       </w:r>
-      <w:hyperlink r:id="rId217">
-        <w:r>
-          <w:rPr>
-            <w:lang w:val="sw_KE" w:bidi="sw_KE"/>
-          </w:rPr>
-          <w:rPr>
-            <w:color w:val="0000EE"/>
-            <w:u w:val="single"/>
-          </w:rPr>
-          <w:t>2 Wafalme 18:1–8</w:t>
-        </w:r>
-      </w:hyperlink>
+      <w:r>
+        <w:rPr>
+          <w:lang w:val="sw_KE" w:bidi="sw_KE"/>
+        </w:rPr>
+        <w:t>2 Wafalme 18:1–8</w:t>
+      </w:r>
       <w:r>
         <w:rPr>
           <w:lang w:val="sw_KE" w:bidi="sw_KE"/>
@@ -5329,18 +4009,12 @@
         </w:rPr>
         <w:t>Kulikuwa na migogoro mingi wakati wa utawala wa Ahazi. Mfalme Peka wa Israeli na Mfalme Resini wa Aramu (Syria) walitaka ajiunge na muungano dhidi ya Ashuru, lakini alikataa. Kwa hivyo, Peka na Resini walishambulia Yuda na kupata ushindi mkubwa, jambo ambalo lilimtisha sana Ahazi. Nabii Isaya alimhimiza Ahazi kumtumaini Bwana, lakini Ahazi alikataa (</w:t>
       </w:r>
-      <w:hyperlink r:id="rId218">
-        <w:r>
-          <w:rPr>
-            <w:lang w:val="sw_KE" w:bidi="sw_KE"/>
-          </w:rPr>
-          <w:rPr>
-            <w:color w:val="0000EE"/>
-            <w:u w:val="single"/>
-          </w:rPr>
-          <w:t>Isaya 7</w:t>
-        </w:r>
-      </w:hyperlink>
+      <w:r>
+        <w:rPr>
+          <w:lang w:val="sw_KE" w:bidi="sw_KE"/>
+        </w:rPr>
+        <w:t>Isaya 7</w:t>
+      </w:r>
       <w:r>
         <w:rPr>
           <w:lang w:val="sw_KE" w:bidi="sw_KE"/>
@@ -5361,36 +4035,24 @@
         </w:rPr>
         <w:t>Ahazi alionyesha ukosefu wa imani kwa Mungu kwa kumwomba Tiglath-pileseri III msaada (</w:t>
       </w:r>
-      <w:hyperlink r:id="rId219">
-        <w:r>
-          <w:rPr>
-            <w:lang w:val="sw_KE" w:bidi="sw_KE"/>
-          </w:rPr>
-          <w:rPr>
-            <w:color w:val="0000EE"/>
-            <w:u w:val="single"/>
-          </w:rPr>
-          <w:t>2 Wafalme 16:7–9</w:t>
-        </w:r>
-      </w:hyperlink>
+      <w:r>
+        <w:rPr>
+          <w:lang w:val="sw_KE" w:bidi="sw_KE"/>
+        </w:rPr>
+        <w:t>2 Wafalme 16:7–9</w:t>
+      </w:r>
       <w:r>
         <w:rPr>
           <w:lang w:val="sw_KE" w:bidi="sw_KE"/>
         </w:rPr>
         <w:t>). Ahazi alifanya Yuda kutegemea Ashuru kwa hatari, na kuigeuza kuwa nchi tegemezi. Mfalme wa Ashuru kisha akawashinda Waaramu katika kampeni iliyodumu kwa miaka miwili kutoka 734 hadi 732 KK na kumuua Resini. Aliidhibiti Israeli na kuongeza maeneo makubwa ya ardhi ya Peka kwenye Milki ya Ashuru (</w:t>
       </w:r>
-      <w:hyperlink r:id="rId220">
-        <w:r>
-          <w:rPr>
-            <w:lang w:val="sw_KE" w:bidi="sw_KE"/>
-          </w:rPr>
-          <w:rPr>
-            <w:color w:val="0000EE"/>
-            <w:u w:val="single"/>
-          </w:rPr>
-          <w:t>2 Wafalme 15:29</w:t>
-        </w:r>
-      </w:hyperlink>
+      <w:r>
+        <w:rPr>
+          <w:lang w:val="sw_KE" w:bidi="sw_KE"/>
+        </w:rPr>
+        <w:t>2 Wafalme 15:29</w:t>
+      </w:r>
       <w:r>
         <w:rPr>
           <w:lang w:val="sw_KE" w:bidi="sw_KE"/>
@@ -5411,18 +4073,12 @@
         </w:rPr>
         <w:t>Ahazi alikuwa mfuasi mwaminifu wa Ashuru. Alikubali desturi nyingi za kidini kulingana na mifano ya Ashuru. Ahazi alitembelea Tiglath-pileseri III huko Dameski. Huko, aliona madhabahu ya Ashuru na akatuma mfano wake Yerusalemu. Madhabahu sawa ilijengwa huko, ikichukua nafasi ya madhabahu ya awali ya shaba (</w:t>
       </w:r>
-      <w:hyperlink r:id="rId221">
-        <w:r>
-          <w:rPr>
-            <w:lang w:val="sw_KE" w:bidi="sw_KE"/>
-          </w:rPr>
-          <w:rPr>
-            <w:color w:val="0000EE"/>
-            <w:u w:val="single"/>
-          </w:rPr>
-          <w:t>2 Wafalme 16:10–18</w:t>
-        </w:r>
-      </w:hyperlink>
+      <w:r>
+        <w:rPr>
+          <w:lang w:val="sw_KE" w:bidi="sw_KE"/>
+        </w:rPr>
+        <w:t>2 Wafalme 16:10–18</w:t>
+      </w:r>
       <w:r>
         <w:rPr>
           <w:lang w:val="sw_KE" w:bidi="sw_KE"/>
@@ -5443,36 +4099,24 @@
         </w:rPr>
         <w:t>Ahazi anaonyesha sababu ya watu wa Yuda kuhamishwa hatimaye. Hakutenda inavyostahili kama mfalme (</w:t>
       </w:r>
-      <w:hyperlink r:id="rId222">
-        <w:r>
-          <w:rPr>
-            <w:lang w:val="sw_KE" w:bidi="sw_KE"/>
-          </w:rPr>
-          <w:rPr>
-            <w:color w:val="0000EE"/>
-            <w:u w:val="single"/>
-          </w:rPr>
-          <w:t>Kumbukumbu la Torati 17:14–20</w:t>
-        </w:r>
-      </w:hyperlink>
+      <w:r>
+        <w:rPr>
+          <w:lang w:val="sw_KE" w:bidi="sw_KE"/>
+        </w:rPr>
+        <w:t>Kumbukumbu la Torati 17:14–20</w:t>
+      </w:r>
       <w:r>
         <w:rPr>
           <w:lang w:val="sw_KE" w:bidi="sw_KE"/>
         </w:rPr>
         <w:t>). Pia hakuabudu Bwana. Alipokufa, mwanawe Hezekia akawa mfalme (</w:t>
       </w:r>
-      <w:hyperlink r:id="rId223">
-        <w:r>
-          <w:rPr>
-            <w:lang w:val="sw_KE" w:bidi="sw_KE"/>
-          </w:rPr>
-          <w:rPr>
-            <w:color w:val="0000EE"/>
-            <w:u w:val="single"/>
-          </w:rPr>
-          <w:t>2 Wafalme 16:20</w:t>
-        </w:r>
-      </w:hyperlink>
+      <w:r>
+        <w:rPr>
+          <w:lang w:val="sw_KE" w:bidi="sw_KE"/>
+        </w:rPr>
+        <w:t>2 Wafalme 16:20</w:t>
+      </w:r>
       <w:r>
         <w:rPr>
           <w:lang w:val="sw_KE" w:bidi="sw_KE"/>
@@ -5502,54 +4146,36 @@
           <w:lang w:val="sw_KE" w:bidi="sw_KE"/>
         </w:rPr>
       </w:r>
-      <w:hyperlink r:id="rId224">
-        <w:r>
-          <w:rPr>
-            <w:lang w:val="sw_KE" w:bidi="sw_KE"/>
-          </w:rPr>
-          <w:rPr>
-            <w:color w:val="0000EE"/>
-            <w:u w:val="single"/>
-          </w:rPr>
-          <w:t>2 Wafalme 15:38–16:20</w:t>
-        </w:r>
-      </w:hyperlink>
-      <w:r>
-        <w:rPr>
-          <w:lang w:val="sw_KE" w:bidi="sw_KE"/>
-        </w:rPr>
-        <w:t xml:space="preserve">; </w:t>
-      </w:r>
-      <w:hyperlink r:id="rId225">
-        <w:r>
-          <w:rPr>
-            <w:lang w:val="sw_KE" w:bidi="sw_KE"/>
-          </w:rPr>
-          <w:rPr>
-            <w:color w:val="0000EE"/>
-            <w:u w:val="single"/>
-          </w:rPr>
-          <w:t>2 Mambo ya Nyakati 27:9–28:27</w:t>
-        </w:r>
-      </w:hyperlink>
-      <w:r>
-        <w:rPr>
-          <w:lang w:val="sw_KE" w:bidi="sw_KE"/>
-        </w:rPr>
-        <w:t xml:space="preserve">; </w:t>
-      </w:r>
-      <w:hyperlink r:id="rId218">
-        <w:r>
-          <w:rPr>
-            <w:lang w:val="sw_KE" w:bidi="sw_KE"/>
-          </w:rPr>
-          <w:rPr>
-            <w:color w:val="0000EE"/>
-            <w:u w:val="single"/>
-          </w:rPr>
-          <w:t>Isaya 7:1–25</w:t>
-        </w:r>
-      </w:hyperlink>
+      <w:r>
+        <w:rPr>
+          <w:lang w:val="sw_KE" w:bidi="sw_KE"/>
+        </w:rPr>
+        <w:t>2 Wafalme 15:38–16:20</w:t>
+      </w:r>
+      <w:r>
+        <w:rPr>
+          <w:lang w:val="sw_KE" w:bidi="sw_KE"/>
+        </w:rPr>
+        <w:t xml:space="preserve">; </w:t>
+      </w:r>
+      <w:r>
+        <w:rPr>
+          <w:lang w:val="sw_KE" w:bidi="sw_KE"/>
+        </w:rPr>
+        <w:t>2 Mambo ya Nyakati 27:9–28:27</w:t>
+      </w:r>
+      <w:r>
+        <w:rPr>
+          <w:lang w:val="sw_KE" w:bidi="sw_KE"/>
+        </w:rPr>
+        <w:t xml:space="preserve">; </w:t>
+      </w:r>
+      <w:r>
+        <w:rPr>
+          <w:lang w:val="sw_KE" w:bidi="sw_KE"/>
+        </w:rPr>
+        <w:t>Isaya 7:1–25</w:t>
+      </w:r>
       <w:r>
         <w:rPr>
           <w:lang w:val="sw_KE" w:bidi="sw_KE"/>
@@ -5612,54 +4238,36 @@
         </w:rPr>
         <w:t>Anasi alikuwa kuhani mkuu wa Kiyahudi karibu mwaka wa 6 hadi 15 Baada ya Kristo (BK). Hata baada ya prokurata wa Kirumi wa Yudea kumuondoa, alibaki na nguvu na ushawishi mkubwa katika baraza kuu la Kiyahudi. Watu bado walimwita "kuhani mkuu" miaka kumi na tano hadi ishirini baadaye (</w:t>
       </w:r>
-      <w:hyperlink r:id="rId226">
-        <w:r>
-          <w:rPr>
-            <w:lang w:val="sw_KE" w:bidi="sw_KE"/>
-          </w:rPr>
-          <w:rPr>
-            <w:color w:val="0000EE"/>
-            <w:u w:val="single"/>
-          </w:rPr>
-          <w:t>Luka 3:2</w:t>
-        </w:r>
-      </w:hyperlink>
-      <w:r>
-        <w:rPr>
-          <w:lang w:val="sw_KE" w:bidi="sw_KE"/>
-        </w:rPr>
-        <w:t xml:space="preserve">; </w:t>
-      </w:r>
-      <w:hyperlink r:id="rId227">
-        <w:r>
-          <w:rPr>
-            <w:lang w:val="sw_KE" w:bidi="sw_KE"/>
-          </w:rPr>
-          <w:rPr>
-            <w:color w:val="0000EE"/>
-            <w:u w:val="single"/>
-          </w:rPr>
-          <w:t>Matendo 4:6</w:t>
-        </w:r>
-      </w:hyperlink>
+      <w:r>
+        <w:rPr>
+          <w:lang w:val="sw_KE" w:bidi="sw_KE"/>
+        </w:rPr>
+        <w:t>Luka 3:2</w:t>
+      </w:r>
+      <w:r>
+        <w:rPr>
+          <w:lang w:val="sw_KE" w:bidi="sw_KE"/>
+        </w:rPr>
+        <w:t xml:space="preserve">; </w:t>
+      </w:r>
+      <w:r>
+        <w:rPr>
+          <w:lang w:val="sw_KE" w:bidi="sw_KE"/>
+        </w:rPr>
+        <w:t>Matendo 4:6</w:t>
+      </w:r>
       <w:r>
         <w:rPr>
           <w:lang w:val="sw_KE" w:bidi="sw_KE"/>
         </w:rPr>
         <w:t>). Hii inaweza kuwa kwa sababu Wayahudi waliamini makuhani wakuu walishikilia nafasi yao maisha yao yote. Watano wa wanawe na mkwe wake, Kayafa, walikuwa makuhani wakuu baada yake. Kulingana na injili ya Yohana, wakati Yesu alikamatwa, alipelekwa kwanza kwa Anasi kwa mahojiano kabla ya kukabidhiwa kwa Kayafa kwa kesi rasmi (</w:t>
       </w:r>
-      <w:hyperlink r:id="rId228">
-        <w:r>
-          <w:rPr>
-            <w:lang w:val="sw_KE" w:bidi="sw_KE"/>
-          </w:rPr>
-          <w:rPr>
-            <w:color w:val="0000EE"/>
-            <w:u w:val="single"/>
-          </w:rPr>
-          <w:t>Yohana 18:13–24</w:t>
-        </w:r>
-      </w:hyperlink>
+      <w:r>
+        <w:rPr>
+          <w:lang w:val="sw_KE" w:bidi="sw_KE"/>
+        </w:rPr>
+        <w:t>Yohana 18:13–24</w:t>
+      </w:r>
       <w:r>
         <w:rPr>
           <w:lang w:val="sw_KE" w:bidi="sw_KE"/>
@@ -5680,54 +4288,36 @@
         </w:rPr>
         <w:t>Kayafa alikuwa kuhani mkuu wa Kiyahudi kutoka takriban mwaka18 hadi 36 BK. Alifanya kazi kwa karibu na baba mkwe wake mwenye ushawishi, Anasi. Kayafa alitoa hoja katika baraza kuu kwamba kumtoa Yesu sadaka kungekuwa bora kuliko kuhatarisha uharibifu wa taifa (</w:t>
       </w:r>
-      <w:hyperlink r:id="rId229">
-        <w:r>
-          <w:rPr>
-            <w:lang w:val="sw_KE" w:bidi="sw_KE"/>
-          </w:rPr>
-          <w:rPr>
-            <w:color w:val="0000EE"/>
-            <w:u w:val="single"/>
-          </w:rPr>
-          <w:t>Yohana 11:49–50</w:t>
-        </w:r>
-      </w:hyperlink>
+      <w:r>
+        <w:rPr>
+          <w:lang w:val="sw_KE" w:bidi="sw_KE"/>
+        </w:rPr>
+        <w:t>Yohana 11:49–50</w:t>
+      </w:r>
       <w:r>
         <w:rPr>
           <w:lang w:val="sw_KE" w:bidi="sw_KE"/>
         </w:rPr>
         <w:t>). Mungu alimpa maneno haya ya kinabii kwa sababu alikuwa kuhani mkuu (</w:t>
       </w:r>
-      <w:hyperlink r:id="rId230">
-        <w:r>
-          <w:rPr>
-            <w:lang w:val="sw_KE" w:bidi="sw_KE"/>
-          </w:rPr>
-          <w:rPr>
-            <w:color w:val="0000EE"/>
-            <w:u w:val="single"/>
-          </w:rPr>
-          <w:t>Yohana 11:51–52</w:t>
-        </w:r>
-      </w:hyperlink>
+      <w:r>
+        <w:rPr>
+          <w:lang w:val="sw_KE" w:bidi="sw_KE"/>
+        </w:rPr>
+        <w:t>Yohana 11:51–52</w:t>
+      </w:r>
       <w:r>
         <w:rPr>
           <w:lang w:val="sw_KE" w:bidi="sw_KE"/>
         </w:rPr>
         <w:t>). Wakati wa kesi ya Yesu, Kayafa alirarua mavazi yake Yesu alipodai kuwa Mwana wa Mungu. Alishawishi baraza kuu kumhukumu Yesu kwa kukufuru (</w:t>
       </w:r>
-      <w:hyperlink r:id="rId231">
-        <w:r>
-          <w:rPr>
-            <w:lang w:val="sw_KE" w:bidi="sw_KE"/>
-          </w:rPr>
-          <w:rPr>
-            <w:color w:val="0000EE"/>
-            <w:u w:val="single"/>
-          </w:rPr>
-          <w:t>Mathayo 26:57–66</w:t>
-        </w:r>
-      </w:hyperlink>
+      <w:r>
+        <w:rPr>
+          <w:lang w:val="sw_KE" w:bidi="sw_KE"/>
+        </w:rPr>
+        <w:t>Mathayo 26:57–66</w:t>
+      </w:r>
       <w:r>
         <w:rPr>
           <w:lang w:val="sw_KE" w:bidi="sw_KE"/>
@@ -5748,18 +4338,12 @@
         </w:rPr>
         <w:t>Muda mfupi baada ya kuuawa kwa Yesu, viongozi wa Kiyahudi walihofia kuhusu ongezeko la idadi ya wafuasi wa Kristo. Anasi na Kayafa waliwauliza Petro na Yohana kuhusu kumponya ombaomba aliyekuwa kilema na kuhubiri juu ya ufufuo wa wafu (</w:t>
       </w:r>
-      <w:hyperlink r:id="rId232">
-        <w:r>
-          <w:rPr>
-            <w:lang w:val="sw_KE" w:bidi="sw_KE"/>
-          </w:rPr>
-          <w:rPr>
-            <w:color w:val="0000EE"/>
-            <w:u w:val="single"/>
-          </w:rPr>
-          <w:t>Matendo 4:5–7</w:t>
-        </w:r>
-      </w:hyperlink>
+      <w:r>
+        <w:rPr>
+          <w:lang w:val="sw_KE" w:bidi="sw_KE"/>
+        </w:rPr>
+        <w:t>Matendo 4:5–7</w:t>
+      </w:r>
       <w:r>
         <w:rPr>
           <w:lang w:val="sw_KE" w:bidi="sw_KE"/>
@@ -5789,126 +4373,84 @@
           <w:lang w:val="sw_KE" w:bidi="sw_KE"/>
         </w:rPr>
       </w:r>
-      <w:hyperlink r:id="rId233">
-        <w:r>
-          <w:rPr>
-            <w:lang w:val="sw_KE" w:bidi="sw_KE"/>
-          </w:rPr>
-          <w:rPr>
-            <w:color w:val="0000EE"/>
-            <w:u w:val="single"/>
-          </w:rPr>
-          <w:t>Mathayo 26:3–5</w:t>
-        </w:r>
-      </w:hyperlink>
+      <w:r>
+        <w:rPr>
+          <w:lang w:val="sw_KE" w:bidi="sw_KE"/>
+        </w:rPr>
+        <w:t>Mathayo 26:3–5</w:t>
+      </w:r>
       <w:r>
         <w:rPr>
           <w:lang w:val="sw_KE" w:bidi="sw_KE"/>
         </w:rPr>
         <w:t xml:space="preserve">, </w:t>
       </w:r>
-      <w:hyperlink r:id="rId234">
-        <w:r>
-          <w:rPr>
-            <w:lang w:val="sw_KE" w:bidi="sw_KE"/>
-          </w:rPr>
-          <w:rPr>
-            <w:color w:val="0000EE"/>
-            <w:u w:val="single"/>
-          </w:rPr>
-          <w:t>57–67</w:t>
-        </w:r>
-      </w:hyperlink>
-      <w:r>
-        <w:rPr>
-          <w:lang w:val="sw_KE" w:bidi="sw_KE"/>
-        </w:rPr>
-        <w:t xml:space="preserve">; </w:t>
-      </w:r>
-      <w:hyperlink r:id="rId235">
-        <w:r>
-          <w:rPr>
-            <w:lang w:val="sw_KE" w:bidi="sw_KE"/>
-          </w:rPr>
-          <w:rPr>
-            <w:color w:val="0000EE"/>
-            <w:u w:val="single"/>
-          </w:rPr>
-          <w:t>Marko 14:53–65</w:t>
-        </w:r>
-      </w:hyperlink>
-      <w:r>
-        <w:rPr>
-          <w:lang w:val="sw_KE" w:bidi="sw_KE"/>
-        </w:rPr>
-        <w:t xml:space="preserve">; </w:t>
-      </w:r>
-      <w:hyperlink r:id="rId226">
-        <w:r>
-          <w:rPr>
-            <w:lang w:val="sw_KE" w:bidi="sw_KE"/>
-          </w:rPr>
-          <w:rPr>
-            <w:color w:val="0000EE"/>
-            <w:u w:val="single"/>
-          </w:rPr>
-          <w:t>Luka 3:2</w:t>
-        </w:r>
-      </w:hyperlink>
-      <w:r>
-        <w:rPr>
-          <w:lang w:val="sw_KE" w:bidi="sw_KE"/>
-        </w:rPr>
-        <w:t xml:space="preserve">; </w:t>
-      </w:r>
-      <w:hyperlink r:id="rId236">
-        <w:r>
-          <w:rPr>
-            <w:lang w:val="sw_KE" w:bidi="sw_KE"/>
-          </w:rPr>
-          <w:rPr>
-            <w:color w:val="0000EE"/>
-            <w:u w:val="single"/>
-          </w:rPr>
-          <w:t>Yohana 11:49–53</w:t>
-        </w:r>
-      </w:hyperlink>
-      <w:r>
-        <w:rPr>
-          <w:lang w:val="sw_KE" w:bidi="sw_KE"/>
-        </w:rPr>
-        <w:t xml:space="preserve">; </w:t>
-      </w:r>
-      <w:hyperlink r:id="rId237">
-        <w:r>
-          <w:rPr>
-            <w:lang w:val="sw_KE" w:bidi="sw_KE"/>
-          </w:rPr>
-          <w:rPr>
-            <w:color w:val="0000EE"/>
-            <w:u w:val="single"/>
-          </w:rPr>
-          <w:t>Yohana 18:13–28</w:t>
-        </w:r>
-      </w:hyperlink>
-      <w:r>
-        <w:rPr>
-          <w:lang w:val="sw_KE" w:bidi="sw_KE"/>
-        </w:rPr>
-        <w:t xml:space="preserve">; </w:t>
-      </w:r>
-      <w:hyperlink r:id="rId232">
-        <w:r>
-          <w:rPr>
-            <w:lang w:val="sw_KE" w:bidi="sw_KE"/>
-          </w:rPr>
-          <w:rPr>
-            <w:color w:val="0000EE"/>
-            <w:u w:val="single"/>
-          </w:rPr>
-          <w:t>Matendo 4:5–7</w:t>
-        </w:r>
-      </w:hyperlink>
+      <w:r>
+        <w:rPr>
+          <w:lang w:val="sw_KE" w:bidi="sw_KE"/>
+        </w:rPr>
+        <w:t>57–67</w:t>
+      </w:r>
+      <w:r>
+        <w:rPr>
+          <w:lang w:val="sw_KE" w:bidi="sw_KE"/>
+        </w:rPr>
+        <w:t xml:space="preserve">; </w:t>
+      </w:r>
+      <w:r>
+        <w:rPr>
+          <w:lang w:val="sw_KE" w:bidi="sw_KE"/>
+        </w:rPr>
+        <w:t>Marko 14:53–65</w:t>
+      </w:r>
+      <w:r>
+        <w:rPr>
+          <w:lang w:val="sw_KE" w:bidi="sw_KE"/>
+        </w:rPr>
+        <w:t xml:space="preserve">; </w:t>
+      </w:r>
+      <w:r>
+        <w:rPr>
+          <w:lang w:val="sw_KE" w:bidi="sw_KE"/>
+        </w:rPr>
+        <w:t>Luka 3:2</w:t>
+      </w:r>
+      <w:r>
+        <w:rPr>
+          <w:lang w:val="sw_KE" w:bidi="sw_KE"/>
+        </w:rPr>
+        <w:t xml:space="preserve">; </w:t>
+      </w:r>
+      <w:r>
+        <w:rPr>
+          <w:lang w:val="sw_KE" w:bidi="sw_KE"/>
+        </w:rPr>
+        <w:t>Yohana 11:49–53</w:t>
+      </w:r>
+      <w:r>
+        <w:rPr>
+          <w:lang w:val="sw_KE" w:bidi="sw_KE"/>
+        </w:rPr>
+        <w:t xml:space="preserve">; </w:t>
+      </w:r>
+      <w:r>
+        <w:rPr>
+          <w:lang w:val="sw_KE" w:bidi="sw_KE"/>
+        </w:rPr>
+        <w:t>Yohana 18:13–28</w:t>
+      </w:r>
+      <w:r>
+        <w:rPr>
+          <w:lang w:val="sw_KE" w:bidi="sw_KE"/>
+        </w:rPr>
+        <w:t xml:space="preserve">; </w:t>
+      </w:r>
+      <w:r>
+        <w:rPr>
+          <w:lang w:val="sw_KE" w:bidi="sw_KE"/>
+        </w:rPr>
+        <w:t>Matendo 4:5–7</w:t>
+      </w:r>
       <w:r>
         <w:rPr>
           <w:lang w:val="sw_KE" w:bidi="sw_KE"/>
@@ -6064,18 +4606,12 @@
           <w:lang w:val="sw_KE" w:bidi="sw_KE"/>
         </w:rPr>
       </w:r>
-      <w:hyperlink r:id="rId238">
-        <w:r>
-          <w:rPr>
-            <w:lang w:val="sw_KE" w:bidi="sw_KE"/>
-          </w:rPr>
-          <w:rPr>
-            <w:color w:val="0000EE"/>
-            <w:u w:val="single"/>
-          </w:rPr>
-          <w:t>Danieli 11:21–35</w:t>
-        </w:r>
-      </w:hyperlink>
+      <w:r>
+        <w:rPr>
+          <w:lang w:val="sw_KE" w:bidi="sw_KE"/>
+        </w:rPr>
+        <w:t>Danieli 11:21–35</w:t>
+      </w:r>
       <w:r>
         <w:rPr>
           <w:lang w:val="sw_KE" w:bidi="sw_KE"/>
@@ -6138,18 +4674,12 @@
         </w:rPr>
         <w:t>Priskila na Akila waliposikia Apolo akihubiri huko Efeso, walimkaribisha nyumbani kwao na kumweleza njia ya Kristo kwa kina zaidi. Waumini wa Efeso walimtia moyo kwa sababu walitambua kwamba Mungu alikuwa amempa kipawa kwa ajili ya huduma. Baadaye, Apolo alisafiri kwenda mji wa Korintho huko Akaya, ambako aliwasaidia sana waumini. Alikuwa mtetezi mwenye ufanisi wa Habari Njema kuhusu Yesu katika mijadala ya hadhara na Wayahudi, akionyesha kwa ujasiri kwamba Yesu ni Masihi (mteule wa Mungu) kama ilivyotabiriwa katika Maandiko (</w:t>
       </w:r>
-      <w:hyperlink r:id="rId239">
-        <w:r>
-          <w:rPr>
-            <w:lang w:val="sw_KE" w:bidi="sw_KE"/>
-          </w:rPr>
-          <w:rPr>
-            <w:color w:val="0000EE"/>
-            <w:u w:val="single"/>
-          </w:rPr>
-          <w:t>Matendo 18:24–28</w:t>
-        </w:r>
-      </w:hyperlink>
+      <w:r>
+        <w:rPr>
+          <w:lang w:val="sw_KE" w:bidi="sw_KE"/>
+        </w:rPr>
+        <w:t>Matendo 18:24–28</w:t>
+      </w:r>
       <w:r>
         <w:rPr>
           <w:lang w:val="sw_KE" w:bidi="sw_KE"/>
@@ -6170,18 +4700,12 @@
         </w:rPr>
         <w:t>Apolo alikuwa msemaji mahiri. Alijulikana sana miongoni mwa baadhi ya Wakristo huko Korintho kwa mtindo wake wa kiakili. Huduma yake yenye nguvu iliwavutia watu zaidi kuliko ya Paulo (</w:t>
       </w:r>
-      <w:hyperlink r:id="rId240">
-        <w:r>
-          <w:rPr>
-            <w:lang w:val="sw_KE" w:bidi="sw_KE"/>
-          </w:rPr>
-          <w:rPr>
-            <w:color w:val="0000EE"/>
-            <w:u w:val="single"/>
-          </w:rPr>
-          <w:t>1 Wakorintho 1:11–12</w:t>
-        </w:r>
-      </w:hyperlink>
+      <w:r>
+        <w:rPr>
+          <w:lang w:val="sw_KE" w:bidi="sw_KE"/>
+        </w:rPr>
+        <w:t>1 Wakorintho 1:11–12</w:t>
+      </w:r>
       <w:r>
         <w:rPr>
           <w:lang w:val="sw_KE" w:bidi="sw_KE"/>
@@ -6202,90 +4726,60 @@
         </w:rPr>
         <w:t xml:space="preserve">Muhimu, Paulo hakumkosoa Apolo kamwe. Alimwita Apolo mtumishi mwenzake na alithamini kazi ambayo Apolo alifanya. Apolo aliendeleza kazi ambayo Paulo alikuwa ameianza, na Mungu alibariki juhudi zao zote mbili ("Nilipanda mbegu na Apolo akamwagilia," </w:t>
       </w:r>
-      <w:hyperlink r:id="rId241">
-        <w:r>
-          <w:rPr>
-            <w:lang w:val="sw_KE" w:bidi="sw_KE"/>
-          </w:rPr>
-          <w:rPr>
-            <w:color w:val="0000EE"/>
-            <w:u w:val="single"/>
-          </w:rPr>
-          <w:t>1 Wakorintho 3:5–9</w:t>
-        </w:r>
-      </w:hyperlink>
-      <w:r>
-        <w:rPr>
-          <w:lang w:val="sw_KE" w:bidi="sw_KE"/>
-        </w:rPr>
-        <w:t xml:space="preserve">; </w:t>
-      </w:r>
-      <w:hyperlink r:id="rId242">
-        <w:r>
-          <w:rPr>
-            <w:lang w:val="sw_KE" w:bidi="sw_KE"/>
-          </w:rPr>
-          <w:rPr>
-            <w:color w:val="0000EE"/>
-            <w:u w:val="single"/>
-          </w:rPr>
-          <w:t>4:1</w:t>
-        </w:r>
-      </w:hyperlink>
+      <w:r>
+        <w:rPr>
+          <w:lang w:val="sw_KE" w:bidi="sw_KE"/>
+        </w:rPr>
+        <w:t>1 Wakorintho 3:5–9</w:t>
+      </w:r>
+      <w:r>
+        <w:rPr>
+          <w:lang w:val="sw_KE" w:bidi="sw_KE"/>
+        </w:rPr>
+        <w:t xml:space="preserve">; </w:t>
+      </w:r>
+      <w:r>
+        <w:rPr>
+          <w:lang w:val="sw_KE" w:bidi="sw_KE"/>
+        </w:rPr>
+        <w:t>4:1</w:t>
+      </w:r>
       <w:r>
         <w:rPr>
           <w:lang w:val="sw_KE" w:bidi="sw_KE"/>
         </w:rPr>
         <w:t xml:space="preserve">). Badala yake, Paulo alikosoa mitazamo ya juujuu na mgawanyiko miongoni mwa wale waliomfuata Apolo kwa sababu zisizo za msingi (tazama </w:t>
       </w:r>
-      <w:hyperlink r:id="rId243">
-        <w:r>
-          <w:rPr>
-            <w:lang w:val="sw_KE" w:bidi="sw_KE"/>
-          </w:rPr>
-          <w:rPr>
-            <w:color w:val="0000EE"/>
-            <w:u w:val="single"/>
-          </w:rPr>
-          <w:t>1 Wakorintho 1:10–12</w:t>
-        </w:r>
-      </w:hyperlink>
-      <w:r>
-        <w:rPr>
-          <w:lang w:val="sw_KE" w:bidi="sw_KE"/>
-        </w:rPr>
-        <w:t xml:space="preserve">; </w:t>
-      </w:r>
-      <w:hyperlink r:id="rId244">
-        <w:r>
-          <w:rPr>
-            <w:lang w:val="sw_KE" w:bidi="sw_KE"/>
-          </w:rPr>
-          <w:rPr>
-            <w:color w:val="0000EE"/>
-            <w:u w:val="single"/>
-          </w:rPr>
-          <w:t>3:3–4</w:t>
-        </w:r>
-      </w:hyperlink>
-      <w:r>
-        <w:rPr>
-          <w:lang w:val="sw_KE" w:bidi="sw_KE"/>
-        </w:rPr>
-        <w:t xml:space="preserve">; </w:t>
-      </w:r>
-      <w:hyperlink r:id="rId245">
-        <w:r>
-          <w:rPr>
-            <w:lang w:val="sw_KE" w:bidi="sw_KE"/>
-          </w:rPr>
-          <w:rPr>
-            <w:color w:val="0000EE"/>
-            <w:u w:val="single"/>
-          </w:rPr>
-          <w:t>4:6–7</w:t>
-        </w:r>
-      </w:hyperlink>
+      <w:r>
+        <w:rPr>
+          <w:lang w:val="sw_KE" w:bidi="sw_KE"/>
+        </w:rPr>
+        <w:t>1 Wakorintho 1:10–12</w:t>
+      </w:r>
+      <w:r>
+        <w:rPr>
+          <w:lang w:val="sw_KE" w:bidi="sw_KE"/>
+        </w:rPr>
+        <w:t xml:space="preserve">; </w:t>
+      </w:r>
+      <w:r>
+        <w:rPr>
+          <w:lang w:val="sw_KE" w:bidi="sw_KE"/>
+        </w:rPr>
+        <w:t>3:3–4</w:t>
+      </w:r>
+      <w:r>
+        <w:rPr>
+          <w:lang w:val="sw_KE" w:bidi="sw_KE"/>
+        </w:rPr>
+        <w:t xml:space="preserve">; </w:t>
+      </w:r>
+      <w:r>
+        <w:rPr>
+          <w:lang w:val="sw_KE" w:bidi="sw_KE"/>
+        </w:rPr>
+        <w:t>4:6–7</w:t>
+      </w:r>
       <w:r>
         <w:rPr>
           <w:lang w:val="sw_KE" w:bidi="sw_KE"/>
@@ -6306,36 +4800,24 @@
         </w:rPr>
         <w:t>Apolo huenda alisita kurudi Korintho kutoka Efeso kwa sababu ya migawanyiko ambayo huduma yake ilisababisha (</w:t>
       </w:r>
-      <w:hyperlink r:id="rId246">
-        <w:r>
-          <w:rPr>
-            <w:lang w:val="sw_KE" w:bidi="sw_KE"/>
-          </w:rPr>
-          <w:rPr>
-            <w:color w:val="0000EE"/>
-            <w:u w:val="single"/>
-          </w:rPr>
-          <w:t>1 Wakorintho 16:12</w:t>
-        </w:r>
-      </w:hyperlink>
+      <w:r>
+        <w:rPr>
+          <w:lang w:val="sw_KE" w:bidi="sw_KE"/>
+        </w:rPr>
+        <w:t>1 Wakorintho 16:12</w:t>
+      </w:r>
       <w:r>
         <w:rPr>
           <w:lang w:val="sw_KE" w:bidi="sw_KE"/>
         </w:rPr>
         <w:t>). Hata hivyo, Paulo alimhimiza kurudi hatimaye. Miaka kadhaa baadaye, wakati Apolo alipokuwa akifanya kazi kwenye kisiwa cha Krete, Paulo alimhimiza Tito kuhakikisha mahitaji ya Apolo yanatimizwa alipokuwa akiondoka kwenda sehemu isiyojulikana kwa kazi zaidi ya umishonari (</w:t>
       </w:r>
-      <w:hyperlink r:id="rId247">
-        <w:r>
-          <w:rPr>
-            <w:lang w:val="sw_KE" w:bidi="sw_KE"/>
-          </w:rPr>
-          <w:rPr>
-            <w:color w:val="0000EE"/>
-            <w:u w:val="single"/>
-          </w:rPr>
-          <w:t>Tito 3:13</w:t>
-        </w:r>
-      </w:hyperlink>
+      <w:r>
+        <w:rPr>
+          <w:lang w:val="sw_KE" w:bidi="sw_KE"/>
+        </w:rPr>
+        <w:t>Tito 3:13</w:t>
+      </w:r>
       <w:r>
         <w:rPr>
           <w:lang w:val="sw_KE" w:bidi="sw_KE"/>
@@ -6365,144 +4847,96 @@
           <w:lang w:val="sw_KE" w:bidi="sw_KE"/>
         </w:rPr>
       </w:r>
-      <w:hyperlink r:id="rId248">
-        <w:r>
-          <w:rPr>
-            <w:lang w:val="sw_KE" w:bidi="sw_KE"/>
-          </w:rPr>
-          <w:rPr>
-            <w:color w:val="0000EE"/>
-            <w:u w:val="single"/>
-          </w:rPr>
-          <w:t>Matendo 18:24–19:1</w:t>
-        </w:r>
-      </w:hyperlink>
-      <w:r>
-        <w:rPr>
-          <w:lang w:val="sw_KE" w:bidi="sw_KE"/>
-        </w:rPr>
-        <w:t xml:space="preserve">; </w:t>
-      </w:r>
-      <w:hyperlink r:id="rId243">
-        <w:r>
-          <w:rPr>
-            <w:lang w:val="sw_KE" w:bidi="sw_KE"/>
-          </w:rPr>
-          <w:rPr>
-            <w:color w:val="0000EE"/>
-            <w:u w:val="single"/>
-          </w:rPr>
-          <w:t>1 Wakorintho 1:10–12</w:t>
-        </w:r>
-      </w:hyperlink>
-      <w:r>
-        <w:rPr>
-          <w:lang w:val="sw_KE" w:bidi="sw_KE"/>
-        </w:rPr>
-        <w:t xml:space="preserve">; </w:t>
-      </w:r>
-      <w:hyperlink r:id="rId249">
-        <w:r>
-          <w:rPr>
-            <w:lang w:val="sw_KE" w:bidi="sw_KE"/>
-          </w:rPr>
-          <w:rPr>
-            <w:color w:val="0000EE"/>
-            <w:u w:val="single"/>
-          </w:rPr>
-          <w:t>3:3–9</w:t>
-        </w:r>
-      </w:hyperlink>
-      <w:r>
-        <w:rPr>
-          <w:lang w:val="sw_KE" w:bidi="sw_KE"/>
-        </w:rPr>
-        <w:t xml:space="preserve">; </w:t>
-      </w:r>
-      <w:hyperlink r:id="rId242">
-        <w:r>
-          <w:rPr>
-            <w:lang w:val="sw_KE" w:bidi="sw_KE"/>
-          </w:rPr>
-          <w:rPr>
-            <w:color w:val="0000EE"/>
-            <w:u w:val="single"/>
-          </w:rPr>
-          <w:t>4:1</w:t>
-        </w:r>
-      </w:hyperlink>
+      <w:r>
+        <w:rPr>
+          <w:lang w:val="sw_KE" w:bidi="sw_KE"/>
+        </w:rPr>
+        <w:t>Matendo 18:24–19:1</w:t>
+      </w:r>
+      <w:r>
+        <w:rPr>
+          <w:lang w:val="sw_KE" w:bidi="sw_KE"/>
+        </w:rPr>
+        <w:t xml:space="preserve">; </w:t>
+      </w:r>
+      <w:r>
+        <w:rPr>
+          <w:lang w:val="sw_KE" w:bidi="sw_KE"/>
+        </w:rPr>
+        <w:t>1 Wakorintho 1:10–12</w:t>
+      </w:r>
+      <w:r>
+        <w:rPr>
+          <w:lang w:val="sw_KE" w:bidi="sw_KE"/>
+        </w:rPr>
+        <w:t xml:space="preserve">; </w:t>
+      </w:r>
+      <w:r>
+        <w:rPr>
+          <w:lang w:val="sw_KE" w:bidi="sw_KE"/>
+        </w:rPr>
+        <w:t>3:3–9</w:t>
+      </w:r>
+      <w:r>
+        <w:rPr>
+          <w:lang w:val="sw_KE" w:bidi="sw_KE"/>
+        </w:rPr>
+        <w:t xml:space="preserve">; </w:t>
+      </w:r>
+      <w:r>
+        <w:rPr>
+          <w:lang w:val="sw_KE" w:bidi="sw_KE"/>
+        </w:rPr>
+        <w:t>4:1</w:t>
+      </w:r>
       <w:r>
         <w:rPr>
           <w:lang w:val="sw_KE" w:bidi="sw_KE"/>
         </w:rPr>
         <w:t xml:space="preserve">, </w:t>
       </w:r>
-      <w:hyperlink r:id="rId245">
-        <w:r>
-          <w:rPr>
-            <w:lang w:val="sw_KE" w:bidi="sw_KE"/>
-          </w:rPr>
-          <w:rPr>
-            <w:color w:val="0000EE"/>
-            <w:u w:val="single"/>
-          </w:rPr>
-          <w:t>6–7</w:t>
-        </w:r>
-      </w:hyperlink>
-      <w:r>
-        <w:rPr>
-          <w:lang w:val="sw_KE" w:bidi="sw_KE"/>
-        </w:rPr>
-        <w:t xml:space="preserve">; </w:t>
-      </w:r>
-      <w:hyperlink r:id="rId246">
-        <w:r>
-          <w:rPr>
-            <w:lang w:val="sw_KE" w:bidi="sw_KE"/>
-          </w:rPr>
-          <w:rPr>
-            <w:color w:val="0000EE"/>
-            <w:u w:val="single"/>
-          </w:rPr>
-          <w:t>16:12</w:t>
-        </w:r>
-      </w:hyperlink>
-      <w:r>
-        <w:rPr>
-          <w:lang w:val="sw_KE" w:bidi="sw_KE"/>
-        </w:rPr>
-        <w:t xml:space="preserve">; </w:t>
-      </w:r>
-      <w:hyperlink r:id="rId250">
-        <w:r>
-          <w:rPr>
-            <w:lang w:val="sw_KE" w:bidi="sw_KE"/>
-          </w:rPr>
-          <w:rPr>
-            <w:color w:val="0000EE"/>
-            <w:u w:val="single"/>
-          </w:rPr>
-          <w:t>2 Wakorintho 10:10</w:t>
-        </w:r>
-      </w:hyperlink>
-      <w:r>
-        <w:rPr>
-          <w:lang w:val="sw_KE" w:bidi="sw_KE"/>
-        </w:rPr>
-        <w:t xml:space="preserve">; </w:t>
-      </w:r>
-      <w:hyperlink r:id="rId247">
-        <w:r>
-          <w:rPr>
-            <w:lang w:val="sw_KE" w:bidi="sw_KE"/>
-          </w:rPr>
-          <w:rPr>
-            <w:color w:val="0000EE"/>
-            <w:u w:val="single"/>
-          </w:rPr>
-          <w:t>Tito 3:13</w:t>
-        </w:r>
-      </w:hyperlink>
+      <w:r>
+        <w:rPr>
+          <w:lang w:val="sw_KE" w:bidi="sw_KE"/>
+        </w:rPr>
+        <w:t>6–7</w:t>
+      </w:r>
+      <w:r>
+        <w:rPr>
+          <w:lang w:val="sw_KE" w:bidi="sw_KE"/>
+        </w:rPr>
+        <w:t xml:space="preserve">; </w:t>
+      </w:r>
+      <w:r>
+        <w:rPr>
+          <w:lang w:val="sw_KE" w:bidi="sw_KE"/>
+        </w:rPr>
+        <w:t>16:12</w:t>
+      </w:r>
+      <w:r>
+        <w:rPr>
+          <w:lang w:val="sw_KE" w:bidi="sw_KE"/>
+        </w:rPr>
+        <w:t xml:space="preserve">; </w:t>
+      </w:r>
+      <w:r>
+        <w:rPr>
+          <w:lang w:val="sw_KE" w:bidi="sw_KE"/>
+        </w:rPr>
+        <w:t>2 Wakorintho 10:10</w:t>
+      </w:r>
+      <w:r>
+        <w:rPr>
+          <w:lang w:val="sw_KE" w:bidi="sw_KE"/>
+        </w:rPr>
+        <w:t xml:space="preserve">; </w:t>
+      </w:r>
+      <w:r>
+        <w:rPr>
+          <w:lang w:val="sw_KE" w:bidi="sw_KE"/>
+        </w:rPr>
+        <w:t>Tito 3:13</w:t>
+      </w:r>
       <w:r>
         <w:rPr>
           <w:lang w:val="sw_KE" w:bidi="sw_KE"/>
@@ -6551,90 +4985,60 @@
         </w:rPr>
         <w:t xml:space="preserve">Aroni alikuwa kaka mkubwa wa Mose (tazama </w:t>
       </w:r>
-      <w:hyperlink r:id="rId251">
-        <w:r>
-          <w:rPr>
-            <w:lang w:val="sw_KE" w:bidi="sw_KE"/>
-          </w:rPr>
-          <w:rPr>
-            <w:color w:val="0000EE"/>
-            <w:u w:val="single"/>
-          </w:rPr>
-          <w:t>Kutoka 6:20</w:t>
-        </w:r>
-      </w:hyperlink>
-      <w:r>
-        <w:rPr>
-          <w:lang w:val="sw_KE" w:bidi="sw_KE"/>
-        </w:rPr>
-        <w:t xml:space="preserve">; </w:t>
-      </w:r>
-      <w:hyperlink r:id="rId252">
-        <w:r>
-          <w:rPr>
-            <w:lang w:val="sw_KE" w:bidi="sw_KE"/>
-          </w:rPr>
-          <w:rPr>
-            <w:color w:val="0000EE"/>
-            <w:u w:val="single"/>
-          </w:rPr>
-          <w:t>7:7</w:t>
-        </w:r>
-      </w:hyperlink>
+      <w:r>
+        <w:rPr>
+          <w:lang w:val="sw_KE" w:bidi="sw_KE"/>
+        </w:rPr>
+        <w:t>Kutoka 6:20</w:t>
+      </w:r>
+      <w:r>
+        <w:rPr>
+          <w:lang w:val="sw_KE" w:bidi="sw_KE"/>
+        </w:rPr>
+        <w:t xml:space="preserve">; </w:t>
+      </w:r>
+      <w:r>
+        <w:rPr>
+          <w:lang w:val="sw_KE" w:bidi="sw_KE"/>
+        </w:rPr>
+        <w:t>7:7</w:t>
+      </w:r>
       <w:r>
         <w:rPr>
           <w:lang w:val="sw_KE" w:bidi="sw_KE"/>
         </w:rPr>
         <w:t>). Alikuwa na jukumu muhimu katika kuanzisha taifa la Israeli na taasisi zake, hasa ukuhani. Alionekana kwa mara ya kwanza baada ya Mose kuitwa kwenye kichaka kinachowaka moto (</w:t>
       </w:r>
-      <w:hyperlink r:id="rId253">
-        <w:r>
-          <w:rPr>
-            <w:lang w:val="sw_KE" w:bidi="sw_KE"/>
-          </w:rPr>
-          <w:rPr>
-            <w:color w:val="0000EE"/>
-            <w:u w:val="single"/>
-          </w:rPr>
-          <w:t>Kutoka 3:1–4:17</w:t>
-        </w:r>
-      </w:hyperlink>
+      <w:r>
+        <w:rPr>
+          <w:lang w:val="sw_KE" w:bidi="sw_KE"/>
+        </w:rPr>
+        <w:t>Kutoka 3:1–4:17</w:t>
+      </w:r>
       <w:r>
         <w:rPr>
           <w:lang w:val="sw_KE" w:bidi="sw_KE"/>
         </w:rPr>
         <w:t>). Mose alisita kukubali misheni yake kutoka kwa Mungu, akisema hakuweza kuwaongoza Waisraeli kutoka Misri kwa sababu alikuwa na shida ya kuzungumza (</w:t>
       </w:r>
-      <w:hyperlink r:id="rId254">
-        <w:r>
-          <w:rPr>
-            <w:lang w:val="sw_KE" w:bidi="sw_KE"/>
-          </w:rPr>
-          <w:rPr>
-            <w:color w:val="0000EE"/>
-            <w:u w:val="single"/>
-          </w:rPr>
-          <w:t>Kutoka 4:10</w:t>
-        </w:r>
-      </w:hyperlink>
+      <w:r>
+        <w:rPr>
+          <w:lang w:val="sw_KE" w:bidi="sw_KE"/>
+        </w:rPr>
+        <w:t>Kutoka 4:10</w:t>
+      </w:r>
       <w:r>
         <w:rPr>
           <w:lang w:val="sw_KE" w:bidi="sw_KE"/>
         </w:rPr>
         <w:t>). Licha ya uhakikisho wa Mungu, Mose aliendelea kusita hadi Mungu alipomteua Aroni kuzungumza kwa niaba yake. Baada ya hapo, Aroni mara nyingi alisimama na Mose, akizungumza na viongozi wa Waisraeli na kudai kwamba Farao awaruhusu Waisraeli kuondoka Misri (</w:t>
       </w:r>
-      <w:hyperlink r:id="rId255">
-        <w:r>
-          <w:rPr>
-            <w:lang w:val="sw_KE" w:bidi="sw_KE"/>
-          </w:rPr>
-          <w:rPr>
-            <w:color w:val="0000EE"/>
-            <w:u w:val="single"/>
-          </w:rPr>
-          <w:t>Kutoka 5:1–5</w:t>
-        </w:r>
-      </w:hyperlink>
+      <w:r>
+        <w:rPr>
+          <w:lang w:val="sw_KE" w:bidi="sw_KE"/>
+        </w:rPr>
+        <w:t>Kutoka 5:1–5</w:t>
+      </w:r>
       <w:r>
         <w:rPr>
           <w:lang w:val="sw_KE" w:bidi="sw_KE"/>
@@ -6655,72 +5059,48 @@
         </w:rPr>
         <w:t>Wakati wa safari ya Waisraeli jangwani, Mungu alimchagua Aroni na wanawe kuwa makuhani (</w:t>
       </w:r>
-      <w:hyperlink r:id="rId256">
-        <w:r>
-          <w:rPr>
-            <w:lang w:val="sw_KE" w:bidi="sw_KE"/>
-          </w:rPr>
-          <w:rPr>
-            <w:color w:val="0000EE"/>
-            <w:u w:val="single"/>
-          </w:rPr>
-          <w:t>Kutoka 28:1–5</w:t>
-        </w:r>
-      </w:hyperlink>
-      <w:r>
-        <w:rPr>
-          <w:lang w:val="sw_KE" w:bidi="sw_KE"/>
-        </w:rPr>
-        <w:t xml:space="preserve">; </w:t>
-      </w:r>
-      <w:hyperlink r:id="rId257">
-        <w:r>
-          <w:rPr>
-            <w:lang w:val="sw_KE" w:bidi="sw_KE"/>
-          </w:rPr>
-          <w:rPr>
-            <w:color w:val="0000EE"/>
-            <w:u w:val="single"/>
-          </w:rPr>
-          <w:t>29:1–46</w:t>
-        </w:r>
-      </w:hyperlink>
-      <w:r>
-        <w:rPr>
-          <w:lang w:val="sw_KE" w:bidi="sw_KE"/>
-        </w:rPr>
-        <w:t xml:space="preserve">; </w:t>
-      </w:r>
-      <w:hyperlink r:id="rId258">
-        <w:r>
-          <w:rPr>
-            <w:lang w:val="sw_KE" w:bidi="sw_KE"/>
-          </w:rPr>
-          <w:rPr>
-            <w:color w:val="0000EE"/>
-            <w:u w:val="single"/>
-          </w:rPr>
-          <w:t>Mambo ya Walawi 8:1–36</w:t>
-        </w:r>
-      </w:hyperlink>
+      <w:r>
+        <w:rPr>
+          <w:lang w:val="sw_KE" w:bidi="sw_KE"/>
+        </w:rPr>
+        <w:t>Kutoka 28:1–5</w:t>
+      </w:r>
+      <w:r>
+        <w:rPr>
+          <w:lang w:val="sw_KE" w:bidi="sw_KE"/>
+        </w:rPr>
+        <w:t xml:space="preserve">; </w:t>
+      </w:r>
+      <w:r>
+        <w:rPr>
+          <w:lang w:val="sw_KE" w:bidi="sw_KE"/>
+        </w:rPr>
+        <w:t>29:1–46</w:t>
+      </w:r>
+      <w:r>
+        <w:rPr>
+          <w:lang w:val="sw_KE" w:bidi="sw_KE"/>
+        </w:rPr>
+        <w:t xml:space="preserve">; </w:t>
+      </w:r>
+      <w:r>
+        <w:rPr>
+          <w:lang w:val="sw_KE" w:bidi="sw_KE"/>
+        </w:rPr>
+        <w:t>Mambo ya Walawi 8:1–36</w:t>
+      </w:r>
       <w:r>
         <w:rPr>
           <w:lang w:val="sw_KE" w:bidi="sw_KE"/>
         </w:rPr>
         <w:t>). Aroni alikua kuhani mkuu wa kwanza wa Israeli. Jukumu lake lilikuwa muhimu katika Siku ya Upatanisho. Hii ilikuwa siku pekee ambapo kuhani mkuu aliingia Mahali Patakatifu Sana ili kuisafisha kutokana na dhambi za Israeli (</w:t>
       </w:r>
-      <w:hyperlink r:id="rId259">
-        <w:r>
-          <w:rPr>
-            <w:lang w:val="sw_KE" w:bidi="sw_KE"/>
-          </w:rPr>
-          <w:rPr>
-            <w:color w:val="0000EE"/>
-            <w:u w:val="single"/>
-          </w:rPr>
-          <w:t>Mambo ya Walawi 16</w:t>
-        </w:r>
-      </w:hyperlink>
+      <w:r>
+        <w:rPr>
+          <w:lang w:val="sw_KE" w:bidi="sw_KE"/>
+        </w:rPr>
+        <w:t>Mambo ya Walawi 16</w:t>
+      </w:r>
       <w:r>
         <w:rPr>
           <w:lang w:val="sw_KE" w:bidi="sw_KE"/>
@@ -6741,18 +5121,12 @@
         </w:rPr>
         <w:t>Aroni hakuwa kiongozi bora. Wakati Mose alipokuwa kwenye Mlima Sinai akipokea sheria kutoka kwa Mungu, Aroni aliwaongoza watu kutengeneza sanamu (</w:t>
       </w:r>
-      <w:hyperlink r:id="rId260">
-        <w:r>
-          <w:rPr>
-            <w:lang w:val="sw_KE" w:bidi="sw_KE"/>
-          </w:rPr>
-          <w:rPr>
-            <w:color w:val="0000EE"/>
-            <w:u w:val="single"/>
-          </w:rPr>
-          <w:t>Kutoka 32</w:t>
-        </w:r>
-      </w:hyperlink>
+      <w:r>
+        <w:rPr>
+          <w:lang w:val="sw_KE" w:bidi="sw_KE"/>
+        </w:rPr>
+        <w:t>Kutoka 32</w:t>
+      </w:r>
       <w:r>
         <w:rPr>
           <w:lang w:val="sw_KE" w:bidi="sw_KE"/>
@@ -6773,72 +5147,48 @@
         </w:rPr>
         <w:t>Aroni na dada yake, Miriamu, walimwuliza Mose kuhusu mamlaka yake kimakosa. Hii ilisababisha Miriamu kupata ukoma kwa muda (</w:t>
       </w:r>
-      <w:hyperlink r:id="rId261">
-        <w:r>
-          <w:rPr>
-            <w:lang w:val="sw_KE" w:bidi="sw_KE"/>
-          </w:rPr>
-          <w:rPr>
-            <w:color w:val="0000EE"/>
-            <w:u w:val="single"/>
-          </w:rPr>
-          <w:t>Hesabu 12</w:t>
-        </w:r>
-      </w:hyperlink>
+      <w:r>
+        <w:rPr>
+          <w:lang w:val="sw_KE" w:bidi="sw_KE"/>
+        </w:rPr>
+        <w:t>Hesabu 12</w:t>
+      </w:r>
       <w:r>
         <w:rPr>
           <w:lang w:val="sw_KE" w:bidi="sw_KE"/>
         </w:rPr>
         <w:t>). Baadaye, wakati Walawi wengine walipouliza mamlaka ya Aroni, Mungu alithibitisha jukumu la Aroni kwa kufanya fimbo yake ichanue maua ya mlozi (</w:t>
       </w:r>
-      <w:hyperlink r:id="rId262">
-        <w:r>
-          <w:rPr>
-            <w:lang w:val="sw_KE" w:bidi="sw_KE"/>
-          </w:rPr>
-          <w:rPr>
-            <w:color w:val="0000EE"/>
-            <w:u w:val="single"/>
-          </w:rPr>
-          <w:t>Hesabu 17</w:t>
-        </w:r>
-      </w:hyperlink>
+      <w:r>
+        <w:rPr>
+          <w:lang w:val="sw_KE" w:bidi="sw_KE"/>
+        </w:rPr>
+        <w:t>Hesabu 17</w:t>
+      </w:r>
       <w:r>
         <w:rPr>
           <w:lang w:val="sw_KE" w:bidi="sw_KE"/>
         </w:rPr>
         <w:t>). Hata hivyo, kwa sababu Mose na Aroni walihoji mamlaka ya Mungu (</w:t>
       </w:r>
-      <w:hyperlink r:id="rId263">
-        <w:r>
-          <w:rPr>
-            <w:lang w:val="sw_KE" w:bidi="sw_KE"/>
-          </w:rPr>
-          <w:rPr>
-            <w:color w:val="0000EE"/>
-            <w:u w:val="single"/>
-          </w:rPr>
-          <w:t>Hesabu 20:1–13</w:t>
-        </w:r>
-      </w:hyperlink>
+      <w:r>
+        <w:rPr>
+          <w:lang w:val="sw_KE" w:bidi="sw_KE"/>
+        </w:rPr>
+        <w:t>Hesabu 20:1–13</w:t>
+      </w:r>
       <w:r>
         <w:rPr>
           <w:lang w:val="sw_KE" w:bidi="sw_KE"/>
         </w:rPr>
         <w:t>), wote wawili walikufa nyikani na hawakuingia katika Nchi ya Ahadi (</w:t>
       </w:r>
-      <w:hyperlink r:id="rId264">
-        <w:r>
-          <w:rPr>
-            <w:lang w:val="sw_KE" w:bidi="sw_KE"/>
-          </w:rPr>
-          <w:rPr>
-            <w:color w:val="0000EE"/>
-            <w:u w:val="single"/>
-          </w:rPr>
-          <w:t>Hesabu 20:22–29</w:t>
-        </w:r>
-      </w:hyperlink>
+      <w:r>
+        <w:rPr>
+          <w:lang w:val="sw_KE" w:bidi="sw_KE"/>
+        </w:rPr>
+        <w:t>Hesabu 20:22–29</w:t>
+      </w:r>
       <w:r>
         <w:rPr>
           <w:lang w:val="sw_KE" w:bidi="sw_KE"/>
@@ -6859,18 +5209,12 @@
         </w:rPr>
         <w:t xml:space="preserve">Yesu sasa ni Kuhani Mkuu, akiwa na mamlaka na nguvu zaidi kuliko Aroni (tazama </w:t>
       </w:r>
-      <w:hyperlink r:id="rId265">
-        <w:r>
-          <w:rPr>
-            <w:lang w:val="sw_KE" w:bidi="sw_KE"/>
-          </w:rPr>
-          <w:rPr>
-            <w:color w:val="0000EE"/>
-            <w:u w:val="single"/>
-          </w:rPr>
-          <w:t>Waebrania 7–10</w:t>
-        </w:r>
-      </w:hyperlink>
+      <w:r>
+        <w:rPr>
+          <w:lang w:val="sw_KE" w:bidi="sw_KE"/>
+        </w:rPr>
+        <w:t>Waebrania 7–10</w:t>
+      </w:r>
       <w:r>
         <w:rPr>
           <w:lang w:val="sw_KE" w:bidi="sw_KE"/>
@@ -6900,180 +5244,120 @@
           <w:lang w:val="sw_KE" w:bidi="sw_KE"/>
         </w:rPr>
       </w:r>
-      <w:hyperlink r:id="rId266">
-        <w:r>
-          <w:rPr>
-            <w:lang w:val="sw_KE" w:bidi="sw_KE"/>
-          </w:rPr>
-          <w:rPr>
-            <w:color w:val="0000EE"/>
-            <w:u w:val="single"/>
-          </w:rPr>
-          <w:t>Kutoka 4:14–17</w:t>
-        </w:r>
-      </w:hyperlink>
+      <w:r>
+        <w:rPr>
+          <w:lang w:val="sw_KE" w:bidi="sw_KE"/>
+        </w:rPr>
+        <w:t>Kutoka 4:14–17</w:t>
+      </w:r>
       <w:r>
         <w:rPr>
           <w:lang w:val="sw_KE" w:bidi="sw_KE"/>
         </w:rPr>
         <w:t xml:space="preserve">, </w:t>
       </w:r>
-      <w:hyperlink r:id="rId267">
-        <w:r>
-          <w:rPr>
-            <w:lang w:val="sw_KE" w:bidi="sw_KE"/>
-          </w:rPr>
-          <w:rPr>
-            <w:color w:val="0000EE"/>
-            <w:u w:val="single"/>
-          </w:rPr>
-          <w:t>27–31</w:t>
-        </w:r>
-      </w:hyperlink>
-      <w:r>
-        <w:rPr>
-          <w:lang w:val="sw_KE" w:bidi="sw_KE"/>
-        </w:rPr>
-        <w:t xml:space="preserve">; </w:t>
-      </w:r>
-      <w:hyperlink r:id="rId268">
-        <w:r>
-          <w:rPr>
-            <w:lang w:val="sw_KE" w:bidi="sw_KE"/>
-          </w:rPr>
-          <w:rPr>
-            <w:color w:val="0000EE"/>
-            <w:u w:val="single"/>
-          </w:rPr>
-          <w:t>6:20–27</w:t>
-        </w:r>
-      </w:hyperlink>
-      <w:r>
-        <w:rPr>
-          <w:lang w:val="sw_KE" w:bidi="sw_KE"/>
-        </w:rPr>
-        <w:t xml:space="preserve">; </w:t>
-      </w:r>
-      <w:hyperlink r:id="rId269">
-        <w:r>
-          <w:rPr>
-            <w:lang w:val="sw_KE" w:bidi="sw_KE"/>
-          </w:rPr>
-          <w:rPr>
-            <w:color w:val="0000EE"/>
-            <w:u w:val="single"/>
-          </w:rPr>
-          <w:t>7:1–2</w:t>
-        </w:r>
-      </w:hyperlink>
-      <w:r>
-        <w:rPr>
-          <w:lang w:val="sw_KE" w:bidi="sw_KE"/>
-        </w:rPr>
-        <w:t xml:space="preserve">; </w:t>
-      </w:r>
-      <w:hyperlink r:id="rId256">
-        <w:r>
-          <w:rPr>
-            <w:lang w:val="sw_KE" w:bidi="sw_KE"/>
-          </w:rPr>
-          <w:rPr>
-            <w:color w:val="0000EE"/>
-            <w:u w:val="single"/>
-          </w:rPr>
-          <w:t>28:1–5</w:t>
-        </w:r>
-      </w:hyperlink>
-      <w:r>
-        <w:rPr>
-          <w:lang w:val="sw_KE" w:bidi="sw_KE"/>
-        </w:rPr>
-        <w:t xml:space="preserve">; </w:t>
-      </w:r>
-      <w:hyperlink r:id="rId270">
-        <w:r>
-          <w:rPr>
-            <w:lang w:val="sw_KE" w:bidi="sw_KE"/>
-          </w:rPr>
-          <w:rPr>
-            <w:color w:val="0000EE"/>
-            <w:u w:val="single"/>
-          </w:rPr>
-          <w:t>32:1–25</w:t>
-        </w:r>
-      </w:hyperlink>
-      <w:r>
-        <w:rPr>
-          <w:lang w:val="sw_KE" w:bidi="sw_KE"/>
-        </w:rPr>
-        <w:t xml:space="preserve">; </w:t>
-      </w:r>
-      <w:hyperlink r:id="rId271">
-        <w:r>
-          <w:rPr>
-            <w:lang w:val="sw_KE" w:bidi="sw_KE"/>
-          </w:rPr>
-          <w:rPr>
-            <w:color w:val="0000EE"/>
-            <w:u w:val="single"/>
-          </w:rPr>
-          <w:t>Hesabu 12:1–12</w:t>
-        </w:r>
-      </w:hyperlink>
-      <w:r>
-        <w:rPr>
-          <w:lang w:val="sw_KE" w:bidi="sw_KE"/>
-        </w:rPr>
-        <w:t xml:space="preserve">; </w:t>
-      </w:r>
-      <w:hyperlink r:id="rId263">
-        <w:r>
-          <w:rPr>
-            <w:lang w:val="sw_KE" w:bidi="sw_KE"/>
-          </w:rPr>
-          <w:rPr>
-            <w:color w:val="0000EE"/>
-            <w:u w:val="single"/>
-          </w:rPr>
-          <w:t>20:1–13</w:t>
-        </w:r>
-      </w:hyperlink>
+      <w:r>
+        <w:rPr>
+          <w:lang w:val="sw_KE" w:bidi="sw_KE"/>
+        </w:rPr>
+        <w:t>27–31</w:t>
+      </w:r>
+      <w:r>
+        <w:rPr>
+          <w:lang w:val="sw_KE" w:bidi="sw_KE"/>
+        </w:rPr>
+        <w:t xml:space="preserve">; </w:t>
+      </w:r>
+      <w:r>
+        <w:rPr>
+          <w:lang w:val="sw_KE" w:bidi="sw_KE"/>
+        </w:rPr>
+        <w:t>6:20–27</w:t>
+      </w:r>
+      <w:r>
+        <w:rPr>
+          <w:lang w:val="sw_KE" w:bidi="sw_KE"/>
+        </w:rPr>
+        <w:t xml:space="preserve">; </w:t>
+      </w:r>
+      <w:r>
+        <w:rPr>
+          <w:lang w:val="sw_KE" w:bidi="sw_KE"/>
+        </w:rPr>
+        <w:t>7:1–2</w:t>
+      </w:r>
+      <w:r>
+        <w:rPr>
+          <w:lang w:val="sw_KE" w:bidi="sw_KE"/>
+        </w:rPr>
+        <w:t xml:space="preserve">; </w:t>
+      </w:r>
+      <w:r>
+        <w:rPr>
+          <w:lang w:val="sw_KE" w:bidi="sw_KE"/>
+        </w:rPr>
+        <w:t>28:1–5</w:t>
+      </w:r>
+      <w:r>
+        <w:rPr>
+          <w:lang w:val="sw_KE" w:bidi="sw_KE"/>
+        </w:rPr>
+        <w:t xml:space="preserve">; </w:t>
+      </w:r>
+      <w:r>
+        <w:rPr>
+          <w:lang w:val="sw_KE" w:bidi="sw_KE"/>
+        </w:rPr>
+        <w:t>32:1–25</w:t>
+      </w:r>
+      <w:r>
+        <w:rPr>
+          <w:lang w:val="sw_KE" w:bidi="sw_KE"/>
+        </w:rPr>
+        <w:t xml:space="preserve">; </w:t>
+      </w:r>
+      <w:r>
+        <w:rPr>
+          <w:lang w:val="sw_KE" w:bidi="sw_KE"/>
+        </w:rPr>
+        <w:t>Hesabu 12:1–12</w:t>
+      </w:r>
+      <w:r>
+        <w:rPr>
+          <w:lang w:val="sw_KE" w:bidi="sw_KE"/>
+        </w:rPr>
+        <w:t xml:space="preserve">; </w:t>
+      </w:r>
+      <w:r>
+        <w:rPr>
+          <w:lang w:val="sw_KE" w:bidi="sw_KE"/>
+        </w:rPr>
+        <w:t>20:1–13</w:t>
+      </w:r>
       <w:r>
         <w:rPr>
           <w:lang w:val="sw_KE" w:bidi="sw_KE"/>
         </w:rPr>
         <w:t xml:space="preserve">, </w:t>
       </w:r>
-      <w:hyperlink r:id="rId264">
-        <w:r>
-          <w:rPr>
-            <w:lang w:val="sw_KE" w:bidi="sw_KE"/>
-          </w:rPr>
-          <w:rPr>
-            <w:color w:val="0000EE"/>
-            <w:u w:val="single"/>
-          </w:rPr>
-          <w:t>22–29</w:t>
-        </w:r>
-      </w:hyperlink>
-      <w:r>
-        <w:rPr>
-          <w:lang w:val="sw_KE" w:bidi="sw_KE"/>
-        </w:rPr>
-        <w:t xml:space="preserve">; </w:t>
-      </w:r>
-      <w:hyperlink r:id="rId272">
-        <w:r>
-          <w:rPr>
-            <w:lang w:val="sw_KE" w:bidi="sw_KE"/>
-          </w:rPr>
-          <w:rPr>
-            <w:color w:val="0000EE"/>
-            <w:u w:val="single"/>
-          </w:rPr>
-          <w:t>Matendo 7:39–41</w:t>
-        </w:r>
-      </w:hyperlink>
+      <w:r>
+        <w:rPr>
+          <w:lang w:val="sw_KE" w:bidi="sw_KE"/>
+        </w:rPr>
+        <w:t>22–29</w:t>
+      </w:r>
+      <w:r>
+        <w:rPr>
+          <w:lang w:val="sw_KE" w:bidi="sw_KE"/>
+        </w:rPr>
+        <w:t xml:space="preserve">; </w:t>
+      </w:r>
+      <w:r>
+        <w:rPr>
+          <w:lang w:val="sw_KE" w:bidi="sw_KE"/>
+        </w:rPr>
+        <w:t>Matendo 7:39–41</w:t>
+      </w:r>
       <w:r>
         <w:rPr>
           <w:lang w:val="sw_KE" w:bidi="sw_KE"/>
@@ -7136,36 +5420,24 @@
         </w:rPr>
         <w:t>Hapo mwanzo wa utawala wake, Asa alikuwa mfalme mwema. Alipinga ibada ya miungu ya uongo, akaangamiza nguzo ya Ashera ambayo bibi yake Maaka alikuwa ameisimamisha, na akaondoa ushawishi wake wa kisiasa (</w:t>
       </w:r>
-      <w:hyperlink r:id="rId273">
-        <w:r>
-          <w:rPr>
-            <w:lang w:val="sw_KE" w:bidi="sw_KE"/>
-          </w:rPr>
-          <w:rPr>
-            <w:color w:val="0000EE"/>
-            <w:u w:val="single"/>
-          </w:rPr>
-          <w:t>1 Wafalme 15:13</w:t>
-        </w:r>
-      </w:hyperlink>
-      <w:r>
-        <w:rPr>
-          <w:lang w:val="sw_KE" w:bidi="sw_KE"/>
-        </w:rPr>
-        <w:t xml:space="preserve">; </w:t>
-      </w:r>
-      <w:hyperlink r:id="rId274">
-        <w:r>
-          <w:rPr>
-            <w:lang w:val="sw_KE" w:bidi="sw_KE"/>
-          </w:rPr>
-          <w:rPr>
-            <w:color w:val="0000EE"/>
-            <w:u w:val="single"/>
-          </w:rPr>
-          <w:t>2 Mambo ya Nyakati 15:16</w:t>
-        </w:r>
-      </w:hyperlink>
+      <w:r>
+        <w:rPr>
+          <w:lang w:val="sw_KE" w:bidi="sw_KE"/>
+        </w:rPr>
+        <w:t>1 Wafalme 15:13</w:t>
+      </w:r>
+      <w:r>
+        <w:rPr>
+          <w:lang w:val="sw_KE" w:bidi="sw_KE"/>
+        </w:rPr>
+        <w:t xml:space="preserve">; </w:t>
+      </w:r>
+      <w:r>
+        <w:rPr>
+          <w:lang w:val="sw_KE" w:bidi="sw_KE"/>
+        </w:rPr>
+        <w:t>2 Mambo ya Nyakati 15:16</w:t>
+      </w:r>
       <w:r>
         <w:rPr>
           <w:lang w:val="sw_KE" w:bidi="sw_KE"/>
@@ -7186,36 +5458,24 @@
         </w:rPr>
         <w:t>Katika siku za mwanzo za utawala wa Asa, Mungu alimpa ushindi wa kijeshi na amani. Asa alifukuza au kushinda yeyote aliyekuwa akijaribu kushinda, kugawanya, au kuharibu Yuda (</w:t>
       </w:r>
-      <w:hyperlink r:id="rId275">
-        <w:r>
-          <w:rPr>
-            <w:lang w:val="sw_KE" w:bidi="sw_KE"/>
-          </w:rPr>
-          <w:rPr>
-            <w:color w:val="0000EE"/>
-            <w:u w:val="single"/>
-          </w:rPr>
-          <w:t>2 Mambo ya Nyakati 14:1–8</w:t>
-        </w:r>
-      </w:hyperlink>
+      <w:r>
+        <w:rPr>
+          <w:lang w:val="sw_KE" w:bidi="sw_KE"/>
+        </w:rPr>
+        <w:t>2 Mambo ya Nyakati 14:1–8</w:t>
+      </w:r>
       <w:r>
         <w:rPr>
           <w:lang w:val="sw_KE" w:bidi="sw_KE"/>
         </w:rPr>
         <w:t>). Ushindi wa kushangaza zaidi wa Asa ulikuwa dhidi ya kiongozi wa Ethiopia aitwaye Zera, ambaye alishambulia Yuda na zaidi ya wanajeshi milioni moja. Kwa sababu ya utii na uaminifu wa Asa, Mungu alimpa ushindi mkubwa (</w:t>
       </w:r>
-      <w:hyperlink r:id="rId276">
-        <w:r>
-          <w:rPr>
-            <w:lang w:val="sw_KE" w:bidi="sw_KE"/>
-          </w:rPr>
-          <w:rPr>
-            <w:color w:val="0000EE"/>
-            <w:u w:val="single"/>
-          </w:rPr>
-          <w:t>2 Mambo ya Nyakati 14:9–15</w:t>
-        </w:r>
-      </w:hyperlink>
+      <w:r>
+        <w:rPr>
+          <w:lang w:val="sw_KE" w:bidi="sw_KE"/>
+        </w:rPr>
+        <w:t>2 Mambo ya Nyakati 14:9–15</w:t>
+      </w:r>
       <w:r>
         <w:rPr>
           <w:lang w:val="sw_KE" w:bidi="sw_KE"/>
@@ -7236,18 +5496,12 @@
         </w:rPr>
         <w:t>Kwa huzuni, mtazamo wa Asa ulibadilika karibu na mwisho wa maisha yake. Aliacha kumtumaini Mungu. Baasha, mfalme wa ufalme wa kaskazini, alishambulia Yuda kwa msaada kutoka kwa Ben-Hadadi, mfalme wa Aramu, na kuimarisha mji wa Rama. Asa alimlipa mfalme wa Aramu abadilishe upande na kumuunga mkono badala ya Baasha. Hii ilionyesha kuwa Asa alimwamini mfalme wa kigeni zaidi kuliko Bwana. Mbaya zaidi, Asa alimlipa Ben-Hadadi kwa dhahabu na fedha alizokuwa ametoa awali kwa hekalu! Mkakati wa Asa ulifanikiwa, na ufalme wa kaskazini wa Israeli ulilazimika kuondoka Yuda ili kukabiliana na tishio la Ben-Hadadi kutoka kaskazini. Hata hivyo, nabii Hanani alimkosoa Asa kwa ukosefu wake wa imani kwa Mungu. Akiwa ameghadhibika, Asa alimfunga Hanani (</w:t>
       </w:r>
-      <w:hyperlink r:id="rId277">
-        <w:r>
-          <w:rPr>
-            <w:lang w:val="sw_KE" w:bidi="sw_KE"/>
-          </w:rPr>
-          <w:rPr>
-            <w:color w:val="0000EE"/>
-            <w:u w:val="single"/>
-          </w:rPr>
-          <w:t>2 Mambo ya Nyakati 16:7–10</w:t>
-        </w:r>
-      </w:hyperlink>
+      <w:r>
+        <w:rPr>
+          <w:lang w:val="sw_KE" w:bidi="sw_KE"/>
+        </w:rPr>
+        <w:t>2 Mambo ya Nyakati 16:7–10</w:t>
+      </w:r>
       <w:r>
         <w:rPr>
           <w:lang w:val="sw_KE" w:bidi="sw_KE"/>
@@ -7268,36 +5522,24 @@
         </w:rPr>
         <w:t>Katika miaka ya mwisho ya utawala wake, Asa alipata ugonjwa mbaya wa miguu. Licha ya ukali wa ugonjwa huo, hakutafuta msaada wa Bwana. Badala yake, alitegemea tu madaktari wake (</w:t>
       </w:r>
-      <w:hyperlink r:id="rId278">
-        <w:r>
-          <w:rPr>
-            <w:lang w:val="sw_KE" w:bidi="sw_KE"/>
-          </w:rPr>
-          <w:rPr>
-            <w:color w:val="0000EE"/>
-            <w:u w:val="single"/>
-          </w:rPr>
-          <w:t>2 Mambo ya Nyakati 16:12</w:t>
-        </w:r>
-      </w:hyperlink>
+      <w:r>
+        <w:rPr>
+          <w:lang w:val="sw_KE" w:bidi="sw_KE"/>
+        </w:rPr>
+        <w:t>2 Mambo ya Nyakati 16:12</w:t>
+      </w:r>
       <w:r>
         <w:rPr>
           <w:lang w:val="sw_KE" w:bidi="sw_KE"/>
         </w:rPr>
         <w:t>). Hata hivyo, Asa alipokufa, walimzika kwa heshima katika makaburi ya kifalme (</w:t>
       </w:r>
-      <w:hyperlink r:id="rId279">
-        <w:r>
-          <w:rPr>
-            <w:lang w:val="sw_KE" w:bidi="sw_KE"/>
-          </w:rPr>
-          <w:rPr>
-            <w:color w:val="0000EE"/>
-            <w:u w:val="single"/>
-          </w:rPr>
-          <w:t>2 Mambo ya Nyakati 16:14</w:t>
-        </w:r>
-      </w:hyperlink>
+      <w:r>
+        <w:rPr>
+          <w:lang w:val="sw_KE" w:bidi="sw_KE"/>
+        </w:rPr>
+        <w:t>2 Mambo ya Nyakati 16:14</w:t>
+      </w:r>
       <w:r>
         <w:rPr>
           <w:lang w:val="sw_KE" w:bidi="sw_KE"/>
@@ -7327,36 +5569,24 @@
           <w:lang w:val="sw_KE" w:bidi="sw_KE"/>
         </w:rPr>
       </w:r>
-      <w:hyperlink r:id="rId280">
-        <w:r>
-          <w:rPr>
-            <w:lang w:val="sw_KE" w:bidi="sw_KE"/>
-          </w:rPr>
-          <w:rPr>
-            <w:color w:val="0000EE"/>
-            <w:u w:val="single"/>
-          </w:rPr>
-          <w:t>1 Wafalme 15:8–24</w:t>
-        </w:r>
-      </w:hyperlink>
-      <w:r>
-        <w:rPr>
-          <w:lang w:val="sw_KE" w:bidi="sw_KE"/>
-        </w:rPr>
-        <w:t xml:space="preserve">; </w:t>
-      </w:r>
-      <w:hyperlink r:id="rId281">
-        <w:r>
-          <w:rPr>
-            <w:lang w:val="sw_KE" w:bidi="sw_KE"/>
-          </w:rPr>
-          <w:rPr>
-            <w:color w:val="0000EE"/>
-            <w:u w:val="single"/>
-          </w:rPr>
-          <w:t>2 Mambo ya Nyakati 14:1–16:14</w:t>
-        </w:r>
-      </w:hyperlink>
+      <w:r>
+        <w:rPr>
+          <w:lang w:val="sw_KE" w:bidi="sw_KE"/>
+        </w:rPr>
+        <w:t>1 Wafalme 15:8–24</w:t>
+      </w:r>
+      <w:r>
+        <w:rPr>
+          <w:lang w:val="sw_KE" w:bidi="sw_KE"/>
+        </w:rPr>
+        <w:t xml:space="preserve">; </w:t>
+      </w:r>
+      <w:r>
+        <w:rPr>
+          <w:lang w:val="sw_KE" w:bidi="sw_KE"/>
+        </w:rPr>
+        <w:t>2 Mambo ya Nyakati 14:1–16:14</w:t>
+      </w:r>
       <w:r>
         <w:rPr>
           <w:lang w:val="sw_KE" w:bidi="sw_KE"/>
@@ -7480,18 +5710,12 @@
         </w:rPr>
         <w:t>Wakati wa utawala wa Mfalme Yeroboamu II huko Israeli kutoka 793 hadi 753 KK, nabii Yona alisafiri kwa kusita kwenda Ninawi kutangaza hukumu (</w:t>
       </w:r>
-      <w:hyperlink r:id="rId282">
-        <w:r>
-          <w:rPr>
-            <w:lang w:val="sw_KE" w:bidi="sw_KE"/>
-          </w:rPr>
-          <w:rPr>
-            <w:color w:val="0000EE"/>
-            <w:u w:val="single"/>
-          </w:rPr>
-          <w:t>Yona 3–4</w:t>
-        </w:r>
-      </w:hyperlink>
+      <w:r>
+        <w:rPr>
+          <w:lang w:val="sw_KE" w:bidi="sw_KE"/>
+        </w:rPr>
+        <w:t>Yona 3–4</w:t>
+      </w:r>
       <w:r>
         <w:rPr>
           <w:lang w:val="sw_KE" w:bidi="sw_KE"/>
@@ -7523,36 +5747,24 @@
         </w:rPr>
         <w:t>Tiglath-pileseri III alichukua kiti cha enzi cha Ashuru na alifanya kazi ya kurejesha na kuimarisha udhibiti juu ya maeneo yote ya Ashuru. Pia alikua mfalme wa Babuloni, akifanya Ashuru kuwa nguvu kuu ya kijeshi na kiuchumi katika Mashariki ya Karibu. Alionyesha hekima ya kisiasa isiyo ya kawaida miongoni mwa wafalme wa Ashuru ambao kwa kawaida walikuwa wakatili. Mfalme Menahemu wa Israeli, ambaye alitawala kutoka 752 hadi 742 KK, alimlipa kodi (</w:t>
       </w:r>
-      <w:hyperlink r:id="rId283">
-        <w:r>
-          <w:rPr>
-            <w:lang w:val="sw_KE" w:bidi="sw_KE"/>
-          </w:rPr>
-          <w:rPr>
-            <w:color w:val="0000EE"/>
-            <w:u w:val="single"/>
-          </w:rPr>
-          <w:t>2 Wafalme 15:19–20</w:t>
-        </w:r>
-      </w:hyperlink>
+      <w:r>
+        <w:rPr>
+          <w:lang w:val="sw_KE" w:bidi="sw_KE"/>
+        </w:rPr>
+        <w:t>2 Wafalme 15:19–20</w:t>
+      </w:r>
       <w:r>
         <w:rPr>
           <w:lang w:val="sw_KE" w:bidi="sw_KE"/>
         </w:rPr>
         <w:t>), kama vile Tiro, Byblos, na Dameski. Wakati Mfalme Ahazi wa Yuda, ambaye alitawala kutoka 735 hadi 715 KK, alipoomba msaada dhidi ya Siria na Israeli (</w:t>
       </w:r>
-      <w:hyperlink r:id="rId284">
-        <w:r>
-          <w:rPr>
-            <w:lang w:val="sw_KE" w:bidi="sw_KE"/>
-          </w:rPr>
-          <w:rPr>
-            <w:color w:val="0000EE"/>
-            <w:u w:val="single"/>
-          </w:rPr>
-          <w:t>2 Wafalme 16:5–20</w:t>
-        </w:r>
-      </w:hyperlink>
+      <w:r>
+        <w:rPr>
+          <w:lang w:val="sw_KE" w:bidi="sw_KE"/>
+        </w:rPr>
+        <w:t>2 Wafalme 16:5–20</w:t>
+      </w:r>
       <w:r>
         <w:rPr>
           <w:lang w:val="sw_KE" w:bidi="sw_KE"/>
@@ -7584,36 +5796,24 @@
         </w:rPr>
         <w:t>Senakeribu alitumia utawala wake kupigana vita vingi vigumu. Anajulikana sana katika Biblia kwa kushambulia Yuda na kuzingira Yerusalemu mwaka 701 KK. Tukio hili lilitokea wakati wa utawala wa Mfalme Hezekia na wakati wa nabii Isaya (</w:t>
       </w:r>
-      <w:hyperlink r:id="rId285">
-        <w:r>
-          <w:rPr>
-            <w:lang w:val="sw_KE" w:bidi="sw_KE"/>
-          </w:rPr>
-          <w:rPr>
-            <w:color w:val="0000EE"/>
-            <w:u w:val="single"/>
-          </w:rPr>
-          <w:t>2 Wafalme 18:13–19:37</w:t>
-        </w:r>
-      </w:hyperlink>
-      <w:r>
-        <w:rPr>
-          <w:lang w:val="sw_KE" w:bidi="sw_KE"/>
-        </w:rPr>
-        <w:t xml:space="preserve">; </w:t>
-      </w:r>
-      <w:hyperlink r:id="rId286">
-        <w:r>
-          <w:rPr>
-            <w:lang w:val="sw_KE" w:bidi="sw_KE"/>
-          </w:rPr>
-          <w:rPr>
-            <w:color w:val="0000EE"/>
-            <w:u w:val="single"/>
-          </w:rPr>
-          <w:t>Isaya 36–37</w:t>
-        </w:r>
-      </w:hyperlink>
+      <w:r>
+        <w:rPr>
+          <w:lang w:val="sw_KE" w:bidi="sw_KE"/>
+        </w:rPr>
+        <w:t>2 Wafalme 18:13–19:37</w:t>
+      </w:r>
+      <w:r>
+        <w:rPr>
+          <w:lang w:val="sw_KE" w:bidi="sw_KE"/>
+        </w:rPr>
+        <w:t xml:space="preserve">; </w:t>
+      </w:r>
+      <w:r>
+        <w:rPr>
+          <w:lang w:val="sw_KE" w:bidi="sw_KE"/>
+        </w:rPr>
+        <w:t>Isaya 36–37</w:t>
+      </w:r>
       <w:r>
         <w:rPr>
           <w:lang w:val="sw_KE" w:bidi="sw_KE"/>
@@ -7645,18 +5845,12 @@
         </w:rPr>
         <w:t xml:space="preserve">Ashurbanipal aliteka No-Amoni (Thebes) huko Misri, akipata ushindi mkubwa zaidi katika historia ya Ashuru (tazama </w:t>
       </w:r>
-      <w:hyperlink r:id="rId287">
-        <w:r>
-          <w:rPr>
-            <w:lang w:val="sw_KE" w:bidi="sw_KE"/>
-          </w:rPr>
-          <w:rPr>
-            <w:color w:val="0000EE"/>
-            <w:u w:val="single"/>
-          </w:rPr>
-          <w:t>Nahumu 3:3–10</w:t>
-        </w:r>
-      </w:hyperlink>
+      <w:r>
+        <w:rPr>
+          <w:lang w:val="sw_KE" w:bidi="sw_KE"/>
+        </w:rPr>
+        <w:t>Nahumu 3:3–10</w:t>
+      </w:r>
       <w:r>
         <w:rPr>
           <w:lang w:val="sw_KE" w:bidi="sw_KE"/>
@@ -7688,18 +5882,12 @@
         </w:rPr>
         <w:t xml:space="preserve">Mnamomwaka wa 626 KK, Nabopolassar alikua mfalme wa Babuloni, akitawala kutoka 626 hadi 605 KK, na akaungana na Wamedi. Muungano huu ulifanya mafanikio ya Babuloni dhidi ya Ashuru kuwa karibu na uhakika. Mnamo 612 KK, vikosi vyao vilivyoungana vilianzisha shambulio la mwisho kwenye Ninawi. Baada ya kuzingirwa kwa miezi mitatu, mji huo wenye nguvu ulianguka (tazama </w:t>
       </w:r>
-      <w:hyperlink r:id="rId288">
-        <w:r>
-          <w:rPr>
-            <w:lang w:val="sw_KE" w:bidi="sw_KE"/>
-          </w:rPr>
-          <w:rPr>
-            <w:color w:val="0000EE"/>
-            <w:u w:val="single"/>
-          </w:rPr>
-          <w:t>Nahumu 1:8</w:t>
-        </w:r>
-      </w:hyperlink>
+      <w:r>
+        <w:rPr>
+          <w:lang w:val="sw_KE" w:bidi="sw_KE"/>
+        </w:rPr>
+        <w:t>Nahumu 1:8</w:t>
+      </w:r>
       <w:r>
         <w:rPr>
           <w:lang w:val="sw_KE" w:bidi="sw_KE"/>
@@ -7729,18 +5917,12 @@
           <w:lang w:val="sw_KE" w:bidi="sw_KE"/>
         </w:rPr>
       </w:r>
-      <w:hyperlink r:id="rId289">
-        <w:r>
-          <w:rPr>
-            <w:lang w:val="sw_KE" w:bidi="sw_KE"/>
-          </w:rPr>
-          <w:rPr>
-            <w:color w:val="0000EE"/>
-            <w:u w:val="single"/>
-          </w:rPr>
-          <w:t>2 Wafalme 15:19–19:37</w:t>
-        </w:r>
-      </w:hyperlink>
+      <w:r>
+        <w:rPr>
+          <w:lang w:val="sw_KE" w:bidi="sw_KE"/>
+        </w:rPr>
+        <w:t>2 Wafalme 15:19–19:37</w:t>
+      </w:r>
       <w:r>
         <w:rPr>
           <w:lang w:val="sw_KE" w:bidi="sw_KE"/>
